--- a/Etapa Construcción - Iteración 1/Diseño/Modelo de Diseño-Kairos-NexTech.docx
+++ b/Etapa Construcción - Iteración 1/Diseño/Modelo de Diseño-Kairos-NexTech.docx
@@ -256,12 +256,12 @@
                 <wp:extent cx="7952740" cy="823595"/>
                 <wp:effectExtent b="0" l="0" r="0" t="0"/>
                 <wp:wrapNone/>
-                <wp:docPr id="41" name="image22.png"/>
+                <wp:docPr id="41" name="image18.png"/>
                 <a:graphic>
                   <a:graphicData uri="http://schemas.openxmlformats.org/drawingml/2006/picture">
                     <pic:pic>
                       <pic:nvPicPr>
-                        <pic:cNvPr id="0" name="image22.png"/>
+                        <pic:cNvPr id="0" name="image18.png"/>
                         <pic:cNvPicPr preferRelativeResize="0"/>
                       </pic:nvPicPr>
                       <pic:blipFill>
@@ -376,12 +376,12 @@
                 <wp:extent cx="116205" cy="11240770"/>
                 <wp:effectExtent b="0" l="0" r="0" t="0"/>
                 <wp:wrapNone/>
-                <wp:docPr id="40" name="image21.png"/>
+                <wp:docPr id="40" name="image17.png"/>
                 <a:graphic>
                   <a:graphicData uri="http://schemas.openxmlformats.org/drawingml/2006/picture">
                     <pic:pic>
                       <pic:nvPicPr>
-                        <pic:cNvPr id="0" name="image21.png"/>
+                        <pic:cNvPr id="0" name="image17.png"/>
                         <pic:cNvPicPr preferRelativeResize="0"/>
                       </pic:nvPicPr>
                       <pic:blipFill>
@@ -496,12 +496,12 @@
                 <wp:extent cx="116205" cy="11240770"/>
                 <wp:effectExtent b="0" l="0" r="0" t="0"/>
                 <wp:wrapNone/>
-                <wp:docPr id="43" name="image24.png"/>
+                <wp:docPr id="43" name="image21.png"/>
                 <a:graphic>
                   <a:graphicData uri="http://schemas.openxmlformats.org/drawingml/2006/picture">
                     <pic:pic>
                       <pic:nvPicPr>
-                        <pic:cNvPr id="0" name="image24.png"/>
+                        <pic:cNvPr id="0" name="image21.png"/>
                         <pic:cNvPicPr preferRelativeResize="0"/>
                       </pic:nvPicPr>
                       <pic:blipFill>
@@ -616,12 +616,12 @@
                 <wp:extent cx="7952740" cy="823595"/>
                 <wp:effectExtent b="0" l="0" r="0" t="0"/>
                 <wp:wrapNone/>
-                <wp:docPr id="42" name="image23.png"/>
+                <wp:docPr id="42" name="image19.png"/>
                 <a:graphic>
                   <a:graphicData uri="http://schemas.openxmlformats.org/drawingml/2006/picture">
                     <pic:pic>
                       <pic:nvPicPr>
-                        <pic:cNvPr id="0" name="image23.png"/>
+                        <pic:cNvPr id="0" name="image19.png"/>
                         <pic:cNvPicPr preferRelativeResize="0"/>
                       </pic:nvPicPr>
                       <pic:blipFill>
@@ -993,12 +993,12 @@
             <wp:extent cx="1304925" cy="2019300"/>
             <wp:effectExtent b="0" l="0" r="0" t="0"/>
             <wp:wrapSquare wrapText="bothSides" distB="0" distT="0" distL="114300" distR="114300"/>
-            <wp:docPr descr="UNPA.JPG" id="51" name="image7.jpg"/>
+            <wp:docPr descr="UNPA.JPG" id="52" name="image2.jpg"/>
             <a:graphic>
               <a:graphicData uri="http://schemas.openxmlformats.org/drawingml/2006/picture">
                 <pic:pic>
                   <pic:nvPicPr>
-                    <pic:cNvPr descr="UNPA.JPG" id="0" name="image7.jpg"/>
+                    <pic:cNvPr descr="UNPA.JPG" id="0" name="image2.jpg"/>
                     <pic:cNvPicPr preferRelativeResize="0"/>
                   </pic:nvPicPr>
                   <pic:blipFill>
@@ -1197,12 +1197,12 @@
                 <wp:extent cx="2073275" cy="7343409"/>
                 <wp:effectExtent b="0" l="0" r="0" t="0"/>
                 <wp:wrapSquare wrapText="bothSides" distB="0" distT="0" distL="114300" distR="114300"/>
-                <wp:docPr id="38" name="image19.png"/>
+                <wp:docPr id="38" name="image15.png"/>
                 <a:graphic>
                   <a:graphicData uri="http://schemas.openxmlformats.org/drawingml/2006/picture">
                     <pic:pic>
                       <pic:nvPicPr>
-                        <pic:cNvPr id="0" name="image19.png"/>
+                        <pic:cNvPr id="0" name="image15.png"/>
                         <pic:cNvPicPr preferRelativeResize="0"/>
                       </pic:nvPicPr>
                       <pic:blipFill>
@@ -1304,12 +1304,12 @@
             <wp:extent cx="1200150" cy="1200150"/>
             <wp:effectExtent b="0" l="0" r="0" t="0"/>
             <wp:wrapSquare wrapText="bothSides" distB="0" distT="0" distL="114300" distR="114300"/>
-            <wp:docPr descr="psi-negro.png" id="53" name="image15.png"/>
+            <wp:docPr descr="psi-negro.png" id="53" name="image1.png"/>
             <a:graphic>
               <a:graphicData uri="http://schemas.openxmlformats.org/drawingml/2006/picture">
                 <pic:pic>
                   <pic:nvPicPr>
-                    <pic:cNvPr descr="psi-negro.png" id="0" name="image15.png"/>
+                    <pic:cNvPr descr="psi-negro.png" id="0" name="image1.png"/>
                     <pic:cNvPicPr preferRelativeResize="0"/>
                   </pic:nvPicPr>
                   <pic:blipFill>
@@ -1436,7 +1436,7 @@
     </w:p>
     <w:sdt>
       <w:sdtPr>
-        <w:id w:val="1114197640"/>
+        <w:id w:val="219251701"/>
         <w:docPartObj>
           <w:docPartGallery w:val="Table of Contents"/>
           <w:docPartUnique w:val="1"/>
@@ -3153,7 +3153,7 @@
     <w:sdt>
       <w:sdtPr>
         <w:lock w:val="contentLocked"/>
-        <w:id w:val="-1486348800"/>
+        <w:id w:val="1989235162"/>
         <w:tag w:val="goog_rdk_1"/>
       </w:sdtPr>
       <w:sdtContent>
@@ -3534,7 +3534,7 @@
                 </w:pPr>
                 <w:sdt>
                   <w:sdtPr>
-                    <w:id w:val="-2118055688"/>
+                    <w:id w:val="-1632421907"/>
                     <w:tag w:val="goog_rdk_0"/>
                   </w:sdtPr>
                   <w:sdtContent>
@@ -4868,12 +4868,12 @@
           <wp:inline distB="114300" distT="114300" distL="114300" distR="114300">
             <wp:extent cx="5399730" cy="3860800"/>
             <wp:effectExtent b="0" l="0" r="0" t="0"/>
-            <wp:docPr id="49" name="image6.png"/>
+            <wp:docPr id="50" name="image3.png"/>
             <a:graphic>
               <a:graphicData uri="http://schemas.openxmlformats.org/drawingml/2006/picture">
                 <pic:pic>
                   <pic:nvPicPr>
-                    <pic:cNvPr id="0" name="image6.png"/>
+                    <pic:cNvPr id="0" name="image3.png"/>
                     <pic:cNvPicPr preferRelativeResize="0"/>
                   </pic:nvPicPr>
                   <pic:blipFill>
@@ -4973,7 +4973,7 @@
     <w:sdt>
       <w:sdtPr>
         <w:lock w:val="contentLocked"/>
-        <w:id w:val="2024783844"/>
+        <w:id w:val="298794760"/>
         <w:tag w:val="goog_rdk_2"/>
       </w:sdtPr>
       <w:sdtContent>
@@ -7092,12 +7092,12 @@
             <wp:extent cx="7039928" cy="5110908"/>
             <wp:effectExtent b="0" l="0" r="0" t="0"/>
             <wp:wrapSquare wrapText="bothSides" distB="114300" distT="114300" distL="114300" distR="114300"/>
-            <wp:docPr id="50" name="image9.png"/>
+            <wp:docPr id="51" name="image23.png"/>
             <a:graphic>
               <a:graphicData uri="http://schemas.openxmlformats.org/drawingml/2006/picture">
                 <pic:pic>
                   <pic:nvPicPr>
-                    <pic:cNvPr id="0" name="image9.png"/>
+                    <pic:cNvPr id="0" name="image23.png"/>
                     <pic:cNvPicPr preferRelativeResize="0"/>
                   </pic:nvPicPr>
                   <pic:blipFill>
@@ -7176,7 +7176,7 @@
     <w:sdt>
       <w:sdtPr>
         <w:lock w:val="contentLocked"/>
-        <w:id w:val="-1110986413"/>
+        <w:id w:val="-1938334716"/>
         <w:tag w:val="goog_rdk_3"/>
       </w:sdtPr>
       <w:sdtContent>
@@ -9172,12 +9172,12 @@
             <wp:extent cx="6482080" cy="4652211"/>
             <wp:effectExtent b="0" l="0" r="0" t="0"/>
             <wp:wrapSquare wrapText="bothSides" distB="114300" distT="114300" distL="114300" distR="114300"/>
-            <wp:docPr id="44" name="image5.png"/>
+            <wp:docPr id="44" name="image6.png"/>
             <a:graphic>
               <a:graphicData uri="http://schemas.openxmlformats.org/drawingml/2006/picture">
                 <pic:pic>
                   <pic:nvPicPr>
-                    <pic:cNvPr id="0" name="image5.png"/>
+                    <pic:cNvPr id="0" name="image6.png"/>
                     <pic:cNvPicPr preferRelativeResize="0"/>
                   </pic:nvPicPr>
                   <pic:blipFill>
@@ -9301,7 +9301,7 @@
       <w:pPr>
         <w:pStyle w:val="Heading2"/>
         <w:spacing w:after="60" w:before="120" w:lineRule="auto"/>
-        <w:ind w:left="0" w:firstLine="0"/>
+        <w:ind w:left="0"/>
         <w:rPr>
           <w:rFonts w:ascii="Arial" w:cs="Arial" w:eastAsia="Arial" w:hAnsi="Arial"/>
           <w:color w:val="000000"/>
@@ -9309,7 +9309,7 @@
           <w:szCs w:val="22"/>
         </w:rPr>
       </w:pPr>
-      <w:bookmarkStart w:colFirst="0" w:colLast="0" w:name="_heading=h.v1atl8th7fni" w:id="15"/>
+      <w:bookmarkStart w:colFirst="0" w:colLast="0" w:name="_heading=h.ysybdtgai5pl" w:id="15"/>
       <w:bookmarkEnd w:id="15"/>
       <w:r>
         <w:rPr>
@@ -9320,7 +9320,7 @@
     <w:sdt>
       <w:sdtPr>
         <w:lock w:val="contentLocked"/>
-        <w:id w:val="473919167"/>
+        <w:id w:val="1171555315"/>
         <w:tag w:val="goog_rdk_4"/>
       </w:sdtPr>
       <w:sdtContent>
@@ -9374,7 +9374,7 @@
                 <w:pPr>
                   <w:widowControl w:val="0"/>
                   <w:spacing w:before="0" w:line="240" w:lineRule="auto"/>
-                  <w:ind w:left="0" w:firstLine="0"/>
+                  <w:ind w:left="0"/>
                   <w:rPr>
                     <w:rFonts w:ascii="Arial" w:cs="Arial" w:eastAsia="Arial" w:hAnsi="Arial"/>
                   </w:rPr>
@@ -9403,7 +9403,7 @@
                 <w:pPr>
                   <w:widowControl w:val="0"/>
                   <w:spacing w:before="0" w:line="240" w:lineRule="auto"/>
-                  <w:ind w:left="0" w:firstLine="0"/>
+                  <w:ind w:left="0"/>
                   <w:rPr>
                     <w:rFonts w:ascii="Arial" w:cs="Arial" w:eastAsia="Arial" w:hAnsi="Arial"/>
                   </w:rPr>
@@ -9440,7 +9440,7 @@
                 <w:pPr>
                   <w:widowControl w:val="0"/>
                   <w:spacing w:before="0" w:line="240" w:lineRule="auto"/>
-                  <w:ind w:left="0" w:firstLine="0"/>
+                  <w:ind w:left="0"/>
                   <w:rPr>
                     <w:rFonts w:ascii="Arial" w:cs="Arial" w:eastAsia="Arial" w:hAnsi="Arial"/>
                   </w:rPr>
@@ -9469,7 +9469,7 @@
                 <w:pPr>
                   <w:widowControl w:val="0"/>
                   <w:spacing w:before="0" w:line="240" w:lineRule="auto"/>
-                  <w:ind w:left="0" w:firstLine="0"/>
+                  <w:ind w:left="0"/>
                   <w:rPr>
                     <w:rFonts w:ascii="Arial" w:cs="Arial" w:eastAsia="Arial" w:hAnsi="Arial"/>
                   </w:rPr>
@@ -9506,7 +9506,7 @@
                 <w:pPr>
                   <w:widowControl w:val="0"/>
                   <w:spacing w:before="0" w:line="240" w:lineRule="auto"/>
-                  <w:ind w:left="0" w:firstLine="0"/>
+                  <w:ind w:left="0"/>
                   <w:rPr>
                     <w:rFonts w:ascii="Arial" w:cs="Arial" w:eastAsia="Arial" w:hAnsi="Arial"/>
                   </w:rPr>
@@ -9535,24 +9535,24 @@
                 <w:pPr>
                   <w:widowControl w:val="0"/>
                   <w:spacing w:before="0" w:line="240" w:lineRule="auto"/>
-                  <w:ind w:left="0" w:firstLine="0"/>
-                  <w:rPr>
-                    <w:rFonts w:ascii="Arial" w:cs="Arial" w:eastAsia="Arial" w:hAnsi="Arial"/>
-                  </w:rPr>
-                </w:pPr>
-                <w:r>
-                  <w:rPr>
-                    <w:rFonts w:ascii="Arial" w:cs="Arial" w:eastAsia="Arial" w:hAnsi="Arial"/>
-                    <w:rtl w:val="0"/>
-                  </w:rPr>
-                  <w:t xml:space="preserve">El actor  debe estar autenticado en el sistema.</w:t>
+                  <w:ind w:left="0"/>
+                  <w:rPr>
+                    <w:rFonts w:ascii="Arial" w:cs="Arial" w:eastAsia="Arial" w:hAnsi="Arial"/>
+                  </w:rPr>
+                </w:pPr>
+                <w:r>
+                  <w:rPr>
+                    <w:rFonts w:ascii="Arial" w:cs="Arial" w:eastAsia="Arial" w:hAnsi="Arial"/>
+                    <w:rtl w:val="0"/>
+                  </w:rPr>
+                  <w:t xml:space="preserve">El actor debe estar autenticado en el sistema.</w:t>
                 </w:r>
               </w:p>
               <w:p>
                 <w:pPr>
                   <w:widowControl w:val="0"/>
                   <w:spacing w:before="0" w:line="240" w:lineRule="auto"/>
-                  <w:ind w:left="0" w:firstLine="0"/>
+                  <w:ind w:left="0"/>
                   <w:rPr>
                     <w:rFonts w:ascii="Arial" w:cs="Arial" w:eastAsia="Arial" w:hAnsi="Arial"/>
                   </w:rPr>
@@ -9589,7 +9589,7 @@
                 <w:pPr>
                   <w:widowControl w:val="0"/>
                   <w:spacing w:before="0" w:line="240" w:lineRule="auto"/>
-                  <w:ind w:left="0" w:firstLine="0"/>
+                  <w:ind w:left="0"/>
                   <w:rPr>
                     <w:rFonts w:ascii="Arial" w:cs="Arial" w:eastAsia="Arial" w:hAnsi="Arial"/>
                   </w:rPr>
@@ -9618,7 +9618,7 @@
                 <w:pPr>
                   <w:widowControl w:val="0"/>
                   <w:spacing w:before="0" w:line="240" w:lineRule="auto"/>
-                  <w:ind w:left="0" w:firstLine="0"/>
+                  <w:ind w:left="0"/>
                   <w:rPr>
                     <w:rFonts w:ascii="Arial" w:cs="Arial" w:eastAsia="Arial" w:hAnsi="Arial"/>
                   </w:rPr>
@@ -9653,7 +9653,7 @@
                 <w:pPr>
                   <w:widowControl w:val="0"/>
                   <w:spacing w:before="0" w:line="240" w:lineRule="auto"/>
-                  <w:ind w:left="0" w:firstLine="0"/>
+                  <w:ind w:left="0"/>
                   <w:rPr>
                     <w:rFonts w:ascii="Arial" w:cs="Arial" w:eastAsia="Arial" w:hAnsi="Arial"/>
                   </w:rPr>
@@ -9682,7 +9682,7 @@
                 <w:pPr>
                   <w:widowControl w:val="0"/>
                   <w:spacing w:before="0" w:line="240" w:lineRule="auto"/>
-                  <w:ind w:left="0" w:firstLine="0"/>
+                  <w:ind w:left="0"/>
                   <w:rPr>
                     <w:rFonts w:ascii="Arial" w:cs="Arial" w:eastAsia="Arial" w:hAnsi="Arial"/>
                   </w:rPr>
@@ -9711,7 +9711,7 @@
                 <w:pPr>
                   <w:widowControl w:val="0"/>
                   <w:spacing w:before="0" w:line="240" w:lineRule="auto"/>
-                  <w:ind w:left="0" w:firstLine="0"/>
+                  <w:ind w:left="0"/>
                   <w:rPr>
                     <w:rFonts w:ascii="Arial" w:cs="Arial" w:eastAsia="Arial" w:hAnsi="Arial"/>
                   </w:rPr>
@@ -9748,7 +9748,7 @@
                 <w:pPr>
                   <w:widowControl w:val="0"/>
                   <w:spacing w:before="0" w:line="240" w:lineRule="auto"/>
-                  <w:ind w:left="0" w:firstLine="0"/>
+                  <w:ind w:left="0"/>
                   <w:rPr>
                     <w:rFonts w:ascii="Arial" w:cs="Arial" w:eastAsia="Arial" w:hAnsi="Arial"/>
                   </w:rPr>
@@ -9775,7 +9775,7 @@
                 <w:pPr>
                   <w:widowControl w:val="0"/>
                   <w:spacing w:before="0" w:line="240" w:lineRule="auto"/>
-                  <w:ind w:left="0" w:firstLine="0"/>
+                  <w:ind w:left="0"/>
                   <w:jc w:val="center"/>
                   <w:rPr>
                     <w:rFonts w:ascii="Arial" w:cs="Arial" w:eastAsia="Arial" w:hAnsi="Arial"/>
@@ -9805,17 +9805,92 @@
                 <w:pPr>
                   <w:widowControl w:val="0"/>
                   <w:spacing w:before="0" w:line="240" w:lineRule="auto"/>
-                  <w:ind w:left="0" w:firstLine="0"/>
-                  <w:rPr>
-                    <w:rFonts w:ascii="Arial" w:cs="Arial" w:eastAsia="Arial" w:hAnsi="Arial"/>
-                  </w:rPr>
-                </w:pPr>
-                <w:r>
-                  <w:rPr>
-                    <w:rFonts w:ascii="Arial" w:cs="Arial" w:eastAsia="Arial" w:hAnsi="Arial"/>
-                    <w:rtl w:val="0"/>
-                  </w:rPr>
-                  <w:t xml:space="preserve">El actor selecciona la opción “Registrar Tiempo” desde la PantallaInicio. La PantallaInicio envía el evento a la InterfazUsuario. La InterfazUsuario envía el evento al ManejadorTarea.</w:t>
+                  <w:ind w:left="0"/>
+                  <w:rPr>
+                    <w:rFonts w:ascii="Arial" w:cs="Arial" w:eastAsia="Arial" w:hAnsi="Arial"/>
+                  </w:rPr>
+                </w:pPr>
+                <w:r>
+                  <w:rPr>
+                    <w:rFonts w:ascii="Arial" w:cs="Arial" w:eastAsia="Arial" w:hAnsi="Arial"/>
+                    <w:rtl w:val="0"/>
+                  </w:rPr>
+                  <w:t xml:space="preserve">El actor selecciona la opción “Registrar Tiempo” desde la </w:t>
+                </w:r>
+                <w:r>
+                  <w:rPr>
+                    <w:rFonts w:ascii="Arial" w:cs="Arial" w:eastAsia="Arial" w:hAnsi="Arial"/>
+                    <w:u w:val="single"/>
+                    <w:rtl w:val="0"/>
+                  </w:rPr>
+                  <w:t xml:space="preserve">PantallaInicio</w:t>
+                </w:r>
+                <w:r>
+                  <w:rPr>
+                    <w:rFonts w:ascii="Arial" w:cs="Arial" w:eastAsia="Arial" w:hAnsi="Arial"/>
+                    <w:rtl w:val="0"/>
+                  </w:rPr>
+                  <w:t xml:space="preserve">. La</w:t>
+                </w:r>
+                <w:r>
+                  <w:rPr>
+                    <w:rFonts w:ascii="Arial" w:cs="Arial" w:eastAsia="Arial" w:hAnsi="Arial"/>
+                    <w:u w:val="single"/>
+                    <w:rtl w:val="0"/>
+                  </w:rPr>
+                  <w:t xml:space="preserve"> PantallaInicio</w:t>
+                </w:r>
+                <w:r>
+                  <w:rPr>
+                    <w:rFonts w:ascii="Arial" w:cs="Arial" w:eastAsia="Arial" w:hAnsi="Arial"/>
+                    <w:rtl w:val="0"/>
+                  </w:rPr>
+                  <w:t xml:space="preserve"> envía el evento a la </w:t>
+                </w:r>
+                <w:r>
+                  <w:rPr>
+                    <w:rFonts w:ascii="Arial" w:cs="Arial" w:eastAsia="Arial" w:hAnsi="Arial"/>
+                    <w:u w:val="single"/>
+                    <w:rtl w:val="0"/>
+                  </w:rPr>
+                  <w:t xml:space="preserve">InterfazUsuario</w:t>
+                </w:r>
+                <w:r>
+                  <w:rPr>
+                    <w:rFonts w:ascii="Arial" w:cs="Arial" w:eastAsia="Arial" w:hAnsi="Arial"/>
+                    <w:rtl w:val="0"/>
+                  </w:rPr>
+                  <w:t xml:space="preserve">. La </w:t>
+                </w:r>
+                <w:r>
+                  <w:rPr>
+                    <w:rFonts w:ascii="Arial" w:cs="Arial" w:eastAsia="Arial" w:hAnsi="Arial"/>
+                    <w:u w:val="single"/>
+                    <w:rtl w:val="0"/>
+                  </w:rPr>
+                  <w:t xml:space="preserve">InterfazUsuario</w:t>
+                </w:r>
+                <w:r>
+                  <w:rPr>
+                    <w:rFonts w:ascii="Arial" w:cs="Arial" w:eastAsia="Arial" w:hAnsi="Arial"/>
+                    <w:rtl w:val="0"/>
+                  </w:rPr>
+                  <w:t xml:space="preserve"> envía el evento al </w:t>
+                </w:r>
+                <w:r>
+                  <w:rPr>
+                    <w:rFonts w:ascii="Arial" w:cs="Arial" w:eastAsia="Arial" w:hAnsi="Arial"/>
+                    <w:u w:val="single"/>
+                    <w:rtl w:val="0"/>
+                  </w:rPr>
+                  <w:t xml:space="preserve">ManejadorTarea</w:t>
+                </w:r>
+                <w:r>
+                  <w:rPr>
+                    <w:rFonts w:ascii="Arial" w:cs="Arial" w:eastAsia="Arial" w:hAnsi="Arial"/>
+                    <w:rtl w:val="0"/>
+                  </w:rPr>
+                  <w:t xml:space="preserve">.</w:t>
                 </w:r>
               </w:p>
             </w:tc>
@@ -9840,21 +9915,9 @@
               </w:tcPr>
               <w:p>
                 <w:pPr>
-                  <w:keepNext w:val="0"/>
-                  <w:keepLines w:val="0"/>
-                  <w:pageBreakBefore w:val="0"/>
-                  <w:widowControl w:val="0"/>
-                  <w:pBdr>
-                    <w:top w:space="0" w:sz="0" w:val="nil"/>
-                    <w:left w:space="0" w:sz="0" w:val="nil"/>
-                    <w:bottom w:space="0" w:sz="0" w:val="nil"/>
-                    <w:right w:space="0" w:sz="0" w:val="nil"/>
-                    <w:between w:space="0" w:sz="0" w:val="nil"/>
-                  </w:pBdr>
-                  <w:shd w:fill="auto" w:val="clear"/>
-                  <w:spacing w:after="0" w:before="0" w:line="276" w:lineRule="auto"/>
-                  <w:ind w:left="0" w:right="0" w:firstLine="0"/>
-                  <w:jc w:val="left"/>
+                  <w:widowControl w:val="0"/>
+                  <w:spacing w:before="0" w:line="276" w:lineRule="auto"/>
+                  <w:ind w:left="0"/>
                   <w:rPr>
                     <w:rFonts w:ascii="Arial" w:cs="Arial" w:eastAsia="Arial" w:hAnsi="Arial"/>
                   </w:rPr>
@@ -9881,7 +9944,7 @@
                 <w:pPr>
                   <w:widowControl w:val="0"/>
                   <w:spacing w:before="0" w:line="240" w:lineRule="auto"/>
-                  <w:ind w:left="0" w:firstLine="0"/>
+                  <w:ind w:left="0"/>
                   <w:jc w:val="center"/>
                   <w:rPr>
                     <w:rFonts w:ascii="Arial" w:cs="Arial" w:eastAsia="Arial" w:hAnsi="Arial"/>
@@ -9911,34 +9974,109 @@
                 <w:pPr>
                   <w:widowControl w:val="0"/>
                   <w:spacing w:before="0" w:line="240" w:lineRule="auto"/>
-                  <w:ind w:left="0" w:firstLine="0"/>
-                  <w:rPr>
-                    <w:rFonts w:ascii="Arial" w:cs="Arial" w:eastAsia="Arial" w:hAnsi="Arial"/>
-                  </w:rPr>
-                </w:pPr>
-                <w:r>
-                  <w:rPr>
-                    <w:rFonts w:ascii="Arial" w:cs="Arial" w:eastAsia="Arial" w:hAnsi="Arial"/>
-                    <w:rtl w:val="0"/>
-                  </w:rPr>
-                  <w:t xml:space="preserve">El ManejadorTarea solicita desplegarPantallaTiempos al InterfazUsuario.</w:t>
+                  <w:ind w:left="0"/>
+                  <w:rPr>
+                    <w:rFonts w:ascii="Arial" w:cs="Arial" w:eastAsia="Arial" w:hAnsi="Arial"/>
+                  </w:rPr>
+                </w:pPr>
+                <w:r>
+                  <w:rPr>
+                    <w:rFonts w:ascii="Arial" w:cs="Arial" w:eastAsia="Arial" w:hAnsi="Arial"/>
+                    <w:rtl w:val="0"/>
+                  </w:rPr>
+                  <w:t xml:space="preserve">El </w:t>
+                </w:r>
+                <w:r>
+                  <w:rPr>
+                    <w:rFonts w:ascii="Arial" w:cs="Arial" w:eastAsia="Arial" w:hAnsi="Arial"/>
+                    <w:u w:val="single"/>
+                    <w:rtl w:val="0"/>
+                  </w:rPr>
+                  <w:t xml:space="preserve">ManejadorTarea</w:t>
+                </w:r>
+                <w:r>
+                  <w:rPr>
+                    <w:rFonts w:ascii="Arial" w:cs="Arial" w:eastAsia="Arial" w:hAnsi="Arial"/>
+                    <w:rtl w:val="0"/>
+                  </w:rPr>
+                  <w:t xml:space="preserve"> solicita </w:t>
+                </w:r>
+                <w:r>
+                  <w:rPr>
+                    <w:rFonts w:ascii="Arial" w:cs="Arial" w:eastAsia="Arial" w:hAnsi="Arial"/>
+                    <w:i w:val="1"/>
+                    <w:rtl w:val="0"/>
+                  </w:rPr>
+                  <w:t xml:space="preserve">desplegarPantallaTiempos</w:t>
+                </w:r>
+                <w:r>
+                  <w:rPr>
+                    <w:rFonts w:ascii="Arial" w:cs="Arial" w:eastAsia="Arial" w:hAnsi="Arial"/>
+                    <w:rtl w:val="0"/>
+                  </w:rPr>
+                  <w:t xml:space="preserve"> al </w:t>
+                </w:r>
+                <w:r>
+                  <w:rPr>
+                    <w:rFonts w:ascii="Arial" w:cs="Arial" w:eastAsia="Arial" w:hAnsi="Arial"/>
+                    <w:u w:val="single"/>
+                    <w:rtl w:val="0"/>
+                  </w:rPr>
+                  <w:t xml:space="preserve">InterfazUsuario</w:t>
+                </w:r>
+                <w:r>
+                  <w:rPr>
+                    <w:rFonts w:ascii="Arial" w:cs="Arial" w:eastAsia="Arial" w:hAnsi="Arial"/>
+                    <w:rtl w:val="0"/>
+                  </w:rPr>
+                  <w:t xml:space="preserve">.</w:t>
                 </w:r>
               </w:p>
               <w:p>
                 <w:pPr>
                   <w:widowControl w:val="0"/>
                   <w:spacing w:before="0" w:line="240" w:lineRule="auto"/>
-                  <w:ind w:left="0" w:firstLine="0"/>
-                  <w:rPr>
-                    <w:rFonts w:ascii="Arial" w:cs="Arial" w:eastAsia="Arial" w:hAnsi="Arial"/>
-                  </w:rPr>
-                </w:pPr>
-                <w:r>
-                  <w:rPr>
-                    <w:rFonts w:ascii="Arial" w:cs="Arial" w:eastAsia="Arial" w:hAnsi="Arial"/>
-                    <w:rtl w:val="0"/>
-                  </w:rPr>
-                  <w:t xml:space="preserve">El InterfazUsuario solicita a la PantallaTiempos desplegarse. La PantallaTiempos se despliega.</w:t>
+                  <w:ind w:left="0"/>
+                  <w:rPr>
+                    <w:rFonts w:ascii="Arial" w:cs="Arial" w:eastAsia="Arial" w:hAnsi="Arial"/>
+                  </w:rPr>
+                </w:pPr>
+                <w:r>
+                  <w:rPr>
+                    <w:rFonts w:ascii="Arial" w:cs="Arial" w:eastAsia="Arial" w:hAnsi="Arial"/>
+                    <w:rtl w:val="0"/>
+                  </w:rPr>
+                  <w:t xml:space="preserve">El InterfazUsuario solicita a la </w:t>
+                </w:r>
+                <w:r>
+                  <w:rPr>
+                    <w:rFonts w:ascii="Arial" w:cs="Arial" w:eastAsia="Arial" w:hAnsi="Arial"/>
+                    <w:u w:val="single"/>
+                    <w:rtl w:val="0"/>
+                  </w:rPr>
+                  <w:t xml:space="preserve">PantallaTiempos</w:t>
+                </w:r>
+                <w:r>
+                  <w:rPr>
+                    <w:rFonts w:ascii="Arial" w:cs="Arial" w:eastAsia="Arial" w:hAnsi="Arial"/>
+                    <w:rtl w:val="0"/>
+                  </w:rPr>
+                  <w:t xml:space="preserve"> desplegarse. La </w:t>
+                </w:r>
+                <w:r>
+                  <w:rPr>
+                    <w:rFonts w:ascii="Arial" w:cs="Arial" w:eastAsia="Arial" w:hAnsi="Arial"/>
+                    <w:u w:val="single"/>
+                    <w:rtl w:val="0"/>
+                  </w:rPr>
+                  <w:t xml:space="preserve">PantallaTiempos</w:t>
+                </w:r>
+                <w:r>
+                  <w:rPr>
+                    <w:rFonts w:ascii="Arial" w:cs="Arial" w:eastAsia="Arial" w:hAnsi="Arial"/>
+                    <w:rtl w:val="0"/>
+                  </w:rPr>
+                  <w:t xml:space="preserve"> se despliega.</w:t>
                 </w:r>
               </w:p>
             </w:tc>
@@ -9964,7 +10102,7 @@
                 <w:pPr>
                   <w:widowControl w:val="0"/>
                   <w:spacing w:before="0" w:line="240" w:lineRule="auto"/>
-                  <w:ind w:left="0" w:firstLine="0"/>
+                  <w:ind w:left="0"/>
                   <w:rPr>
                     <w:rFonts w:ascii="Arial" w:cs="Arial" w:eastAsia="Arial" w:hAnsi="Arial"/>
                   </w:rPr>
@@ -9991,7 +10129,7 @@
                 <w:pPr>
                   <w:widowControl w:val="0"/>
                   <w:spacing w:before="0" w:line="240" w:lineRule="auto"/>
-                  <w:ind w:left="0" w:firstLine="0"/>
+                  <w:ind w:left="0"/>
                   <w:jc w:val="center"/>
                   <w:rPr>
                     <w:rFonts w:ascii="Arial" w:cs="Arial" w:eastAsia="Arial" w:hAnsi="Arial"/>
@@ -10021,17 +10159,107 @@
                 <w:pPr>
                   <w:widowControl w:val="0"/>
                   <w:spacing w:before="0" w:line="240" w:lineRule="auto"/>
-                  <w:ind w:left="0" w:firstLine="0"/>
-                  <w:rPr>
-                    <w:rFonts w:ascii="Arial" w:cs="Arial" w:eastAsia="Arial" w:hAnsi="Arial"/>
-                  </w:rPr>
-                </w:pPr>
-                <w:r>
-                  <w:rPr>
-                    <w:rFonts w:ascii="Arial" w:cs="Arial" w:eastAsia="Arial" w:hAnsi="Arial"/>
-                    <w:rtl w:val="0"/>
-                  </w:rPr>
-                  <w:t xml:space="preserve">El actor selecciona una tarea y presiona el botón “Iniciar”. La PantallaTiempos solicita validarEstadoTarea a InterfazUsuario. La InterfazUsuario envía la solicitud al ManejadorTarea. El ManejadorTarea envía la solicitud a InterfazBDD. La InterfazBDD envía la solicitud a la BDD y ésta valida la petición, cambiando el estado de la tarea.</w:t>
+                  <w:ind w:left="0"/>
+                  <w:rPr>
+                    <w:rFonts w:ascii="Arial" w:cs="Arial" w:eastAsia="Arial" w:hAnsi="Arial"/>
+                  </w:rPr>
+                </w:pPr>
+                <w:r>
+                  <w:rPr>
+                    <w:rFonts w:ascii="Arial" w:cs="Arial" w:eastAsia="Arial" w:hAnsi="Arial"/>
+                    <w:rtl w:val="0"/>
+                  </w:rPr>
+                  <w:t xml:space="preserve">El actor selecciona una tarea y presiona el botón “Iniciar”. La </w:t>
+                </w:r>
+                <w:r>
+                  <w:rPr>
+                    <w:rFonts w:ascii="Arial" w:cs="Arial" w:eastAsia="Arial" w:hAnsi="Arial"/>
+                    <w:u w:val="single"/>
+                    <w:rtl w:val="0"/>
+                  </w:rPr>
+                  <w:t xml:space="preserve">PantallaTiempos</w:t>
+                </w:r>
+                <w:r>
+                  <w:rPr>
+                    <w:rFonts w:ascii="Arial" w:cs="Arial" w:eastAsia="Arial" w:hAnsi="Arial"/>
+                    <w:rtl w:val="0"/>
+                  </w:rPr>
+                  <w:t xml:space="preserve"> solicita </w:t>
+                </w:r>
+                <w:r>
+                  <w:rPr>
+                    <w:rFonts w:ascii="Arial" w:cs="Arial" w:eastAsia="Arial" w:hAnsi="Arial"/>
+                    <w:i w:val="1"/>
+                    <w:rtl w:val="0"/>
+                  </w:rPr>
+                  <w:t xml:space="preserve">validarEstadoTarea</w:t>
+                </w:r>
+                <w:r>
+                  <w:rPr>
+                    <w:rFonts w:ascii="Arial" w:cs="Arial" w:eastAsia="Arial" w:hAnsi="Arial"/>
+                    <w:rtl w:val="0"/>
+                  </w:rPr>
+                  <w:t xml:space="preserve"> a </w:t>
+                </w:r>
+                <w:r>
+                  <w:rPr>
+                    <w:rFonts w:ascii="Arial" w:cs="Arial" w:eastAsia="Arial" w:hAnsi="Arial"/>
+                    <w:u w:val="single"/>
+                    <w:rtl w:val="0"/>
+                  </w:rPr>
+                  <w:t xml:space="preserve">InterfazUsuario</w:t>
+                </w:r>
+                <w:r>
+                  <w:rPr>
+                    <w:rFonts w:ascii="Arial" w:cs="Arial" w:eastAsia="Arial" w:hAnsi="Arial"/>
+                    <w:rtl w:val="0"/>
+                  </w:rPr>
+                  <w:t xml:space="preserve">. La </w:t>
+                </w:r>
+                <w:r>
+                  <w:rPr>
+                    <w:rFonts w:ascii="Arial" w:cs="Arial" w:eastAsia="Arial" w:hAnsi="Arial"/>
+                    <w:u w:val="single"/>
+                    <w:rtl w:val="0"/>
+                  </w:rPr>
+                  <w:t xml:space="preserve">InterfazUsuario</w:t>
+                </w:r>
+                <w:r>
+                  <w:rPr>
+                    <w:rFonts w:ascii="Arial" w:cs="Arial" w:eastAsia="Arial" w:hAnsi="Arial"/>
+                    <w:rtl w:val="0"/>
+                  </w:rPr>
+                  <w:t xml:space="preserve"> envía la solicitud al </w:t>
+                </w:r>
+                <w:r>
+                  <w:rPr>
+                    <w:rFonts w:ascii="Arial" w:cs="Arial" w:eastAsia="Arial" w:hAnsi="Arial"/>
+                    <w:u w:val="single"/>
+                    <w:rtl w:val="0"/>
+                  </w:rPr>
+                  <w:t xml:space="preserve">ManejadorTarea</w:t>
+                </w:r>
+                <w:r>
+                  <w:rPr>
+                    <w:rFonts w:ascii="Arial" w:cs="Arial" w:eastAsia="Arial" w:hAnsi="Arial"/>
+                    <w:rtl w:val="0"/>
+                  </w:rPr>
+                  <w:t xml:space="preserve">. El </w:t>
+                </w:r>
+                <w:r>
+                  <w:rPr>
+                    <w:rFonts w:ascii="Arial" w:cs="Arial" w:eastAsia="Arial" w:hAnsi="Arial"/>
+                    <w:u w:val="single"/>
+                    <w:rtl w:val="0"/>
+                  </w:rPr>
+                  <w:t xml:space="preserve">ManejadorTarea</w:t>
+                </w:r>
+                <w:r>
+                  <w:rPr>
+                    <w:rFonts w:ascii="Arial" w:cs="Arial" w:eastAsia="Arial" w:hAnsi="Arial"/>
+                    <w:rtl w:val="0"/>
+                  </w:rPr>
+                  <w:t xml:space="preserve"> envía la solicita verificar el estado de la tarea.</w:t>
                 </w:r>
               </w:p>
             </w:tc>
@@ -10057,7 +10285,7 @@
                 <w:pPr>
                   <w:widowControl w:val="0"/>
                   <w:spacing w:before="0" w:line="240" w:lineRule="auto"/>
-                  <w:ind w:left="0" w:firstLine="0"/>
+                  <w:ind w:left="0"/>
                   <w:rPr>
                     <w:rFonts w:ascii="Arial" w:cs="Arial" w:eastAsia="Arial" w:hAnsi="Arial"/>
                   </w:rPr>
@@ -10084,7 +10312,7 @@
                 <w:pPr>
                   <w:widowControl w:val="0"/>
                   <w:spacing w:before="0" w:line="240" w:lineRule="auto"/>
-                  <w:ind w:left="0" w:firstLine="0"/>
+                  <w:ind w:left="0"/>
                   <w:jc w:val="center"/>
                   <w:rPr>
                     <w:rFonts w:ascii="Arial" w:cs="Arial" w:eastAsia="Arial" w:hAnsi="Arial"/>
@@ -10114,17 +10342,47 @@
                 <w:pPr>
                   <w:widowControl w:val="0"/>
                   <w:spacing w:before="0" w:line="240" w:lineRule="auto"/>
-                  <w:ind w:left="0" w:firstLine="0"/>
-                  <w:rPr>
-                    <w:rFonts w:ascii="Arial" w:cs="Arial" w:eastAsia="Arial" w:hAnsi="Arial"/>
-                  </w:rPr>
-                </w:pPr>
-                <w:r>
-                  <w:rPr>
-                    <w:rFonts w:ascii="Arial" w:cs="Arial" w:eastAsia="Arial" w:hAnsi="Arial"/>
-                    <w:rtl w:val="0"/>
-                  </w:rPr>
-                  <w:t xml:space="preserve">El ManejadorTarea solicita a la InterfazApiTogglTrack iniciarCronometro. La InterfazApiTogglTrack envía la solicitud a la ApiTogglTrack, y ésta valida la acción.</w:t>
+                  <w:ind w:left="0"/>
+                  <w:rPr>
+                    <w:rFonts w:ascii="Arial" w:cs="Arial" w:eastAsia="Arial" w:hAnsi="Arial"/>
+                  </w:rPr>
+                </w:pPr>
+                <w:r>
+                  <w:rPr>
+                    <w:rFonts w:ascii="Arial" w:cs="Arial" w:eastAsia="Arial" w:hAnsi="Arial"/>
+                    <w:rtl w:val="0"/>
+                  </w:rPr>
+                  <w:t xml:space="preserve">El </w:t>
+                </w:r>
+                <w:r>
+                  <w:rPr>
+                    <w:rFonts w:ascii="Arial" w:cs="Arial" w:eastAsia="Arial" w:hAnsi="Arial"/>
+                    <w:u w:val="single"/>
+                    <w:rtl w:val="0"/>
+                  </w:rPr>
+                  <w:t xml:space="preserve">ManejadorTarea </w:t>
+                </w:r>
+                <w:r>
+                  <w:rPr>
+                    <w:rFonts w:ascii="Arial" w:cs="Arial" w:eastAsia="Arial" w:hAnsi="Arial"/>
+                    <w:rtl w:val="0"/>
+                  </w:rPr>
+                  <w:t xml:space="preserve">solicita al </w:t>
+                </w:r>
+                <w:r>
+                  <w:rPr>
+                    <w:rFonts w:ascii="Arial" w:cs="Arial" w:eastAsia="Arial" w:hAnsi="Arial"/>
+                    <w:u w:val="single"/>
+                    <w:rtl w:val="0"/>
+                  </w:rPr>
+                  <w:t xml:space="preserve">ManejadorRegistroTiempo </w:t>
+                </w:r>
+                <w:r>
+                  <w:rPr>
+                    <w:rFonts w:ascii="Arial" w:cs="Arial" w:eastAsia="Arial" w:hAnsi="Arial"/>
+                    <w:rtl w:val="0"/>
+                  </w:rPr>
+                  <w:t xml:space="preserve">iniciar el cronómetro.</w:t>
                 </w:r>
               </w:p>
             </w:tc>
@@ -10150,7 +10408,7 @@
                 <w:pPr>
                   <w:widowControl w:val="0"/>
                   <w:spacing w:before="0" w:line="240" w:lineRule="auto"/>
-                  <w:ind w:left="0" w:firstLine="0"/>
+                  <w:ind w:left="0"/>
                   <w:rPr>
                     <w:rFonts w:ascii="Arial" w:cs="Arial" w:eastAsia="Arial" w:hAnsi="Arial"/>
                   </w:rPr>
@@ -10177,7 +10435,7 @@
                 <w:pPr>
                   <w:widowControl w:val="0"/>
                   <w:spacing w:before="0" w:line="240" w:lineRule="auto"/>
-                  <w:ind w:left="0" w:firstLine="0"/>
+                  <w:ind w:left="0"/>
                   <w:jc w:val="center"/>
                   <w:rPr>
                     <w:rFonts w:ascii="Arial" w:cs="Arial" w:eastAsia="Arial" w:hAnsi="Arial"/>
@@ -10207,17 +10465,47 @@
                 <w:pPr>
                   <w:widowControl w:val="0"/>
                   <w:spacing w:before="0" w:line="240" w:lineRule="auto"/>
-                  <w:ind w:left="0" w:firstLine="0"/>
-                  <w:rPr>
-                    <w:rFonts w:ascii="Arial" w:cs="Arial" w:eastAsia="Arial" w:hAnsi="Arial"/>
-                  </w:rPr>
-                </w:pPr>
-                <w:r>
-                  <w:rPr>
-                    <w:rFonts w:ascii="Arial" w:cs="Arial" w:eastAsia="Arial" w:hAnsi="Arial"/>
-                    <w:rtl w:val="0"/>
-                  </w:rPr>
-                  <w:t xml:space="preserve">La ApiTogglTrack inicia el cronómetro y envía a la InterfazApiTogglTrack un mensaje de confirmación. La InterfazApiTogglTrack envía el mensaje a la InterfazUsuario y ésta refleja el cronómetro iniciado en la PantallaTiempos. </w:t>
+                  <w:ind w:left="0"/>
+                  <w:rPr>
+                    <w:rFonts w:ascii="Arial" w:cs="Arial" w:eastAsia="Arial" w:hAnsi="Arial"/>
+                  </w:rPr>
+                </w:pPr>
+                <w:r>
+                  <w:rPr>
+                    <w:rFonts w:ascii="Arial" w:cs="Arial" w:eastAsia="Arial" w:hAnsi="Arial"/>
+                    <w:rtl w:val="0"/>
+                  </w:rPr>
+                  <w:t xml:space="preserve">El </w:t>
+                </w:r>
+                <w:r>
+                  <w:rPr>
+                    <w:rFonts w:ascii="Arial" w:cs="Arial" w:eastAsia="Arial" w:hAnsi="Arial"/>
+                    <w:u w:val="single"/>
+                    <w:rtl w:val="0"/>
+                  </w:rPr>
+                  <w:t xml:space="preserve">ManejadorRegistroTiempo </w:t>
+                </w:r>
+                <w:r>
+                  <w:rPr>
+                    <w:rFonts w:ascii="Arial" w:cs="Arial" w:eastAsia="Arial" w:hAnsi="Arial"/>
+                    <w:rtl w:val="0"/>
+                  </w:rPr>
+                  <w:t xml:space="preserve">inicia el cronómetro y esto se refleja en la </w:t>
+                </w:r>
+                <w:r>
+                  <w:rPr>
+                    <w:rFonts w:ascii="Arial" w:cs="Arial" w:eastAsia="Arial" w:hAnsi="Arial"/>
+                    <w:u w:val="single"/>
+                    <w:rtl w:val="0"/>
+                  </w:rPr>
+                  <w:t xml:space="preserve">PantallaTiempos</w:t>
+                </w:r>
+                <w:r>
+                  <w:rPr>
+                    <w:rFonts w:ascii="Arial" w:cs="Arial" w:eastAsia="Arial" w:hAnsi="Arial"/>
+                    <w:rtl w:val="0"/>
+                  </w:rPr>
+                  <w:t xml:space="preserve">. </w:t>
                 </w:r>
               </w:p>
             </w:tc>
@@ -10243,7 +10531,7 @@
                 <w:pPr>
                   <w:widowControl w:val="0"/>
                   <w:spacing w:before="0" w:line="240" w:lineRule="auto"/>
-                  <w:ind w:left="0" w:firstLine="0"/>
+                  <w:ind w:left="0"/>
                   <w:rPr>
                     <w:rFonts w:ascii="Arial" w:cs="Arial" w:eastAsia="Arial" w:hAnsi="Arial"/>
                   </w:rPr>
@@ -10270,7 +10558,7 @@
                 <w:pPr>
                   <w:widowControl w:val="0"/>
                   <w:spacing w:before="0" w:line="240" w:lineRule="auto"/>
-                  <w:ind w:left="0" w:firstLine="0"/>
+                  <w:ind w:left="0"/>
                   <w:jc w:val="center"/>
                   <w:rPr>
                     <w:rFonts w:ascii="Arial" w:cs="Arial" w:eastAsia="Arial" w:hAnsi="Arial"/>
@@ -10300,17 +10588,197 @@
                 <w:pPr>
                   <w:widowControl w:val="0"/>
                   <w:spacing w:before="0" w:line="240" w:lineRule="auto"/>
-                  <w:ind w:left="0" w:firstLine="0"/>
-                  <w:rPr>
-                    <w:rFonts w:ascii="Arial" w:cs="Arial" w:eastAsia="Arial" w:hAnsi="Arial"/>
-                  </w:rPr>
-                </w:pPr>
-                <w:r>
-                  <w:rPr>
-                    <w:rFonts w:ascii="Arial" w:cs="Arial" w:eastAsia="Arial" w:hAnsi="Arial"/>
-                    <w:rtl w:val="0"/>
-                  </w:rPr>
-                  <w:t xml:space="preserve">El actor presiona el botón “Detener” y la PantallaTiempos envía el evento pausarCronometro a la InterfazUsuario. La InterfazUsuario envía el evento al ManejadorTarea, quien lo envía a la InterfazApiTogglTrack . La InterfazApiTogglTrack envía el evento a la ApiTogglTrack y ésta lo ejecuta. La ApiTogglTrack envía un mensaje de confirmación a la InterfazApiTogglTrack. La InterfazApiTogglTrack envía un mensaje de confirmación al ManejadorTarea. El ManejadorTarea envía el evento registrarTiempo a la InterfazBDD. La InterfazBDD envía el evento a la BDD. La BDD lo valida y actualiza los datos.</w:t>
+                  <w:ind w:left="0"/>
+                  <w:rPr>
+                    <w:rFonts w:ascii="Arial" w:cs="Arial" w:eastAsia="Arial" w:hAnsi="Arial"/>
+                  </w:rPr>
+                </w:pPr>
+                <w:r>
+                  <w:rPr>
+                    <w:rFonts w:ascii="Arial" w:cs="Arial" w:eastAsia="Arial" w:hAnsi="Arial"/>
+                    <w:rtl w:val="0"/>
+                  </w:rPr>
+                  <w:t xml:space="preserve">El actor presiona el botón “Detener” y la </w:t>
+                </w:r>
+                <w:r>
+                  <w:rPr>
+                    <w:rFonts w:ascii="Arial" w:cs="Arial" w:eastAsia="Arial" w:hAnsi="Arial"/>
+                    <w:u w:val="single"/>
+                    <w:rtl w:val="0"/>
+                  </w:rPr>
+                  <w:t xml:space="preserve">PantallaTiempos</w:t>
+                </w:r>
+                <w:r>
+                  <w:rPr>
+                    <w:rFonts w:ascii="Arial" w:cs="Arial" w:eastAsia="Arial" w:hAnsi="Arial"/>
+                    <w:rtl w:val="0"/>
+                  </w:rPr>
+                  <w:t xml:space="preserve"> envía el evento </w:t>
+                </w:r>
+                <w:r>
+                  <w:rPr>
+                    <w:rFonts w:ascii="Arial" w:cs="Arial" w:eastAsia="Arial" w:hAnsi="Arial"/>
+                    <w:u w:val="single"/>
+                    <w:rtl w:val="0"/>
+                  </w:rPr>
+                  <w:t xml:space="preserve">pausarCronometro</w:t>
+                </w:r>
+                <w:r>
+                  <w:rPr>
+                    <w:rFonts w:ascii="Arial" w:cs="Arial" w:eastAsia="Arial" w:hAnsi="Arial"/>
+                    <w:rtl w:val="0"/>
+                  </w:rPr>
+                  <w:t xml:space="preserve"> a la </w:t>
+                </w:r>
+                <w:r>
+                  <w:rPr>
+                    <w:rFonts w:ascii="Arial" w:cs="Arial" w:eastAsia="Arial" w:hAnsi="Arial"/>
+                    <w:u w:val="single"/>
+                    <w:rtl w:val="0"/>
+                  </w:rPr>
+                  <w:t xml:space="preserve">InterfazUsuario</w:t>
+                </w:r>
+                <w:r>
+                  <w:rPr>
+                    <w:rFonts w:ascii="Arial" w:cs="Arial" w:eastAsia="Arial" w:hAnsi="Arial"/>
+                    <w:rtl w:val="0"/>
+                  </w:rPr>
+                  <w:t xml:space="preserve">. La InterfazUsuario envía </w:t>
+                </w:r>
+                <w:r>
+                  <w:rPr>
+                    <w:rFonts w:ascii="Arial" w:cs="Arial" w:eastAsia="Arial" w:hAnsi="Arial"/>
+                    <w:u w:val="single"/>
+                    <w:rtl w:val="0"/>
+                  </w:rPr>
+                  <w:t xml:space="preserve">el </w:t>
+                </w:r>
+                <w:r>
+                  <w:rPr>
+                    <w:rFonts w:ascii="Arial" w:cs="Arial" w:eastAsia="Arial" w:hAnsi="Arial"/>
+                    <w:rtl w:val="0"/>
+                  </w:rPr>
+                  <w:t xml:space="preserve">evento al </w:t>
+                </w:r>
+                <w:r>
+                  <w:rPr>
+                    <w:rFonts w:ascii="Arial" w:cs="Arial" w:eastAsia="Arial" w:hAnsi="Arial"/>
+                    <w:u w:val="single"/>
+                    <w:rtl w:val="0"/>
+                  </w:rPr>
+                  <w:t xml:space="preserve">ManejadorRegistroTiempo</w:t>
+                </w:r>
+                <w:r>
+                  <w:rPr>
+                    <w:rFonts w:ascii="Arial" w:cs="Arial" w:eastAsia="Arial" w:hAnsi="Arial"/>
+                    <w:rtl w:val="0"/>
+                  </w:rPr>
+                  <w:t xml:space="preserve">, quien lo envía a la </w:t>
+                </w:r>
+                <w:r>
+                  <w:rPr>
+                    <w:rFonts w:ascii="Arial" w:cs="Arial" w:eastAsia="Arial" w:hAnsi="Arial"/>
+                    <w:u w:val="single"/>
+                    <w:rtl w:val="0"/>
+                  </w:rPr>
+                  <w:t xml:space="preserve">ManejadorTarea</w:t>
+                </w:r>
+                <w:r>
+                  <w:rPr>
+                    <w:rFonts w:ascii="Arial" w:cs="Arial" w:eastAsia="Arial" w:hAnsi="Arial"/>
+                    <w:rtl w:val="0"/>
+                  </w:rPr>
+                  <w:t xml:space="preserve">. El </w:t>
+                </w:r>
+                <w:r>
+                  <w:rPr>
+                    <w:rFonts w:ascii="Arial" w:cs="Arial" w:eastAsia="Arial" w:hAnsi="Arial"/>
+                    <w:u w:val="single"/>
+                    <w:rtl w:val="0"/>
+                  </w:rPr>
+                  <w:t xml:space="preserve">ManejadorTarea</w:t>
+                </w:r>
+                <w:r>
+                  <w:rPr>
+                    <w:rFonts w:ascii="Arial" w:cs="Arial" w:eastAsia="Arial" w:hAnsi="Arial"/>
+                    <w:rtl w:val="0"/>
+                  </w:rPr>
+                  <w:t xml:space="preserve"> envía el evento </w:t>
+                </w:r>
+                <w:r>
+                  <w:rPr>
+                    <w:rFonts w:ascii="Arial" w:cs="Arial" w:eastAsia="Arial" w:hAnsi="Arial"/>
+                    <w:u w:val="single"/>
+                    <w:rtl w:val="0"/>
+                  </w:rPr>
+                  <w:t xml:space="preserve">registrarTiempo</w:t>
+                </w:r>
+                <w:r>
+                  <w:rPr>
+                    <w:rFonts w:ascii="Arial" w:cs="Arial" w:eastAsia="Arial" w:hAnsi="Arial"/>
+                    <w:rtl w:val="0"/>
+                  </w:rPr>
+                  <w:t xml:space="preserve"> a la </w:t>
+                </w:r>
+                <w:r>
+                  <w:rPr>
+                    <w:rFonts w:ascii="Arial" w:cs="Arial" w:eastAsia="Arial" w:hAnsi="Arial"/>
+                    <w:u w:val="single"/>
+                    <w:rtl w:val="0"/>
+                  </w:rPr>
+                  <w:t xml:space="preserve">InterfazBDD</w:t>
+                </w:r>
+                <w:r>
+                  <w:rPr>
+                    <w:rFonts w:ascii="Arial" w:cs="Arial" w:eastAsia="Arial" w:hAnsi="Arial"/>
+                    <w:rtl w:val="0"/>
+                  </w:rPr>
+                  <w:t xml:space="preserve">. La </w:t>
+                </w:r>
+                <w:r>
+                  <w:rPr>
+                    <w:rFonts w:ascii="Arial" w:cs="Arial" w:eastAsia="Arial" w:hAnsi="Arial"/>
+                    <w:u w:val="single"/>
+                    <w:rtl w:val="0"/>
+                  </w:rPr>
+                  <w:t xml:space="preserve">InterfazBDD </w:t>
+                </w:r>
+                <w:r>
+                  <w:rPr>
+                    <w:rFonts w:ascii="Arial" w:cs="Arial" w:eastAsia="Arial" w:hAnsi="Arial"/>
+                    <w:rtl w:val="0"/>
+                  </w:rPr>
+                  <w:t xml:space="preserve">envía el evento a la </w:t>
+                </w:r>
+                <w:r>
+                  <w:rPr>
+                    <w:rFonts w:ascii="Arial" w:cs="Arial" w:eastAsia="Arial" w:hAnsi="Arial"/>
+                    <w:u w:val="single"/>
+                    <w:rtl w:val="0"/>
+                  </w:rPr>
+                  <w:t xml:space="preserve">BDD</w:t>
+                </w:r>
+                <w:r>
+                  <w:rPr>
+                    <w:rFonts w:ascii="Arial" w:cs="Arial" w:eastAsia="Arial" w:hAnsi="Arial"/>
+                    <w:rtl w:val="0"/>
+                  </w:rPr>
+                  <w:t xml:space="preserve">. La </w:t>
+                </w:r>
+                <w:r>
+                  <w:rPr>
+                    <w:rFonts w:ascii="Arial" w:cs="Arial" w:eastAsia="Arial" w:hAnsi="Arial"/>
+                    <w:u w:val="single"/>
+                    <w:rtl w:val="0"/>
+                  </w:rPr>
+                  <w:t xml:space="preserve">BDD</w:t>
+                </w:r>
+                <w:r>
+                  <w:rPr>
+                    <w:rFonts w:ascii="Arial" w:cs="Arial" w:eastAsia="Arial" w:hAnsi="Arial"/>
+                    <w:rtl w:val="0"/>
+                  </w:rPr>
+                  <w:t xml:space="preserve"> lo valida y actualiza los datos.</w:t>
                 </w:r>
               </w:p>
             </w:tc>
@@ -10337,7 +10805,7 @@
                 <w:pPr>
                   <w:widowControl w:val="0"/>
                   <w:spacing w:before="0" w:line="240" w:lineRule="auto"/>
-                  <w:ind w:left="0" w:firstLine="0"/>
+                  <w:ind w:left="0"/>
                   <w:rPr>
                     <w:rFonts w:ascii="Arial" w:cs="Arial" w:eastAsia="Arial" w:hAnsi="Arial"/>
                   </w:rPr>
@@ -10366,7 +10834,7 @@
                 <w:pPr>
                   <w:widowControl w:val="0"/>
                   <w:spacing w:before="0" w:line="240" w:lineRule="auto"/>
-                  <w:ind w:left="0" w:firstLine="0"/>
+                  <w:ind w:left="0"/>
                   <w:rPr>
                     <w:rFonts w:ascii="Arial" w:cs="Arial" w:eastAsia="Arial" w:hAnsi="Arial"/>
                   </w:rPr>
@@ -10402,7 +10870,7 @@
                 <w:pPr>
                   <w:widowControl w:val="0"/>
                   <w:spacing w:before="0" w:line="240" w:lineRule="auto"/>
-                  <w:ind w:left="0" w:firstLine="0"/>
+                  <w:ind w:left="0"/>
                   <w:rPr>
                     <w:rFonts w:ascii="Arial" w:cs="Arial" w:eastAsia="Arial" w:hAnsi="Arial"/>
                   </w:rPr>
@@ -10429,7 +10897,7 @@
                 <w:pPr>
                   <w:widowControl w:val="0"/>
                   <w:spacing w:before="0" w:line="240" w:lineRule="auto"/>
-                  <w:ind w:left="0" w:firstLine="0"/>
+                  <w:ind w:left="0"/>
                   <w:rPr>
                     <w:rFonts w:ascii="Arial" w:cs="Arial" w:eastAsia="Arial" w:hAnsi="Arial"/>
                   </w:rPr>
@@ -10458,201 +10926,132 @@
                 <w:pPr>
                   <w:widowControl w:val="0"/>
                   <w:spacing w:before="0" w:line="240" w:lineRule="auto"/>
-                  <w:ind w:left="0" w:firstLine="0"/>
-                  <w:rPr>
-                    <w:rFonts w:ascii="Arial" w:cs="Arial" w:eastAsia="Arial" w:hAnsi="Arial"/>
-                  </w:rPr>
-                </w:pPr>
-                <w:r>
-                  <w:rPr>
-                    <w:rFonts w:ascii="Arial" w:cs="Arial" w:eastAsia="Arial" w:hAnsi="Arial"/>
-                    <w:rtl w:val="0"/>
-                  </w:rPr>
-                  <w:t xml:space="preserve">La BDD detecta que la tarea sobre la que se solicita registrar tiempo se encuentra con el estado ‘finalizado’. La BDD envía un mensaje de error a la InterfazBDD. La InterfazBDD envía el mensaje a la InterfazUsuario. La InterfazUsuario envía el mensaje a la PantallaTiempos . En la PantallaTiempos se muestra el mensaje de error. Continúa en el CU20, paso 3.</w:t>
-                </w:r>
-              </w:p>
-            </w:tc>
-          </w:tr>
-          <w:tr>
-            <w:trPr>
-              <w:cantSplit w:val="0"/>
-              <w:trHeight w:val="420" w:hRule="atLeast"/>
-              <w:tblHeader w:val="0"/>
-            </w:trPr>
-            <w:tc>
-              <w:tcPr>
-                <w:shd w:fill="auto" w:val="clear"/>
-                <w:tcMar>
-                  <w:top w:w="100.0" w:type="dxa"/>
-                  <w:left w:w="100.0" w:type="dxa"/>
-                  <w:bottom w:w="100.0" w:type="dxa"/>
-                  <w:right w:w="100.0" w:type="dxa"/>
-                </w:tcMar>
-                <w:vAlign w:val="top"/>
-              </w:tcPr>
+                  <w:ind w:left="0"/>
+                  <w:rPr>
+                    <w:rFonts w:ascii="Arial" w:cs="Arial" w:eastAsia="Arial" w:hAnsi="Arial"/>
+                  </w:rPr>
+                </w:pPr>
+                <w:r>
+                  <w:rPr>
+                    <w:rFonts w:ascii="Arial" w:cs="Arial" w:eastAsia="Arial" w:hAnsi="Arial"/>
+                    <w:u w:val="single"/>
+                    <w:rtl w:val="0"/>
+                  </w:rPr>
+                  <w:t xml:space="preserve">La tarea sobre la que se solicita registrar tiempo se encuentra con el estado ‘finalizado’</w:t>
+                </w:r>
+                <w:r>
+                  <w:rPr>
+                    <w:rFonts w:ascii="Arial" w:cs="Arial" w:eastAsia="Arial" w:hAnsi="Arial"/>
+                    <w:rtl w:val="0"/>
+                  </w:rPr>
+                  <w:t xml:space="preserve">:</w:t>
+                </w:r>
+              </w:p>
               <w:p>
                 <w:pPr>
                   <w:widowControl w:val="0"/>
                   <w:spacing w:before="0" w:line="240" w:lineRule="auto"/>
-                  <w:ind w:left="0" w:firstLine="0"/>
-                  <w:rPr>
-                    <w:rFonts w:ascii="Arial" w:cs="Arial" w:eastAsia="Arial" w:hAnsi="Arial"/>
-                  </w:rPr>
-                </w:pPr>
-                <w:r>
-                  <w:rPr>
-                    <w:rtl w:val="0"/>
-                  </w:rPr>
-                </w:r>
-              </w:p>
-            </w:tc>
-            <w:tc>
-              <w:tcPr>
-                <w:shd w:fill="auto" w:val="clear"/>
-                <w:tcMar>
-                  <w:top w:w="100.0" w:type="dxa"/>
-                  <w:left w:w="100.0" w:type="dxa"/>
-                  <w:bottom w:w="100.0" w:type="dxa"/>
-                  <w:right w:w="100.0" w:type="dxa"/>
-                </w:tcMar>
-                <w:vAlign w:val="top"/>
-              </w:tcPr>
-              <w:p>
-                <w:pPr>
-                  <w:widowControl w:val="0"/>
-                  <w:spacing w:before="0" w:line="240" w:lineRule="auto"/>
-                  <w:ind w:left="0" w:firstLine="0"/>
-                  <w:rPr>
-                    <w:rFonts w:ascii="Arial" w:cs="Arial" w:eastAsia="Arial" w:hAnsi="Arial"/>
-                  </w:rPr>
-                </w:pPr>
-                <w:r>
-                  <w:rPr>
-                    <w:rFonts w:ascii="Arial" w:cs="Arial" w:eastAsia="Arial" w:hAnsi="Arial"/>
-                    <w:rtl w:val="0"/>
-                  </w:rPr>
-                  <w:t xml:space="preserve">4a</w:t>
-                </w:r>
-              </w:p>
-            </w:tc>
-            <w:tc>
-              <w:tcPr>
-                <w:shd w:fill="auto" w:val="clear"/>
-                <w:tcMar>
-                  <w:top w:w="100.0" w:type="dxa"/>
-                  <w:left w:w="100.0" w:type="dxa"/>
-                  <w:bottom w:w="100.0" w:type="dxa"/>
-                  <w:right w:w="100.0" w:type="dxa"/>
-                </w:tcMar>
-                <w:vAlign w:val="top"/>
-              </w:tcPr>
-              <w:p>
-                <w:pPr>
-                  <w:widowControl w:val="0"/>
-                  <w:spacing w:before="0" w:line="240" w:lineRule="auto"/>
-                  <w:ind w:left="0" w:firstLine="0"/>
-                  <w:rPr>
-                    <w:rFonts w:ascii="Arial" w:cs="Arial" w:eastAsia="Arial" w:hAnsi="Arial"/>
-                  </w:rPr>
-                </w:pPr>
-                <w:r>
-                  <w:rPr>
-                    <w:rFonts w:ascii="Arial" w:cs="Arial" w:eastAsia="Arial" w:hAnsi="Arial"/>
-                    <w:rtl w:val="0"/>
-                  </w:rPr>
-                  <w:t xml:space="preserve">La InterfazApiTogglTrack no logra comunicarse con la ApiTogglTrack. La InterfazApiTogglTrack envía un mensaje de error a la InterfazUsuario. La InterfazUsuario envía el mensaje de error a la PantallaTiempos. Continúa en el CU20, paso 3. </w:t>
-                </w:r>
-              </w:p>
-            </w:tc>
-          </w:tr>
-          <w:tr>
-            <w:trPr>
-              <w:cantSplit w:val="0"/>
-              <w:trHeight w:val="420" w:hRule="atLeast"/>
-              <w:tblHeader w:val="0"/>
-            </w:trPr>
-            <w:tc>
-              <w:tcPr>
-                <w:shd w:fill="auto" w:val="clear"/>
-                <w:tcMar>
-                  <w:top w:w="100.0" w:type="dxa"/>
-                  <w:left w:w="100.0" w:type="dxa"/>
-                  <w:bottom w:w="100.0" w:type="dxa"/>
-                  <w:right w:w="100.0" w:type="dxa"/>
-                </w:tcMar>
-                <w:vAlign w:val="top"/>
-              </w:tcPr>
-              <w:p>
-                <w:pPr>
-                  <w:widowControl w:val="0"/>
-                  <w:spacing w:before="0" w:line="240" w:lineRule="auto"/>
-                  <w:ind w:left="0" w:firstLine="0"/>
-                  <w:rPr>
-                    <w:rFonts w:ascii="Arial" w:cs="Arial" w:eastAsia="Arial" w:hAnsi="Arial"/>
-                  </w:rPr>
-                </w:pPr>
-                <w:r>
-                  <w:rPr>
-                    <w:rtl w:val="0"/>
-                  </w:rPr>
-                </w:r>
-              </w:p>
-            </w:tc>
-            <w:tc>
-              <w:tcPr>
-                <w:shd w:fill="auto" w:val="clear"/>
-                <w:tcMar>
-                  <w:top w:w="100.0" w:type="dxa"/>
-                  <w:left w:w="100.0" w:type="dxa"/>
-                  <w:bottom w:w="100.0" w:type="dxa"/>
-                  <w:right w:w="100.0" w:type="dxa"/>
-                </w:tcMar>
-                <w:vAlign w:val="top"/>
-              </w:tcPr>
-              <w:p>
-                <w:pPr>
-                  <w:widowControl w:val="0"/>
-                  <w:spacing w:before="0" w:line="240" w:lineRule="auto"/>
-                  <w:ind w:left="0" w:firstLine="0"/>
-                  <w:rPr>
-                    <w:rFonts w:ascii="Arial" w:cs="Arial" w:eastAsia="Arial" w:hAnsi="Arial"/>
-                  </w:rPr>
-                </w:pPr>
-                <w:r>
-                  <w:rPr>
-                    <w:rFonts w:ascii="Arial" w:cs="Arial" w:eastAsia="Arial" w:hAnsi="Arial"/>
-                    <w:rtl w:val="0"/>
-                  </w:rPr>
-                  <w:t xml:space="preserve">6a</w:t>
-                </w:r>
-              </w:p>
-            </w:tc>
-            <w:tc>
-              <w:tcPr>
-                <w:shd w:fill="auto" w:val="clear"/>
-                <w:tcMar>
-                  <w:top w:w="100.0" w:type="dxa"/>
-                  <w:left w:w="100.0" w:type="dxa"/>
-                  <w:bottom w:w="100.0" w:type="dxa"/>
-                  <w:right w:w="100.0" w:type="dxa"/>
-                </w:tcMar>
-                <w:vAlign w:val="top"/>
-              </w:tcPr>
-              <w:p>
-                <w:pPr>
-                  <w:widowControl w:val="0"/>
-                  <w:spacing w:before="0" w:line="240" w:lineRule="auto"/>
-                  <w:ind w:left="0" w:firstLine="0"/>
-                  <w:rPr>
-                    <w:rFonts w:ascii="Arial" w:cs="Arial" w:eastAsia="Arial" w:hAnsi="Arial"/>
-                  </w:rPr>
-                </w:pPr>
-                <w:r>
-                  <w:rPr>
-                    <w:rFonts w:ascii="Arial" w:cs="Arial" w:eastAsia="Arial" w:hAnsi="Arial"/>
-                    <w:rtl w:val="0"/>
-                  </w:rPr>
-                  <w:t xml:space="preserve">La InterfazApiTogglTrack no logra comunicarse con la ApiTogglTrack. La InterfazApiTogglTrack envía un mensaje de error a la InterfazUsuario. La InterfazUsuario envía el mensaje de error a la PantallaTiempos. Continúa en el CU20, paso 3.</w:t>
+                  <w:ind w:left="0"/>
+                  <w:rPr>
+                    <w:rFonts w:ascii="Arial" w:cs="Arial" w:eastAsia="Arial" w:hAnsi="Arial"/>
+                  </w:rPr>
+                </w:pPr>
+                <w:r>
+                  <w:rPr>
+                    <w:rFonts w:ascii="Arial" w:cs="Arial" w:eastAsia="Arial" w:hAnsi="Arial"/>
+                    <w:rtl w:val="0"/>
+                  </w:rPr>
+                  <w:t xml:space="preserve"> Se envía un mensaje de error al </w:t>
+                </w:r>
+                <w:r>
+                  <w:rPr>
+                    <w:rFonts w:ascii="Arial" w:cs="Arial" w:eastAsia="Arial" w:hAnsi="Arial"/>
+                    <w:u w:val="single"/>
+                    <w:rtl w:val="0"/>
+                  </w:rPr>
+                  <w:t xml:space="preserve">ManejadorTarea</w:t>
+                </w:r>
+                <w:r>
+                  <w:rPr>
+                    <w:rFonts w:ascii="Arial" w:cs="Arial" w:eastAsia="Arial" w:hAnsi="Arial"/>
+                    <w:rtl w:val="0"/>
+                  </w:rPr>
+                  <w:t xml:space="preserve">. El </w:t>
+                </w:r>
+                <w:r>
+                  <w:rPr>
+                    <w:rFonts w:ascii="Arial" w:cs="Arial" w:eastAsia="Arial" w:hAnsi="Arial"/>
+                    <w:u w:val="single"/>
+                    <w:rtl w:val="0"/>
+                  </w:rPr>
+                  <w:t xml:space="preserve">ManejadorTarea</w:t>
+                </w:r>
+                <w:r>
+                  <w:rPr>
+                    <w:rFonts w:ascii="Arial" w:cs="Arial" w:eastAsia="Arial" w:hAnsi="Arial"/>
+                    <w:rtl w:val="0"/>
+                  </w:rPr>
+                  <w:t xml:space="preserve"> envía el mensaje a la </w:t>
+                </w:r>
+                <w:r>
+                  <w:rPr>
+                    <w:rFonts w:ascii="Arial" w:cs="Arial" w:eastAsia="Arial" w:hAnsi="Arial"/>
+                    <w:u w:val="single"/>
+                    <w:rtl w:val="0"/>
+                  </w:rPr>
+                  <w:t xml:space="preserve">InterfazUsuario</w:t>
+                </w:r>
+                <w:r>
+                  <w:rPr>
+                    <w:rFonts w:ascii="Arial" w:cs="Arial" w:eastAsia="Arial" w:hAnsi="Arial"/>
+                    <w:rtl w:val="0"/>
+                  </w:rPr>
+                  <w:t xml:space="preserve">. La </w:t>
+                </w:r>
+                <w:r>
+                  <w:rPr>
+                    <w:rFonts w:ascii="Arial" w:cs="Arial" w:eastAsia="Arial" w:hAnsi="Arial"/>
+                    <w:u w:val="single"/>
+                    <w:rtl w:val="0"/>
+                  </w:rPr>
+                  <w:t xml:space="preserve">InterfazUsuario</w:t>
+                </w:r>
+                <w:r>
+                  <w:rPr>
+                    <w:rFonts w:ascii="Arial" w:cs="Arial" w:eastAsia="Arial" w:hAnsi="Arial"/>
+                    <w:rtl w:val="0"/>
+                  </w:rPr>
+                  <w:t xml:space="preserve"> envía el mensaje a la </w:t>
+                </w:r>
+                <w:r>
+                  <w:rPr>
+                    <w:rFonts w:ascii="Arial" w:cs="Arial" w:eastAsia="Arial" w:hAnsi="Arial"/>
+                    <w:u w:val="single"/>
+                    <w:rtl w:val="0"/>
+                  </w:rPr>
+                  <w:t xml:space="preserve">PantallaTiempos</w:t>
+                </w:r>
+                <w:r>
+                  <w:rPr>
+                    <w:rFonts w:ascii="Arial" w:cs="Arial" w:eastAsia="Arial" w:hAnsi="Arial"/>
+                    <w:rtl w:val="0"/>
+                  </w:rPr>
+                  <w:t xml:space="preserve"> . En la </w:t>
+                </w:r>
+                <w:r>
+                  <w:rPr>
+                    <w:rFonts w:ascii="Arial" w:cs="Arial" w:eastAsia="Arial" w:hAnsi="Arial"/>
+                    <w:u w:val="single"/>
+                    <w:rtl w:val="0"/>
+                  </w:rPr>
+                  <w:t xml:space="preserve">PantallaTiempos</w:t>
+                </w:r>
+                <w:r>
+                  <w:rPr>
+                    <w:rFonts w:ascii="Arial" w:cs="Arial" w:eastAsia="Arial" w:hAnsi="Arial"/>
+                    <w:rtl w:val="0"/>
+                  </w:rPr>
+                  <w:t xml:space="preserve"> se muestra el mensaje de error. Continúa en el CU20, paso 3.</w:t>
                 </w:r>
               </w:p>
             </w:tc>
@@ -10660,160 +11059,6 @@
         </w:tbl>
       </w:sdtContent>
     </w:sdt>
-    <w:p>
-      <w:pPr>
-        <w:spacing w:before="0" w:line="276" w:lineRule="auto"/>
-        <w:ind w:left="0" w:firstLine="0"/>
-        <w:rPr>
-          <w:rFonts w:ascii="Cambria" w:cs="Cambria" w:eastAsia="Cambria" w:hAnsi="Cambria"/>
-          <w:b w:val="1"/>
-          <w:color w:val="4f81bd"/>
-          <w:sz w:val="22.079999923706055"/>
-          <w:szCs w:val="22.079999923706055"/>
-        </w:rPr>
-      </w:pPr>
-      <w:r>
-        <w:rPr>
-          <w:rtl w:val="0"/>
-        </w:rPr>
-      </w:r>
-    </w:p>
-    <w:p>
-      <w:pPr>
-        <w:widowControl w:val="0"/>
-        <w:spacing w:before="247.113037109375" w:line="240" w:lineRule="auto"/>
-        <w:ind w:left="0" w:firstLine="0"/>
-        <w:rPr>
-          <w:rFonts w:ascii="Cambria" w:cs="Cambria" w:eastAsia="Cambria" w:hAnsi="Cambria"/>
-          <w:b w:val="1"/>
-          <w:color w:val="4f81bd"/>
-        </w:rPr>
-      </w:pPr>
-      <w:r>
-        <w:rPr>
-          <w:rtl w:val="0"/>
-        </w:rPr>
-      </w:r>
-    </w:p>
-    <w:p>
-      <w:pPr>
-        <w:widowControl w:val="0"/>
-        <w:spacing w:before="247.113037109375" w:line="240" w:lineRule="auto"/>
-        <w:ind w:left="0" w:firstLine="0"/>
-        <w:rPr>
-          <w:rFonts w:ascii="Cambria" w:cs="Cambria" w:eastAsia="Cambria" w:hAnsi="Cambria"/>
-          <w:b w:val="1"/>
-          <w:color w:val="4f81bd"/>
-        </w:rPr>
-      </w:pPr>
-      <w:r>
-        <w:rPr>
-          <w:rtl w:val="0"/>
-        </w:rPr>
-      </w:r>
-    </w:p>
-    <w:p>
-      <w:pPr>
-        <w:widowControl w:val="0"/>
-        <w:spacing w:before="247.113037109375" w:line="240" w:lineRule="auto"/>
-        <w:ind w:left="0" w:firstLine="0"/>
-        <w:rPr>
-          <w:rFonts w:ascii="Cambria" w:cs="Cambria" w:eastAsia="Cambria" w:hAnsi="Cambria"/>
-          <w:b w:val="1"/>
-          <w:color w:val="4f81bd"/>
-        </w:rPr>
-      </w:pPr>
-      <w:r>
-        <w:rPr>
-          <w:rtl w:val="0"/>
-        </w:rPr>
-      </w:r>
-    </w:p>
-    <w:p>
-      <w:pPr>
-        <w:widowControl w:val="0"/>
-        <w:spacing w:before="247.113037109375" w:line="240" w:lineRule="auto"/>
-        <w:ind w:left="0" w:firstLine="0"/>
-        <w:rPr>
-          <w:rFonts w:ascii="Cambria" w:cs="Cambria" w:eastAsia="Cambria" w:hAnsi="Cambria"/>
-          <w:b w:val="1"/>
-          <w:color w:val="4f81bd"/>
-        </w:rPr>
-      </w:pPr>
-      <w:r>
-        <w:rPr>
-          <w:rtl w:val="0"/>
-        </w:rPr>
-      </w:r>
-    </w:p>
-    <w:p>
-      <w:pPr>
-        <w:widowControl w:val="0"/>
-        <w:spacing w:before="247.113037109375" w:line="240" w:lineRule="auto"/>
-        <w:ind w:left="0" w:firstLine="0"/>
-        <w:rPr>
-          <w:rFonts w:ascii="Cambria" w:cs="Cambria" w:eastAsia="Cambria" w:hAnsi="Cambria"/>
-          <w:b w:val="1"/>
-          <w:color w:val="4f81bd"/>
-        </w:rPr>
-      </w:pPr>
-      <w:r>
-        <w:rPr>
-          <w:rtl w:val="0"/>
-        </w:rPr>
-      </w:r>
-    </w:p>
-    <w:p>
-      <w:pPr>
-        <w:widowControl w:val="0"/>
-        <w:spacing w:before="247.113037109375" w:line="240" w:lineRule="auto"/>
-        <w:ind w:left="0" w:firstLine="0"/>
-        <w:rPr>
-          <w:rFonts w:ascii="Cambria" w:cs="Cambria" w:eastAsia="Cambria" w:hAnsi="Cambria"/>
-          <w:b w:val="1"/>
-          <w:color w:val="4f81bd"/>
-        </w:rPr>
-      </w:pPr>
-      <w:r>
-        <w:rPr>
-          <w:rtl w:val="0"/>
-        </w:rPr>
-      </w:r>
-    </w:p>
-    <w:p>
-      <w:pPr>
-        <w:widowControl w:val="0"/>
-        <w:spacing w:before="247.113037109375" w:line="240" w:lineRule="auto"/>
-        <w:ind w:left="0" w:firstLine="0"/>
-        <w:rPr>
-          <w:rFonts w:ascii="Cambria" w:cs="Cambria" w:eastAsia="Cambria" w:hAnsi="Cambria"/>
-          <w:b w:val="1"/>
-          <w:color w:val="4f81bd"/>
-        </w:rPr>
-      </w:pPr>
-      <w:r>
-        <w:rPr>
-          <w:rtl w:val="0"/>
-        </w:rPr>
-      </w:r>
-    </w:p>
-    <w:p>
-      <w:pPr>
-        <w:widowControl w:val="0"/>
-        <w:spacing w:before="247.113037109375" w:line="240" w:lineRule="auto"/>
-        <w:ind w:left="0" w:firstLine="0"/>
-        <w:rPr>
-          <w:rFonts w:ascii="Cambria" w:cs="Cambria" w:eastAsia="Cambria" w:hAnsi="Cambria"/>
-          <w:b w:val="1"/>
-          <w:color w:val="4f81bd"/>
-        </w:rPr>
-      </w:pPr>
-      <w:r>
-        <w:rPr>
-          <w:rtl w:val="0"/>
-        </w:rPr>
-      </w:r>
-    </w:p>
     <w:p>
       <w:pPr>
         <w:keepNext w:val="0"/>
@@ -10832,7 +11077,7 @@
           <w:tab w:val="left" w:leader="none" w:pos="0"/>
         </w:tabs>
         <w:spacing w:after="0" w:before="200" w:line="276" w:lineRule="auto"/>
-        <w:ind w:left="115" w:right="0" w:hanging="5.9999999999999964"/>
+        <w:ind w:left="0" w:right="0" w:firstLine="0"/>
         <w:jc w:val="both"/>
         <w:rPr>
           <w:rFonts w:ascii="Calibri" w:cs="Calibri" w:eastAsia="Calibri" w:hAnsi="Calibri"/>
@@ -10856,46 +11101,6 @@
     </w:p>
     <w:p>
       <w:pPr>
-        <w:keepNext w:val="0"/>
-        <w:keepLines w:val="0"/>
-        <w:pageBreakBefore w:val="0"/>
-        <w:widowControl w:val="1"/>
-        <w:pBdr>
-          <w:top w:space="0" w:sz="0" w:val="nil"/>
-          <w:left w:space="0" w:sz="0" w:val="nil"/>
-          <w:bottom w:space="0" w:sz="0" w:val="nil"/>
-          <w:right w:space="0" w:sz="0" w:val="nil"/>
-          <w:between w:space="0" w:sz="0" w:val="nil"/>
-        </w:pBdr>
-        <w:shd w:fill="auto" w:val="clear"/>
-        <w:tabs>
-          <w:tab w:val="left" w:leader="none" w:pos="0"/>
-        </w:tabs>
-        <w:spacing w:after="0" w:before="200" w:line="276" w:lineRule="auto"/>
-        <w:ind w:left="115" w:right="0" w:hanging="5.9999999999999964"/>
-        <w:jc w:val="both"/>
-        <w:rPr>
-          <w:rFonts w:ascii="Calibri" w:cs="Calibri" w:eastAsia="Calibri" w:hAnsi="Calibri"/>
-          <w:b w:val="0"/>
-          <w:i w:val="1"/>
-          <w:smallCaps w:val="0"/>
-          <w:strike w:val="0"/>
-          <w:color w:val="548dd4"/>
-          <w:sz w:val="22"/>
-          <w:szCs w:val="22"/>
-          <w:u w:val="none"/>
-          <w:shd w:fill="auto" w:val="clear"/>
-          <w:vertAlign w:val="baseline"/>
-        </w:rPr>
-      </w:pPr>
-      <w:r>
-        <w:rPr>
-          <w:rtl w:val="0"/>
-        </w:rPr>
-      </w:r>
-    </w:p>
-    <w:p>
-      <w:pPr>
         <w:pStyle w:val="Heading3"/>
         <w:keepNext w:val="1"/>
         <w:keepLines w:val="1"/>
@@ -10907,7 +11112,7 @@
       <w:bookmarkEnd w:id="16"/>
       <w:sdt>
         <w:sdtPr>
-          <w:id w:val="-1900158991"/>
+          <w:id w:val="1270741823"/>
           <w:tag w:val="goog_rdk_5"/>
         </w:sdtPr>
         <w:sdtContent>
@@ -10930,6 +11135,61 @@
           <w:rtl w:val="0"/>
         </w:rPr>
         <w:t xml:space="preserve"> Secuencia</w:t>
+      </w:r>
+      <w:r>
+        <w:rPr>
+          <w:rtl w:val="0"/>
+        </w:rPr>
+      </w:r>
+    </w:p>
+    <w:p>
+      <w:pPr>
+        <w:tabs>
+          <w:tab w:val="left" w:leader="none" w:pos="0"/>
+        </w:tabs>
+        <w:ind w:left="115" w:hanging="5.9999999999999964"/>
+        <w:jc w:val="both"/>
+        <w:rPr>
+          <w:b w:val="1"/>
+        </w:rPr>
+      </w:pPr>
+      <w:r>
+        <w:rPr>
+          <w:i w:val="1"/>
+          <w:color w:val="548dd4"/>
+        </w:rPr>
+        <w:drawing>
+          <wp:inline distB="114300" distT="114300" distL="114300" distR="114300">
+            <wp:extent cx="5399730" cy="3594100"/>
+            <wp:effectExtent b="0" l="0" r="0" t="0"/>
+            <wp:docPr id="49" name="image7.png"/>
+            <a:graphic>
+              <a:graphicData uri="http://schemas.openxmlformats.org/drawingml/2006/picture">
+                <pic:pic>
+                  <pic:nvPicPr>
+                    <pic:cNvPr id="0" name="image7.png"/>
+                    <pic:cNvPicPr preferRelativeResize="0"/>
+                  </pic:nvPicPr>
+                  <pic:blipFill>
+                    <a:blip r:embed="rId15"/>
+                    <a:srcRect b="0" l="0" r="0" t="0"/>
+                    <a:stretch>
+                      <a:fillRect/>
+                    </a:stretch>
+                  </pic:blipFill>
+                  <pic:spPr>
+                    <a:xfrm>
+                      <a:off x="0" y="0"/>
+                      <a:ext cx="5399730" cy="3594100"/>
+                    </a:xfrm>
+                    <a:prstGeom prst="rect"/>
+                    <a:ln/>
+                  </pic:spPr>
+                </pic:pic>
+              </a:graphicData>
+            </a:graphic>
+          </wp:inline>
+        </w:drawing>
       </w:r>
       <w:r>
         <w:rPr>
@@ -10968,48 +11228,6 @@
         </w:rPr>
         <w:t xml:space="preserve">Figura 01 - Diagrama de secuencia CU20: Registrar tiempo por cronómetro</w:t>
       </w:r>
-      <w:r>
-        <w:drawing>
-          <wp:anchor allowOverlap="1" behindDoc="0" distB="114300" distT="114300" distL="114300" distR="114300" hidden="0" layoutInCell="1" locked="0" relativeHeight="0" simplePos="0">
-            <wp:simplePos x="0" y="0"/>
-            <wp:positionH relativeFrom="column">
-              <wp:posOffset>-561973</wp:posOffset>
-            </wp:positionH>
-            <wp:positionV relativeFrom="paragraph">
-              <wp:posOffset>167111</wp:posOffset>
-            </wp:positionV>
-            <wp:extent cx="6316366" cy="5792788"/>
-            <wp:effectExtent b="0" l="0" r="0" t="0"/>
-            <wp:wrapSquare wrapText="bothSides" distB="114300" distT="114300" distL="114300" distR="114300"/>
-            <wp:docPr id="52" name="image17.png"/>
-            <a:graphic>
-              <a:graphicData uri="http://schemas.openxmlformats.org/drawingml/2006/picture">
-                <pic:pic>
-                  <pic:nvPicPr>
-                    <pic:cNvPr id="0" name="image17.png"/>
-                    <pic:cNvPicPr preferRelativeResize="0"/>
-                  </pic:nvPicPr>
-                  <pic:blipFill>
-                    <a:blip r:embed="rId15"/>
-                    <a:srcRect b="0" l="63" r="63" t="0"/>
-                    <a:stretch>
-                      <a:fillRect/>
-                    </a:stretch>
-                  </pic:blipFill>
-                  <pic:spPr>
-                    <a:xfrm>
-                      <a:off x="0" y="0"/>
-                      <a:ext cx="6316366" cy="5792788"/>
-                    </a:xfrm>
-                    <a:prstGeom prst="rect"/>
-                    <a:ln/>
-                  </pic:spPr>
-                </pic:pic>
-              </a:graphicData>
-            </a:graphic>
-          </wp:anchor>
-        </w:drawing>
-      </w:r>
     </w:p>
     <w:p>
       <w:pPr>
@@ -11113,7 +11331,7 @@
     <w:sdt>
       <w:sdtPr>
         <w:lock w:val="contentLocked"/>
-        <w:id w:val="-457476289"/>
+        <w:id w:val="-1947298699"/>
         <w:tag w:val="goog_rdk_6"/>
       </w:sdtPr>
       <w:sdtContent>
@@ -12304,12 +12522,12 @@
           <wp:inline distB="114300" distT="114300" distL="114300" distR="114300">
             <wp:extent cx="5400675" cy="3863975"/>
             <wp:effectExtent b="0" l="0" r="0" t="0"/>
-            <wp:docPr id="46" name="image3.png"/>
+            <wp:docPr id="46" name="image22.png"/>
             <a:graphic>
               <a:graphicData uri="http://schemas.openxmlformats.org/drawingml/2006/picture">
                 <pic:pic>
                   <pic:nvPicPr>
-                    <pic:cNvPr id="0" name="image3.png"/>
+                    <pic:cNvPr id="0" name="image22.png"/>
                     <pic:cNvPicPr preferRelativeResize="0"/>
                   </pic:nvPicPr>
                   <pic:blipFill>
@@ -12390,12 +12608,12 @@
           <wp:inline distB="114300" distT="114300" distL="114300" distR="114300">
             <wp:extent cx="5399730" cy="4775200"/>
             <wp:effectExtent b="0" l="0" r="0" t="0"/>
-            <wp:docPr id="45" name="image1.png"/>
+            <wp:docPr id="45" name="image20.png"/>
             <a:graphic>
               <a:graphicData uri="http://schemas.openxmlformats.org/drawingml/2006/picture">
                 <pic:pic>
                   <pic:nvPicPr>
-                    <pic:cNvPr id="0" name="image1.png"/>
+                    <pic:cNvPr id="0" name="image20.png"/>
                     <pic:cNvPicPr preferRelativeResize="0"/>
                   </pic:nvPicPr>
                   <pic:blipFill>
@@ -12531,12 +12749,12 @@
           <wp:inline distB="114300" distT="114300" distL="114300" distR="114300">
             <wp:extent cx="5399730" cy="4191000"/>
             <wp:effectExtent b="0" l="0" r="0" t="0"/>
-            <wp:docPr id="54" name="image18.png"/>
+            <wp:docPr id="54" name="image24.png"/>
             <a:graphic>
               <a:graphicData uri="http://schemas.openxmlformats.org/drawingml/2006/picture">
                 <pic:pic>
                   <pic:nvPicPr>
-                    <pic:cNvPr id="0" name="image18.png"/>
+                    <pic:cNvPr id="0" name="image24.png"/>
                     <pic:cNvPicPr preferRelativeResize="0"/>
                   </pic:nvPicPr>
                   <pic:blipFill>
@@ -16654,8 +16872,8 @@
 
 <file path=word/commentsExtended.xml><?xml version="1.0" encoding="utf-8"?>
 <w15:commentsEx xmlns:mc="http://schemas.openxmlformats.org/markup-compatibility/2006" xmlns:o="urn:schemas-microsoft-com:office:office" xmlns:r="http://schemas.openxmlformats.org/officeDocument/2006/relationships" xmlns:m="http://schemas.openxmlformats.org/officeDocument/2006/math" xmlns:v="urn:schemas-microsoft-com:vml" xmlns:wp="http://schemas.openxmlformats.org/drawingml/2006/wordprocessingDrawing" xmlns:w10="urn:schemas-microsoft-com:office:word" xmlns:w="http://schemas.openxmlformats.org/wordprocessingml/2006/main" xmlns:wne="http://schemas.microsoft.com/office/word/2006/wordml" xmlns:sl="http://schemas.openxmlformats.org/schemaLibrary/2006/main" xmlns:a="http://schemas.openxmlformats.org/drawingml/2006/main" xmlns:pic="http://schemas.openxmlformats.org/drawingml/2006/picture" xmlns:c="http://schemas.openxmlformats.org/drawingml/2006/chart" xmlns:lc="http://schemas.openxmlformats.org/drawingml/2006/lockedCanvas" xmlns:dgm="http://schemas.openxmlformats.org/drawingml/2006/diagram" xmlns:wps="http://schemas.microsoft.com/office/word/2010/wordprocessingShape" xmlns:wpg="http://schemas.microsoft.com/office/word/2010/wordprocessingGroup" xmlns:w14="http://schemas.microsoft.com/office/word/2010/wordml" xmlns:w15="http://schemas.microsoft.com/office/word/2012/wordml" xmlns:w16="http://schemas.microsoft.com/office/word/2018/wordml" xmlns:w16cex="http://schemas.microsoft.com/office/word/2018/wordml/cex" xmlns:w16cid="http://schemas.microsoft.com/office/word/2016/wordml/cid" xmlns="http://schemas.microsoft.com/office/tasks/2019/documenttasks" xmlns:cr="http://schemas.microsoft.com/office/comments/2020/reactions">
-  <w15:commentEx w15:paraId="0000019E" w15:done="0"/>
-  <w15:commentEx w15:paraId="000001B5" w15:done="0"/>
+  <w15:commentEx w15:paraId="00000190" w15:done="0"/>
+  <w15:commentEx w15:paraId="000001A7" w15:done="0"/>
 </w15:commentsEx>
 </file>
 
@@ -16792,12 +17010,12 @@
               <wp:extent cx="103505" cy="824865"/>
               <wp:effectExtent b="0" l="0" r="0" t="0"/>
               <wp:wrapNone/>
-              <wp:docPr id="39" name="image20.png"/>
+              <wp:docPr id="39" name="image16.png"/>
               <a:graphic>
                 <a:graphicData uri="http://schemas.openxmlformats.org/drawingml/2006/picture">
                   <pic:pic>
                     <pic:nvPicPr>
-                      <pic:cNvPr id="0" name="image20.png"/>
+                      <pic:cNvPr id="0" name="image16.png"/>
                       <pic:cNvPicPr preferRelativeResize="0"/>
                     </pic:nvPicPr>
                     <pic:blipFill>
@@ -16899,12 +17117,12 @@
               <wp:extent cx="103505" cy="811530"/>
               <wp:effectExtent b="0" l="0" r="0" t="0"/>
               <wp:wrapNone/>
-              <wp:docPr id="33" name="image11.png"/>
+              <wp:docPr id="33" name="image10.png"/>
               <a:graphic>
                 <a:graphicData uri="http://schemas.openxmlformats.org/drawingml/2006/picture">
                   <pic:pic>
                     <pic:nvPicPr>
-                      <pic:cNvPr id="0" name="image11.png"/>
+                      <pic:cNvPr id="0" name="image10.png"/>
                       <pic:cNvPicPr preferRelativeResize="0"/>
                     </pic:nvPicPr>
                     <pic:blipFill>
@@ -17090,12 +17308,12 @@
               <wp:extent cx="7549515" cy="815340"/>
               <wp:effectExtent b="0" l="0" r="0" t="0"/>
               <wp:wrapNone/>
-              <wp:docPr id="36" name="image14.png"/>
+              <wp:docPr id="36" name="image13.png"/>
               <a:graphic>
                 <a:graphicData uri="http://schemas.openxmlformats.org/drawingml/2006/picture">
                   <pic:pic>
                     <pic:nvPicPr>
-                      <pic:cNvPr id="0" name="image14.png"/>
+                      <pic:cNvPr id="0" name="image13.png"/>
                       <pic:cNvPicPr preferRelativeResize="0"/>
                     </pic:nvPicPr>
                     <pic:blipFill>
@@ -17197,12 +17415,12 @@
               <wp:extent cx="103505" cy="824865"/>
               <wp:effectExtent b="0" l="0" r="0" t="0"/>
               <wp:wrapNone/>
-              <wp:docPr id="37" name="image16.png"/>
+              <wp:docPr id="37" name="image14.png"/>
               <a:graphic>
                 <a:graphicData uri="http://schemas.openxmlformats.org/drawingml/2006/picture">
                   <pic:pic>
                     <pic:nvPicPr>
-                      <pic:cNvPr id="0" name="image16.png"/>
+                      <pic:cNvPr id="0" name="image14.png"/>
                       <pic:cNvPicPr preferRelativeResize="0"/>
                     </pic:nvPicPr>
                     <pic:blipFill>
@@ -17304,12 +17522,12 @@
               <wp:extent cx="103505" cy="811530"/>
               <wp:effectExtent b="0" l="0" r="0" t="0"/>
               <wp:wrapNone/>
-              <wp:docPr id="34" name="image12.png"/>
+              <wp:docPr id="34" name="image11.png"/>
               <a:graphic>
                 <a:graphicData uri="http://schemas.openxmlformats.org/drawingml/2006/picture">
                   <pic:pic>
                     <pic:nvPicPr>
-                      <pic:cNvPr id="0" name="image12.png"/>
+                      <pic:cNvPr id="0" name="image11.png"/>
                       <pic:cNvPicPr preferRelativeResize="0"/>
                     </pic:nvPicPr>
                     <pic:blipFill>
@@ -17549,12 +17767,12 @@
               <wp:extent cx="7549515" cy="815340"/>
               <wp:effectExtent b="0" l="0" r="0" t="0"/>
               <wp:wrapNone/>
-              <wp:docPr id="32" name="image10.png"/>
+              <wp:docPr id="32" name="image9.png"/>
               <a:graphic>
                 <a:graphicData uri="http://schemas.openxmlformats.org/drawingml/2006/picture">
                   <pic:pic>
                     <pic:nvPicPr>
-                      <pic:cNvPr id="0" name="image10.png"/>
+                      <pic:cNvPr id="0" name="image9.png"/>
                       <pic:cNvPicPr preferRelativeResize="0"/>
                     </pic:nvPicPr>
                     <pic:blipFill>
@@ -17641,12 +17859,12 @@
           <wp:extent cx="425450" cy="666750"/>
           <wp:effectExtent b="0" l="0" r="0" t="0"/>
           <wp:wrapSquare wrapText="bothSides" distB="0" distT="0" distL="114300" distR="114300"/>
-          <wp:docPr descr="UNPA.JPG" id="47" name="image2.jpg"/>
+          <wp:docPr descr="UNPA.JPG" id="47" name="image5.jpg"/>
           <a:graphic>
             <a:graphicData uri="http://schemas.openxmlformats.org/drawingml/2006/picture">
               <pic:pic>
                 <pic:nvPicPr>
-                  <pic:cNvPr descr="UNPA.JPG" id="0" name="image2.jpg"/>
+                  <pic:cNvPr descr="UNPA.JPG" id="0" name="image5.jpg"/>
                   <pic:cNvPicPr preferRelativeResize="0"/>
                 </pic:nvPicPr>
                 <pic:blipFill>
@@ -17749,12 +17967,12 @@
               <wp:extent cx="103505" cy="811530"/>
               <wp:effectExtent b="0" l="0" r="0" t="0"/>
               <wp:wrapNone/>
-              <wp:docPr id="35" name="image13.png"/>
+              <wp:docPr id="35" name="image12.png"/>
               <a:graphic>
                 <a:graphicData uri="http://schemas.openxmlformats.org/drawingml/2006/picture">
                   <pic:pic>
                     <pic:nvPicPr>
-                      <pic:cNvPr id="0" name="image13.png"/>
+                      <pic:cNvPr id="0" name="image12.png"/>
                       <pic:cNvPicPr preferRelativeResize="0"/>
                     </pic:nvPicPr>
                     <pic:blipFill>
@@ -19306,7 +19524,7 @@
 
 <file path=customXML/item1.xml><?xml version="1.0" encoding="utf-8"?>
 <go:gDocsCustomXmlDataStorage xmlns:go="http://customooxmlschemas.google.com/" xmlns:r="http://schemas.openxmlformats.org/officeDocument/2006/relationships" uri="GoogleDocsCustomDataVersion2">
-  <go:docsCustomData xmlns:go="http://customooxmlschemas.google.com/" roundtripDataSignature="AMtx7mhB29fx6kDAtLpjLdVC+Bl2wcPEcg==">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</go:docsCustomData>
+  <go:docsCustomData xmlns:go="http://customooxmlschemas.google.com/" roundtripDataSignature="AMtx7mjN6NigoBMX6Lz4VoAHDRvifunQFA==">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</go:docsCustomData>
 </go:gDocsCustomXmlDataStorage>
 </file>
 

--- a/Etapa Construcción - Iteración 1/Diseño/Modelo de Diseño-Kairos-NexTech.docx
+++ b/Etapa Construcción - Iteración 1/Diseño/Modelo de Diseño-Kairos-NexTech.docx
@@ -82,7 +82,9 @@
         <w:rPr>
           <w:rFonts w:ascii="Cambria" w:cs="Cambria" w:eastAsia="Cambria" w:hAnsi="Cambria"/>
           <w:b w:val="0"/>
+          <w:bCs w:val="0"/>
           <w:i w:val="0"/>
+          <w:iCs w:val="0"/>
           <w:smallCaps w:val="0"/>
           <w:strike w:val="0"/>
           <w:color w:val="000000"/>
@@ -119,7 +121,9 @@
         <w:rPr>
           <w:rFonts w:ascii="Cambria" w:cs="Cambria" w:eastAsia="Cambria" w:hAnsi="Cambria"/>
           <w:b w:val="0"/>
+          <w:bCs w:val="0"/>
           <w:i w:val="0"/>
+          <w:iCs w:val="0"/>
           <w:smallCaps w:val="0"/>
           <w:strike w:val="0"/>
           <w:color w:val="000000"/>
@@ -156,7 +160,9 @@
         <w:rPr>
           <w:rFonts w:ascii="Cambria" w:cs="Cambria" w:eastAsia="Cambria" w:hAnsi="Cambria"/>
           <w:b w:val="0"/>
+          <w:bCs w:val="0"/>
           <w:i w:val="0"/>
+          <w:iCs w:val="0"/>
           <w:smallCaps w:val="0"/>
           <w:strike w:val="0"/>
           <w:color w:val="000000"/>
@@ -171,7 +177,9 @@
         <w:rPr>
           <w:rFonts w:ascii="Calibri" w:cs="Calibri" w:eastAsia="Calibri" w:hAnsi="Calibri"/>
           <w:b w:val="0"/>
+          <w:bCs w:val="0"/>
           <w:i w:val="0"/>
+          <w:iCs w:val="0"/>
           <w:smallCaps w:val="0"/>
           <w:strike w:val="0"/>
           <w:color w:val="000000"/>
@@ -256,12 +264,12 @@
                 <wp:extent cx="7952740" cy="823595"/>
                 <wp:effectExtent b="0" l="0" r="0" t="0"/>
                 <wp:wrapNone/>
-                <wp:docPr id="41" name="image18.png"/>
+                <wp:docPr id="41" name="image21.png"/>
                 <a:graphic>
                   <a:graphicData uri="http://schemas.openxmlformats.org/drawingml/2006/picture">
                     <pic:pic>
                       <pic:nvPicPr>
-                        <pic:cNvPr id="0" name="image18.png"/>
+                        <pic:cNvPr id="0" name="image21.png"/>
                         <pic:cNvPicPr preferRelativeResize="0"/>
                       </pic:nvPicPr>
                       <pic:blipFill>
@@ -291,7 +299,9 @@
         <w:rPr>
           <w:rFonts w:ascii="Calibri" w:cs="Calibri" w:eastAsia="Calibri" w:hAnsi="Calibri"/>
           <w:b w:val="0"/>
+          <w:bCs w:val="0"/>
           <w:i w:val="0"/>
+          <w:iCs w:val="0"/>
           <w:smallCaps w:val="0"/>
           <w:strike w:val="0"/>
           <w:color w:val="000000"/>
@@ -376,12 +386,12 @@
                 <wp:extent cx="116205" cy="11240770"/>
                 <wp:effectExtent b="0" l="0" r="0" t="0"/>
                 <wp:wrapNone/>
-                <wp:docPr id="40" name="image17.png"/>
+                <wp:docPr id="40" name="image20.png"/>
                 <a:graphic>
                   <a:graphicData uri="http://schemas.openxmlformats.org/drawingml/2006/picture">
                     <pic:pic>
                       <pic:nvPicPr>
-                        <pic:cNvPr id="0" name="image17.png"/>
+                        <pic:cNvPr id="0" name="image20.png"/>
                         <pic:cNvPicPr preferRelativeResize="0"/>
                       </pic:nvPicPr>
                       <pic:blipFill>
@@ -411,7 +421,9 @@
         <w:rPr>
           <w:rFonts w:ascii="Calibri" w:cs="Calibri" w:eastAsia="Calibri" w:hAnsi="Calibri"/>
           <w:b w:val="0"/>
+          <w:bCs w:val="0"/>
           <w:i w:val="0"/>
+          <w:iCs w:val="0"/>
           <w:smallCaps w:val="0"/>
           <w:strike w:val="0"/>
           <w:color w:val="000000"/>
@@ -496,12 +508,12 @@
                 <wp:extent cx="116205" cy="11240770"/>
                 <wp:effectExtent b="0" l="0" r="0" t="0"/>
                 <wp:wrapNone/>
-                <wp:docPr id="43" name="image21.png"/>
+                <wp:docPr id="43" name="image23.png"/>
                 <a:graphic>
                   <a:graphicData uri="http://schemas.openxmlformats.org/drawingml/2006/picture">
                     <pic:pic>
                       <pic:nvPicPr>
-                        <pic:cNvPr id="0" name="image21.png"/>
+                        <pic:cNvPr id="0" name="image23.png"/>
                         <pic:cNvPicPr preferRelativeResize="0"/>
                       </pic:nvPicPr>
                       <pic:blipFill>
@@ -531,7 +543,9 @@
         <w:rPr>
           <w:rFonts w:ascii="Calibri" w:cs="Calibri" w:eastAsia="Calibri" w:hAnsi="Calibri"/>
           <w:b w:val="0"/>
+          <w:bCs w:val="0"/>
           <w:i w:val="0"/>
+          <w:iCs w:val="0"/>
           <w:smallCaps w:val="0"/>
           <w:strike w:val="0"/>
           <w:color w:val="000000"/>
@@ -616,12 +630,12 @@
                 <wp:extent cx="7952740" cy="823595"/>
                 <wp:effectExtent b="0" l="0" r="0" t="0"/>
                 <wp:wrapNone/>
-                <wp:docPr id="42" name="image19.png"/>
+                <wp:docPr id="42" name="image22.png"/>
                 <a:graphic>
                   <a:graphicData uri="http://schemas.openxmlformats.org/drawingml/2006/picture">
                     <pic:pic>
                       <pic:nvPicPr>
-                        <pic:cNvPr id="0" name="image19.png"/>
+                        <pic:cNvPr id="0" name="image22.png"/>
                         <pic:cNvPicPr preferRelativeResize="0"/>
                       </pic:nvPicPr>
                       <pic:blipFill>
@@ -673,7 +687,9 @@
         <w:rPr>
           <w:rFonts w:ascii="Cambria" w:cs="Cambria" w:eastAsia="Cambria" w:hAnsi="Cambria"/>
           <w:b w:val="0"/>
+          <w:bCs w:val="0"/>
           <w:i w:val="0"/>
+          <w:iCs w:val="0"/>
           <w:smallCaps w:val="0"/>
           <w:strike w:val="0"/>
           <w:color w:val="000000"/>
@@ -688,7 +704,9 @@
         <w:rPr>
           <w:rFonts w:ascii="Cambria" w:cs="Cambria" w:eastAsia="Cambria" w:hAnsi="Cambria"/>
           <w:b w:val="0"/>
+          <w:bCs w:val="0"/>
           <w:i w:val="0"/>
+          <w:iCs w:val="0"/>
           <w:smallCaps w:val="0"/>
           <w:strike w:val="0"/>
           <w:color w:val="000000"/>
@@ -722,7 +740,9 @@
         <w:rPr>
           <w:rFonts w:ascii="Cambria" w:cs="Cambria" w:eastAsia="Cambria" w:hAnsi="Cambria"/>
           <w:b w:val="0"/>
+          <w:bCs w:val="0"/>
           <w:i w:val="0"/>
+          <w:iCs w:val="0"/>
           <w:smallCaps w:val="0"/>
           <w:strike w:val="0"/>
           <w:color w:val="000000"/>
@@ -768,7 +788,9 @@
         <w:rPr>
           <w:rFonts w:ascii="Calibri" w:cs="Calibri" w:eastAsia="Calibri" w:hAnsi="Calibri"/>
           <w:b w:val="0"/>
+          <w:bCs w:val="0"/>
           <w:i w:val="0"/>
+          <w:iCs w:val="0"/>
           <w:smallCaps w:val="0"/>
           <w:strike w:val="0"/>
           <w:color w:val="000000"/>
@@ -805,7 +827,9 @@
         <w:rPr>
           <w:rFonts w:ascii="Calibri" w:cs="Calibri" w:eastAsia="Calibri" w:hAnsi="Calibri"/>
           <w:b w:val="0"/>
+          <w:bCs w:val="0"/>
           <w:i w:val="0"/>
+          <w:iCs w:val="0"/>
           <w:smallCaps w:val="0"/>
           <w:strike w:val="0"/>
           <w:color w:val="000000"/>
@@ -842,7 +866,9 @@
         <w:rPr>
           <w:rFonts w:ascii="Calibri" w:cs="Calibri" w:eastAsia="Calibri" w:hAnsi="Calibri"/>
           <w:b w:val="0"/>
+          <w:bCs w:val="0"/>
           <w:i w:val="0"/>
+          <w:iCs w:val="0"/>
           <w:smallCaps w:val="0"/>
           <w:strike w:val="0"/>
           <w:color w:val="000000"/>
@@ -879,7 +905,9 @@
         <w:rPr>
           <w:rFonts w:ascii="Calibri" w:cs="Calibri" w:eastAsia="Calibri" w:hAnsi="Calibri"/>
           <w:b w:val="0"/>
+          <w:bCs w:val="0"/>
           <w:i w:val="0"/>
+          <w:iCs w:val="0"/>
           <w:smallCaps w:val="0"/>
           <w:strike w:val="0"/>
           <w:color w:val="000000"/>
@@ -956,7 +984,9 @@
         <w:rPr>
           <w:rFonts w:ascii="Calibri" w:cs="Calibri" w:eastAsia="Calibri" w:hAnsi="Calibri"/>
           <w:b w:val="0"/>
+          <w:bCs w:val="0"/>
           <w:i w:val="1"/>
+          <w:iCs w:val="1"/>
           <w:smallCaps w:val="0"/>
           <w:strike w:val="0"/>
           <w:color w:val="548dd4"/>
@@ -971,7 +1001,9 @@
         <w:rPr>
           <w:rFonts w:ascii="Calibri" w:cs="Calibri" w:eastAsia="Calibri" w:hAnsi="Calibri"/>
           <w:b w:val="0"/>
+          <w:bCs w:val="0"/>
           <w:i w:val="1"/>
+          <w:iCs w:val="1"/>
           <w:smallCaps w:val="0"/>
           <w:strike w:val="0"/>
           <w:color w:val="548dd4"/>
@@ -993,12 +1025,12 @@
             <wp:extent cx="1304925" cy="2019300"/>
             <wp:effectExtent b="0" l="0" r="0" t="0"/>
             <wp:wrapSquare wrapText="bothSides" distB="0" distT="0" distL="114300" distR="114300"/>
-            <wp:docPr descr="UNPA.JPG" id="52" name="image2.jpg"/>
+            <wp:docPr descr="UNPA.JPG" id="52" name="image3.jpg"/>
             <a:graphic>
               <a:graphicData uri="http://schemas.openxmlformats.org/drawingml/2006/picture">
                 <pic:pic>
                   <pic:nvPicPr>
-                    <pic:cNvPr descr="UNPA.JPG" id="0" name="image2.jpg"/>
+                    <pic:cNvPr descr="UNPA.JPG" id="0" name="image3.jpg"/>
                     <pic:cNvPicPr preferRelativeResize="0"/>
                   </pic:nvPicPr>
                   <pic:blipFill>
@@ -1054,7 +1086,9 @@
         <w:rPr>
           <w:rFonts w:ascii="Calibri" w:cs="Calibri" w:eastAsia="Calibri" w:hAnsi="Calibri"/>
           <w:b w:val="0"/>
+          <w:bCs w:val="0"/>
           <w:i w:val="1"/>
+          <w:iCs w:val="1"/>
           <w:smallCaps w:val="0"/>
           <w:strike w:val="0"/>
           <w:color w:val="548dd4"/>
@@ -1069,7 +1103,9 @@
         <w:rPr>
           <w:rFonts w:ascii="Calibri" w:cs="Calibri" w:eastAsia="Calibri" w:hAnsi="Calibri"/>
           <w:b w:val="0"/>
+          <w:bCs w:val="0"/>
           <w:i w:val="1"/>
+          <w:iCs w:val="1"/>
           <w:smallCaps w:val="0"/>
           <w:strike w:val="0"/>
           <w:color w:val="548dd4"/>
@@ -1197,12 +1233,12 @@
                 <wp:extent cx="2073275" cy="7343409"/>
                 <wp:effectExtent b="0" l="0" r="0" t="0"/>
                 <wp:wrapSquare wrapText="bothSides" distB="0" distT="0" distL="114300" distR="114300"/>
-                <wp:docPr id="38" name="image15.png"/>
+                <wp:docPr id="38" name="image18.png"/>
                 <a:graphic>
                   <a:graphicData uri="http://schemas.openxmlformats.org/drawingml/2006/picture">
                     <pic:pic>
                       <pic:nvPicPr>
-                        <pic:cNvPr id="0" name="image15.png"/>
+                        <pic:cNvPr id="0" name="image18.png"/>
                         <pic:cNvPicPr preferRelativeResize="0"/>
                       </pic:nvPicPr>
                       <pic:blipFill>
@@ -1257,7 +1293,9 @@
         <w:rPr>
           <w:rFonts w:ascii="Calibri" w:cs="Calibri" w:eastAsia="Calibri" w:hAnsi="Calibri"/>
           <w:b w:val="0"/>
+          <w:bCs w:val="0"/>
           <w:i w:val="1"/>
+          <w:iCs w:val="1"/>
           <w:smallCaps w:val="0"/>
           <w:strike w:val="0"/>
           <w:color w:val="548dd4"/>
@@ -1365,7 +1403,9 @@
         <w:rPr>
           <w:rFonts w:ascii="Calibri" w:cs="Calibri" w:eastAsia="Calibri" w:hAnsi="Calibri"/>
           <w:b w:val="0"/>
+          <w:bCs w:val="0"/>
           <w:i w:val="1"/>
+          <w:iCs w:val="1"/>
           <w:smallCaps w:val="0"/>
           <w:strike w:val="0"/>
           <w:color w:val="000000"/>
@@ -1405,7 +1445,9 @@
         <w:rPr>
           <w:rFonts w:ascii="Cambria" w:cs="Cambria" w:eastAsia="Cambria" w:hAnsi="Cambria"/>
           <w:b w:val="1"/>
+          <w:bCs w:val="1"/>
           <w:i w:val="0"/>
+          <w:iCs w:val="0"/>
           <w:smallCaps w:val="0"/>
           <w:strike w:val="0"/>
           <w:color w:val="366091"/>
@@ -1420,7 +1462,9 @@
         <w:rPr>
           <w:rFonts w:ascii="Cambria" w:cs="Cambria" w:eastAsia="Cambria" w:hAnsi="Cambria"/>
           <w:b w:val="1"/>
+          <w:bCs w:val="1"/>
           <w:i w:val="0"/>
+          <w:iCs w:val="0"/>
           <w:smallCaps w:val="0"/>
           <w:strike w:val="0"/>
           <w:color w:val="366091"/>
@@ -1436,7 +1480,7 @@
     </w:p>
     <w:sdt>
       <w:sdtPr>
-        <w:id w:val="219251701"/>
+        <w:id w:val="-1993674972"/>
         <w:docPartObj>
           <w:docPartGallery w:val="Table of Contents"/>
           <w:docPartUnique w:val="1"/>
@@ -1454,7 +1498,9 @@
             <w:rPr>
               <w:rFonts w:ascii="Arial" w:cs="Arial" w:eastAsia="Arial" w:hAnsi="Arial"/>
               <w:b w:val="1"/>
+              <w:bCs w:val="1"/>
               <w:i w:val="0"/>
+              <w:iCs w:val="0"/>
               <w:smallCaps w:val="0"/>
               <w:strike w:val="0"/>
               <w:color w:val="000000"/>
@@ -1475,7 +1521,9 @@
               <w:rPr>
                 <w:rFonts w:ascii="Calibri" w:cs="Calibri" w:eastAsia="Calibri" w:hAnsi="Calibri"/>
                 <w:b w:val="1"/>
+                <w:bCs w:val="1"/>
                 <w:i w:val="0"/>
+                <w:iCs w:val="0"/>
                 <w:smallCaps w:val="0"/>
                 <w:strike w:val="0"/>
                 <w:color w:val="366091"/>
@@ -1508,7 +1556,9 @@
             <w:rPr>
               <w:rFonts w:ascii="Arial" w:cs="Arial" w:eastAsia="Arial" w:hAnsi="Arial"/>
               <w:b w:val="0"/>
+              <w:bCs w:val="0"/>
               <w:i w:val="0"/>
+              <w:iCs w:val="0"/>
               <w:smallCaps w:val="0"/>
               <w:strike w:val="0"/>
               <w:color w:val="000000"/>
@@ -1524,7 +1574,9 @@
               <w:rPr>
                 <w:rFonts w:ascii="Calibri" w:cs="Calibri" w:eastAsia="Calibri" w:hAnsi="Calibri"/>
                 <w:b w:val="0"/>
+                <w:bCs w:val="0"/>
                 <w:i w:val="1"/>
+                <w:iCs w:val="1"/>
                 <w:smallCaps w:val="0"/>
                 <w:strike w:val="0"/>
                 <w:color w:val="548dd4"/>
@@ -1557,7 +1609,9 @@
             <w:rPr>
               <w:rFonts w:ascii="Arial" w:cs="Arial" w:eastAsia="Arial" w:hAnsi="Arial"/>
               <w:b w:val="0"/>
+              <w:bCs w:val="0"/>
               <w:i w:val="0"/>
+              <w:iCs w:val="0"/>
               <w:smallCaps w:val="0"/>
               <w:strike w:val="0"/>
               <w:color w:val="000000"/>
@@ -1573,7 +1627,9 @@
               <w:rPr>
                 <w:rFonts w:ascii="Calibri" w:cs="Calibri" w:eastAsia="Calibri" w:hAnsi="Calibri"/>
                 <w:b w:val="0"/>
+                <w:bCs w:val="0"/>
                 <w:i w:val="1"/>
+                <w:iCs w:val="1"/>
                 <w:smallCaps w:val="0"/>
                 <w:strike w:val="0"/>
                 <w:color w:val="548dd4"/>
@@ -1606,7 +1662,9 @@
             <w:rPr>
               <w:rFonts w:ascii="Arial" w:cs="Arial" w:eastAsia="Arial" w:hAnsi="Arial"/>
               <w:b w:val="0"/>
+              <w:bCs w:val="0"/>
               <w:i w:val="0"/>
+              <w:iCs w:val="0"/>
               <w:smallCaps w:val="0"/>
               <w:strike w:val="0"/>
               <w:color w:val="000000"/>
@@ -1622,7 +1680,9 @@
               <w:rPr>
                 <w:rFonts w:ascii="Calibri" w:cs="Calibri" w:eastAsia="Calibri" w:hAnsi="Calibri"/>
                 <w:b w:val="0"/>
+                <w:bCs w:val="0"/>
                 <w:i w:val="1"/>
+                <w:iCs w:val="1"/>
                 <w:smallCaps w:val="0"/>
                 <w:strike w:val="0"/>
                 <w:color w:val="548dd4"/>
@@ -1655,7 +1715,9 @@
             <w:rPr>
               <w:rFonts w:ascii="Arial" w:cs="Arial" w:eastAsia="Arial" w:hAnsi="Arial"/>
               <w:b w:val="0"/>
+              <w:bCs w:val="0"/>
               <w:i w:val="0"/>
+              <w:iCs w:val="0"/>
               <w:smallCaps w:val="0"/>
               <w:strike w:val="0"/>
               <w:color w:val="000000"/>
@@ -1671,7 +1733,9 @@
               <w:rPr>
                 <w:rFonts w:ascii="Calibri" w:cs="Calibri" w:eastAsia="Calibri" w:hAnsi="Calibri"/>
                 <w:b w:val="0"/>
+                <w:bCs w:val="0"/>
                 <w:i w:val="1"/>
+                <w:iCs w:val="1"/>
                 <w:smallCaps w:val="0"/>
                 <w:strike w:val="0"/>
                 <w:color w:val="548dd4"/>
@@ -1704,7 +1768,9 @@
             <w:rPr>
               <w:rFonts w:ascii="Arial" w:cs="Arial" w:eastAsia="Arial" w:hAnsi="Arial"/>
               <w:b w:val="1"/>
+              <w:bCs w:val="1"/>
               <w:i w:val="0"/>
+              <w:iCs w:val="0"/>
               <w:smallCaps w:val="0"/>
               <w:strike w:val="0"/>
               <w:color w:val="000000"/>
@@ -1720,7 +1786,9 @@
               <w:rPr>
                 <w:rFonts w:ascii="Calibri" w:cs="Calibri" w:eastAsia="Calibri" w:hAnsi="Calibri"/>
                 <w:b w:val="1"/>
+                <w:bCs w:val="1"/>
                 <w:i w:val="0"/>
+                <w:iCs w:val="0"/>
                 <w:smallCaps w:val="0"/>
                 <w:strike w:val="0"/>
                 <w:color w:val="366091"/>
@@ -1753,7 +1821,9 @@
             <w:rPr>
               <w:rFonts w:ascii="Arial" w:cs="Arial" w:eastAsia="Arial" w:hAnsi="Arial"/>
               <w:b w:val="0"/>
+              <w:bCs w:val="0"/>
               <w:i w:val="0"/>
+              <w:iCs w:val="0"/>
               <w:smallCaps w:val="0"/>
               <w:strike w:val="0"/>
               <w:color w:val="000000"/>
@@ -1769,7 +1839,9 @@
               <w:rPr>
                 <w:rFonts w:ascii="Calibri" w:cs="Calibri" w:eastAsia="Calibri" w:hAnsi="Calibri"/>
                 <w:b w:val="0"/>
+                <w:bCs w:val="0"/>
                 <w:i w:val="1"/>
+                <w:iCs w:val="1"/>
                 <w:smallCaps w:val="0"/>
                 <w:strike w:val="0"/>
                 <w:color w:val="548dd4"/>
@@ -1802,7 +1874,9 @@
             <w:rPr>
               <w:rFonts w:ascii="Arial" w:cs="Arial" w:eastAsia="Arial" w:hAnsi="Arial"/>
               <w:b w:val="0"/>
+              <w:bCs w:val="0"/>
               <w:i w:val="0"/>
+              <w:iCs w:val="0"/>
               <w:smallCaps w:val="0"/>
               <w:strike w:val="0"/>
               <w:color w:val="000000"/>
@@ -1818,7 +1892,9 @@
               <w:rPr>
                 <w:rFonts w:ascii="Calibri" w:cs="Calibri" w:eastAsia="Calibri" w:hAnsi="Calibri"/>
                 <w:b w:val="0"/>
+                <w:bCs w:val="0"/>
                 <w:i w:val="1"/>
+                <w:iCs w:val="1"/>
                 <w:smallCaps w:val="0"/>
                 <w:strike w:val="0"/>
                 <w:color w:val="548dd4"/>
@@ -1851,7 +1927,9 @@
             <w:rPr>
               <w:rFonts w:ascii="Arial" w:cs="Arial" w:eastAsia="Arial" w:hAnsi="Arial"/>
               <w:b w:val="0"/>
+              <w:bCs w:val="0"/>
               <w:i w:val="0"/>
+              <w:iCs w:val="0"/>
               <w:smallCaps w:val="0"/>
               <w:strike w:val="0"/>
               <w:color w:val="000000"/>
@@ -1867,7 +1945,9 @@
               <w:rPr>
                 <w:rFonts w:ascii="Calibri" w:cs="Calibri" w:eastAsia="Calibri" w:hAnsi="Calibri"/>
                 <w:b w:val="0"/>
+                <w:bCs w:val="0"/>
                 <w:i w:val="1"/>
+                <w:iCs w:val="1"/>
                 <w:smallCaps w:val="0"/>
                 <w:strike w:val="0"/>
                 <w:color w:val="548dd4"/>
@@ -1900,7 +1980,9 @@
             <w:rPr>
               <w:rFonts w:ascii="Arial" w:cs="Arial" w:eastAsia="Arial" w:hAnsi="Arial"/>
               <w:b w:val="0"/>
+              <w:bCs w:val="0"/>
               <w:i w:val="0"/>
+              <w:iCs w:val="0"/>
               <w:smallCaps w:val="0"/>
               <w:strike w:val="0"/>
               <w:color w:val="000000"/>
@@ -1916,7 +1998,9 @@
               <w:rPr>
                 <w:rFonts w:ascii="Calibri" w:cs="Calibri" w:eastAsia="Calibri" w:hAnsi="Calibri"/>
                 <w:b w:val="0"/>
+                <w:bCs w:val="0"/>
                 <w:i w:val="1"/>
+                <w:iCs w:val="1"/>
                 <w:smallCaps w:val="0"/>
                 <w:strike w:val="0"/>
                 <w:color w:val="548dd4"/>
@@ -1949,7 +2033,9 @@
             <w:rPr>
               <w:rFonts w:ascii="Arial" w:cs="Arial" w:eastAsia="Arial" w:hAnsi="Arial"/>
               <w:b w:val="0"/>
+              <w:bCs w:val="0"/>
               <w:i w:val="0"/>
+              <w:iCs w:val="0"/>
               <w:smallCaps w:val="0"/>
               <w:strike w:val="0"/>
               <w:color w:val="000000"/>
@@ -1965,7 +2051,9 @@
               <w:rPr>
                 <w:rFonts w:ascii="Calibri" w:cs="Calibri" w:eastAsia="Calibri" w:hAnsi="Calibri"/>
                 <w:b w:val="0"/>
+                <w:bCs w:val="0"/>
                 <w:i w:val="1"/>
+                <w:iCs w:val="1"/>
                 <w:smallCaps w:val="0"/>
                 <w:strike w:val="0"/>
                 <w:color w:val="548dd4"/>
@@ -1998,7 +2086,9 @@
             <w:rPr>
               <w:rFonts w:ascii="Arial" w:cs="Arial" w:eastAsia="Arial" w:hAnsi="Arial"/>
               <w:b w:val="0"/>
+              <w:bCs w:val="0"/>
               <w:i w:val="0"/>
+              <w:iCs w:val="0"/>
               <w:smallCaps w:val="0"/>
               <w:strike w:val="0"/>
               <w:color w:val="000000"/>
@@ -2014,7 +2104,9 @@
               <w:rPr>
                 <w:rFonts w:ascii="Calibri" w:cs="Calibri" w:eastAsia="Calibri" w:hAnsi="Calibri"/>
                 <w:b w:val="0"/>
+                <w:bCs w:val="0"/>
                 <w:i w:val="1"/>
+                <w:iCs w:val="1"/>
                 <w:smallCaps w:val="0"/>
                 <w:strike w:val="0"/>
                 <w:color w:val="548dd4"/>
@@ -2047,7 +2139,9 @@
             <w:rPr>
               <w:rFonts w:ascii="Arial" w:cs="Arial" w:eastAsia="Arial" w:hAnsi="Arial"/>
               <w:b w:val="0"/>
+              <w:bCs w:val="0"/>
               <w:i w:val="0"/>
+              <w:iCs w:val="0"/>
               <w:smallCaps w:val="0"/>
               <w:strike w:val="0"/>
               <w:color w:val="000000"/>
@@ -2063,7 +2157,9 @@
               <w:rPr>
                 <w:rFonts w:ascii="Calibri" w:cs="Calibri" w:eastAsia="Calibri" w:hAnsi="Calibri"/>
                 <w:b w:val="0"/>
+                <w:bCs w:val="0"/>
                 <w:i w:val="1"/>
+                <w:iCs w:val="1"/>
                 <w:smallCaps w:val="0"/>
                 <w:strike w:val="0"/>
                 <w:color w:val="548dd4"/>
@@ -2096,7 +2192,9 @@
             <w:rPr>
               <w:rFonts w:ascii="Arial" w:cs="Arial" w:eastAsia="Arial" w:hAnsi="Arial"/>
               <w:b w:val="0"/>
+              <w:bCs w:val="0"/>
               <w:i w:val="0"/>
+              <w:iCs w:val="0"/>
               <w:smallCaps w:val="0"/>
               <w:strike w:val="0"/>
               <w:color w:val="000000"/>
@@ -2112,7 +2210,9 @@
               <w:rPr>
                 <w:rFonts w:ascii="Calibri" w:cs="Calibri" w:eastAsia="Calibri" w:hAnsi="Calibri"/>
                 <w:b w:val="0"/>
+                <w:bCs w:val="0"/>
                 <w:i w:val="1"/>
+                <w:iCs w:val="1"/>
                 <w:smallCaps w:val="0"/>
                 <w:strike w:val="0"/>
                 <w:color w:val="548dd4"/>
@@ -2145,7 +2245,9 @@
             <w:rPr>
               <w:rFonts w:ascii="Arial" w:cs="Arial" w:eastAsia="Arial" w:hAnsi="Arial"/>
               <w:b w:val="0"/>
+              <w:bCs w:val="0"/>
               <w:i w:val="0"/>
+              <w:iCs w:val="0"/>
               <w:smallCaps w:val="0"/>
               <w:strike w:val="0"/>
               <w:color w:val="000000"/>
@@ -2161,7 +2263,9 @@
               <w:rPr>
                 <w:rFonts w:ascii="Calibri" w:cs="Calibri" w:eastAsia="Calibri" w:hAnsi="Calibri"/>
                 <w:b w:val="0"/>
+                <w:bCs w:val="0"/>
                 <w:i w:val="1"/>
+                <w:iCs w:val="1"/>
                 <w:smallCaps w:val="0"/>
                 <w:strike w:val="0"/>
                 <w:color w:val="548dd4"/>
@@ -2193,6 +2297,7 @@
             <w:ind w:left="360" w:firstLine="0"/>
             <w:rPr>
               <w:i w:val="1"/>
+              <w:iCs w:val="1"/>
               <w:smallCaps w:val="0"/>
               <w:strike w:val="0"/>
               <w:color w:val="548dd4"/>
@@ -2207,6 +2312,7 @@
             <w:r>
               <w:rPr>
                 <w:i w:val="1"/>
+                <w:iCs w:val="1"/>
                 <w:smallCaps w:val="0"/>
                 <w:strike w:val="0"/>
                 <w:color w:val="548dd4"/>
@@ -2238,6 +2344,7 @@
             <w:ind w:left="720" w:firstLine="0"/>
             <w:rPr>
               <w:i w:val="1"/>
+              <w:iCs w:val="1"/>
               <w:smallCaps w:val="0"/>
               <w:strike w:val="0"/>
               <w:color w:val="548dd4"/>
@@ -2252,6 +2359,7 @@
             <w:r>
               <w:rPr>
                 <w:i w:val="1"/>
+                <w:iCs w:val="1"/>
                 <w:smallCaps w:val="0"/>
                 <w:strike w:val="0"/>
                 <w:color w:val="548dd4"/>
@@ -2283,6 +2391,7 @@
             <w:ind w:left="720" w:firstLine="0"/>
             <w:rPr>
               <w:i w:val="1"/>
+              <w:iCs w:val="1"/>
               <w:smallCaps w:val="0"/>
               <w:strike w:val="0"/>
               <w:color w:val="548dd4"/>
@@ -2297,6 +2406,7 @@
             <w:r>
               <w:rPr>
                 <w:i w:val="1"/>
+                <w:iCs w:val="1"/>
                 <w:smallCaps w:val="0"/>
                 <w:strike w:val="0"/>
                 <w:color w:val="548dd4"/>
@@ -2329,7 +2439,9 @@
             <w:rPr>
               <w:rFonts w:ascii="Arial" w:cs="Arial" w:eastAsia="Arial" w:hAnsi="Arial"/>
               <w:b w:val="0"/>
+              <w:bCs w:val="0"/>
               <w:i w:val="0"/>
+              <w:iCs w:val="0"/>
               <w:smallCaps w:val="0"/>
               <w:strike w:val="0"/>
               <w:color w:val="000000"/>
@@ -2345,7 +2457,9 @@
               <w:rPr>
                 <w:rFonts w:ascii="Calibri" w:cs="Calibri" w:eastAsia="Calibri" w:hAnsi="Calibri"/>
                 <w:b w:val="0"/>
+                <w:bCs w:val="0"/>
                 <w:i w:val="1"/>
+                <w:iCs w:val="1"/>
                 <w:smallCaps w:val="0"/>
                 <w:strike w:val="0"/>
                 <w:color w:val="548dd4"/>
@@ -2377,6 +2491,7 @@
             <w:ind w:left="360" w:firstLine="0"/>
             <w:rPr>
               <w:i w:val="1"/>
+              <w:iCs w:val="1"/>
               <w:smallCaps w:val="0"/>
               <w:strike w:val="0"/>
               <w:color w:val="548dd4"/>
@@ -2391,6 +2506,7 @@
             <w:r>
               <w:rPr>
                 <w:i w:val="1"/>
+                <w:iCs w:val="1"/>
                 <w:smallCaps w:val="0"/>
                 <w:strike w:val="0"/>
                 <w:color w:val="548dd4"/>
@@ -2470,7 +2586,9 @@
         <w:rPr>
           <w:rFonts w:ascii="Cambria" w:cs="Cambria" w:eastAsia="Cambria" w:hAnsi="Cambria"/>
           <w:b w:val="0"/>
+          <w:bCs w:val="0"/>
           <w:i w:val="0"/>
+          <w:iCs w:val="0"/>
           <w:smallCaps w:val="0"/>
           <w:strike w:val="0"/>
           <w:color w:val="17365d"/>
@@ -2485,7 +2603,9 @@
         <w:rPr>
           <w:rFonts w:ascii="Cambria" w:cs="Cambria" w:eastAsia="Cambria" w:hAnsi="Cambria"/>
           <w:b w:val="0"/>
+          <w:bCs w:val="0"/>
           <w:i w:val="0"/>
+          <w:iCs w:val="0"/>
           <w:smallCaps w:val="0"/>
           <w:strike w:val="0"/>
           <w:color w:val="17365d"/>
@@ -2547,6 +2667,7 @@
         <w:rPr>
           <w:rFonts w:ascii="Calibri" w:cs="Calibri" w:eastAsia="Calibri" w:hAnsi="Calibri"/>
           <w:b w:val="0"/>
+          <w:bCs w:val="0"/>
           <w:smallCaps w:val="0"/>
           <w:strike w:val="0"/>
           <w:sz w:val="22"/>
@@ -2568,7 +2689,9 @@
         <w:rPr>
           <w:rFonts w:ascii="Calibri" w:cs="Calibri" w:eastAsia="Calibri" w:hAnsi="Calibri"/>
           <w:b w:val="0"/>
+          <w:bCs w:val="0"/>
           <w:i w:val="1"/>
+          <w:iCs w:val="1"/>
           <w:smallCaps w:val="0"/>
           <w:strike w:val="0"/>
           <w:color w:val="548dd4"/>
@@ -2654,6 +2777,7 @@
         <w:jc w:val="both"/>
         <w:rPr>
           <w:i w:val="1"/>
+          <w:iCs w:val="1"/>
           <w:color w:val="548dd4"/>
         </w:rPr>
       </w:pPr>
@@ -2692,6 +2816,7 @@
         <w:rPr>
           <w:rFonts w:ascii="Calibri" w:cs="Calibri" w:eastAsia="Calibri" w:hAnsi="Calibri"/>
           <w:b w:val="0"/>
+          <w:bCs w:val="0"/>
           <w:smallCaps w:val="0"/>
           <w:strike w:val="0"/>
           <w:sz w:val="22"/>
@@ -2914,6 +3039,7 @@
         <w:jc w:val="both"/>
         <w:rPr>
           <w:i w:val="1"/>
+          <w:iCs w:val="1"/>
           <w:color w:val="548dd4"/>
         </w:rPr>
       </w:pPr>
@@ -2946,7 +3072,9 @@
         <w:rPr>
           <w:rFonts w:ascii="Calibri" w:cs="Calibri" w:eastAsia="Calibri" w:hAnsi="Calibri"/>
           <w:b w:val="0"/>
+          <w:bCs w:val="0"/>
           <w:i w:val="1"/>
+          <w:iCs w:val="1"/>
           <w:smallCaps w:val="0"/>
           <w:strike w:val="0"/>
           <w:color w:val="548dd4"/>
@@ -3063,7 +3191,9 @@
         <w:rPr>
           <w:rFonts w:ascii="Calibri" w:cs="Calibri" w:eastAsia="Calibri" w:hAnsi="Calibri"/>
           <w:b w:val="0"/>
+          <w:bCs w:val="0"/>
           <w:i w:val="1"/>
+          <w:iCs w:val="1"/>
           <w:smallCaps w:val="0"/>
           <w:strike w:val="0"/>
           <w:color w:val="548dd4"/>
@@ -3153,7 +3283,7 @@
     <w:sdt>
       <w:sdtPr>
         <w:lock w:val="contentLocked"/>
-        <w:id w:val="1989235162"/>
+        <w:id w:val="-2048859510"/>
         <w:tag w:val="goog_rdk_1"/>
       </w:sdtPr>
       <w:sdtContent>
@@ -3534,7 +3664,7 @@
                 </w:pPr>
                 <w:sdt>
                   <w:sdtPr>
-                    <w:id w:val="-1632421907"/>
+                    <w:id w:val="-471049212"/>
                     <w:tag w:val="goog_rdk_0"/>
                   </w:sdtPr>
                   <w:sdtContent>
@@ -4832,6 +4962,7 @@
         <w:rPr>
           <w:rFonts w:ascii="Cambria" w:cs="Cambria" w:eastAsia="Cambria" w:hAnsi="Cambria"/>
           <w:b w:val="1"/>
+          <w:bCs w:val="1"/>
           <w:color w:val="4f81bd"/>
         </w:rPr>
       </w:pPr>
@@ -4841,6 +4972,7 @@
         <w:rPr>
           <w:rFonts w:ascii="Cambria" w:cs="Cambria" w:eastAsia="Cambria" w:hAnsi="Cambria"/>
           <w:b w:val="1"/>
+          <w:bCs w:val="1"/>
           <w:color w:val="4f81bd"/>
           <w:rtl w:val="0"/>
         </w:rPr>
@@ -4856,24 +4988,26 @@
         <w:jc w:val="both"/>
         <w:rPr>
           <w:i w:val="1"/>
+          <w:iCs w:val="1"/>
           <w:color w:val="548dd4"/>
         </w:rPr>
       </w:pPr>
       <w:r>
         <w:rPr>
           <w:i w:val="1"/>
+          <w:iCs w:val="1"/>
           <w:color w:val="548dd4"/>
         </w:rPr>
         <w:drawing>
           <wp:inline distB="114300" distT="114300" distL="114300" distR="114300">
             <wp:extent cx="5399730" cy="3860800"/>
             <wp:effectExtent b="0" l="0" r="0" t="0"/>
-            <wp:docPr id="50" name="image3.png"/>
+            <wp:docPr id="50" name="image6.png"/>
             <a:graphic>
               <a:graphicData uri="http://schemas.openxmlformats.org/drawingml/2006/picture">
                 <pic:pic>
                   <pic:nvPicPr>
-                    <pic:cNvPr id="0" name="image3.png"/>
+                    <pic:cNvPr id="0" name="image6.png"/>
                     <pic:cNvPicPr preferRelativeResize="0"/>
                   </pic:nvPicPr>
                   <pic:blipFill>
@@ -4912,6 +5046,7 @@
         <w:jc w:val="both"/>
         <w:rPr>
           <w:i w:val="1"/>
+          <w:iCs w:val="1"/>
           <w:color w:val="548dd4"/>
         </w:rPr>
       </w:pPr>
@@ -4930,6 +5065,7 @@
         <w:jc w:val="both"/>
         <w:rPr>
           <w:i w:val="1"/>
+          <w:iCs w:val="1"/>
           <w:color w:val="548dd4"/>
         </w:rPr>
       </w:pPr>
@@ -4973,7 +5109,7 @@
     <w:sdt>
       <w:sdtPr>
         <w:lock w:val="contentLocked"/>
-        <w:id w:val="298794760"/>
+        <w:id w:val="-711500195"/>
         <w:tag w:val="goog_rdk_2"/>
       </w:sdtPr>
       <w:sdtContent>
@@ -5487,6 +5623,7 @@
                   <w:rPr>
                     <w:rFonts w:ascii="Arial" w:cs="Arial" w:eastAsia="Arial" w:hAnsi="Arial"/>
                     <w:b w:val="1"/>
+                    <w:bCs w:val="1"/>
                     <w:rtl w:val="0"/>
                   </w:rPr>
                   <w:t xml:space="preserve"> </w:t>
@@ -5502,6 +5639,7 @@
                   <w:rPr>
                     <w:rFonts w:ascii="Arial" w:cs="Arial" w:eastAsia="Arial" w:hAnsi="Arial"/>
                     <w:i w:val="1"/>
+                    <w:iCs w:val="1"/>
                     <w:rtl w:val="0"/>
                   </w:rPr>
                   <w:t xml:space="preserve">exportarReporte()</w:t>
@@ -5686,6 +5824,7 @@
                   <w:rPr>
                     <w:rFonts w:ascii="Arial" w:cs="Arial" w:eastAsia="Arial" w:hAnsi="Arial"/>
                     <w:i w:val="1"/>
+                    <w:iCs w:val="1"/>
                     <w:rtl w:val="0"/>
                   </w:rPr>
                   <w:t xml:space="preserve">’</w:t>
@@ -5701,6 +5840,7 @@
                   <w:rPr>
                     <w:rFonts w:ascii="Arial" w:cs="Arial" w:eastAsia="Arial" w:hAnsi="Arial"/>
                     <w:b w:val="1"/>
+                    <w:bCs w:val="1"/>
                     <w:rtl w:val="0"/>
                   </w:rPr>
                   <w:t xml:space="preserve">“</w:t>
@@ -5716,6 +5856,7 @@
                   <w:rPr>
                     <w:rFonts w:ascii="Arial" w:cs="Arial" w:eastAsia="Arial" w:hAnsi="Arial"/>
                     <w:b w:val="1"/>
+                    <w:bCs w:val="1"/>
                     <w:rtl w:val="0"/>
                   </w:rPr>
                   <w:t xml:space="preserve">”</w:t>
@@ -5783,6 +5924,7 @@
                   <w:rPr>
                     <w:rFonts w:ascii="Arial" w:cs="Arial" w:eastAsia="Arial" w:hAnsi="Arial"/>
                     <w:i w:val="1"/>
+                    <w:iCs w:val="1"/>
                     <w:rtl w:val="0"/>
                   </w:rPr>
                   <w:t xml:space="preserve">exportarReporte(datos)</w:t>
@@ -5922,6 +6064,7 @@
                   <w:rPr>
                     <w:rFonts w:ascii="Arial" w:cs="Arial" w:eastAsia="Arial" w:hAnsi="Arial"/>
                     <w:i w:val="1"/>
+                    <w:iCs w:val="1"/>
                     <w:rtl w:val="0"/>
                   </w:rPr>
                   <w:t xml:space="preserve">gener</w:t>
@@ -5930,6 +6073,7 @@
                   <w:rPr>
                     <w:rFonts w:ascii="Arial" w:cs="Arial" w:eastAsia="Arial" w:hAnsi="Arial"/>
                     <w:i w:val="1"/>
+                    <w:iCs w:val="1"/>
                     <w:rtl w:val="0"/>
                   </w:rPr>
                   <w:t xml:space="preserve">arReporte(datos</w:t>
@@ -5982,6 +6126,7 @@
                   <w:rPr>
                     <w:rFonts w:ascii="Arial" w:cs="Arial" w:eastAsia="Arial" w:hAnsi="Arial"/>
                     <w:i w:val="1"/>
+                    <w:iCs w:val="1"/>
                     <w:rtl w:val="0"/>
                   </w:rPr>
                   <w:t xml:space="preserve">consultarDatos(periodo</w:t>
@@ -6531,6 +6676,7 @@
                   <w:rPr>
                     <w:rFonts w:ascii="Arial" w:cs="Arial" w:eastAsia="Arial" w:hAnsi="Arial"/>
                     <w:i w:val="1"/>
+                    <w:iCs w:val="1"/>
                     <w:rtl w:val="0"/>
                   </w:rPr>
                   <w:t xml:space="preserve">cancelarExportacion()</w:t>
@@ -7047,6 +7193,7 @@
         <w:rPr>
           <w:rFonts w:ascii="Cambria" w:cs="Cambria" w:eastAsia="Cambria" w:hAnsi="Cambria"/>
           <w:b w:val="1"/>
+          <w:bCs w:val="1"/>
           <w:color w:val="4f81bd"/>
         </w:rPr>
       </w:pPr>
@@ -7056,6 +7203,7 @@
         <w:rPr>
           <w:rFonts w:ascii="Cambria" w:cs="Cambria" w:eastAsia="Cambria" w:hAnsi="Cambria"/>
           <w:b w:val="1"/>
+          <w:bCs w:val="1"/>
           <w:color w:val="4f81bd"/>
           <w:rtl w:val="0"/>
         </w:rPr>
@@ -7071,6 +7219,7 @@
         <w:jc w:val="both"/>
         <w:rPr>
           <w:i w:val="1"/>
+          <w:iCs w:val="1"/>
           <w:color w:val="548dd4"/>
         </w:rPr>
       </w:pPr>
@@ -7092,12 +7241,12 @@
             <wp:extent cx="7039928" cy="5110908"/>
             <wp:effectExtent b="0" l="0" r="0" t="0"/>
             <wp:wrapSquare wrapText="bothSides" distB="114300" distT="114300" distL="114300" distR="114300"/>
-            <wp:docPr id="51" name="image23.png"/>
+            <wp:docPr id="51" name="image10.png"/>
             <a:graphic>
               <a:graphicData uri="http://schemas.openxmlformats.org/drawingml/2006/picture">
                 <pic:pic>
                   <pic:nvPicPr>
-                    <pic:cNvPr id="0" name="image23.png"/>
+                    <pic:cNvPr id="0" name="image10.png"/>
                     <pic:cNvPicPr preferRelativeResize="0"/>
                   </pic:nvPicPr>
                   <pic:blipFill>
@@ -7176,7 +7325,7 @@
     <w:sdt>
       <w:sdtPr>
         <w:lock w:val="contentLocked"/>
-        <w:id w:val="-1938334716"/>
+        <w:id w:val="-1156666113"/>
         <w:tag w:val="goog_rdk_3"/>
       </w:sdtPr>
       <w:sdtContent>
@@ -7675,6 +7824,7 @@
                   <w:rPr>
                     <w:rFonts w:ascii="Arial" w:cs="Arial" w:eastAsia="Arial" w:hAnsi="Arial"/>
                     <w:i w:val="1"/>
+                    <w:iCs w:val="1"/>
                     <w:rtl w:val="0"/>
                   </w:rPr>
                   <w:t xml:space="preserve">crearProyecto</w:t>
@@ -7894,6 +8044,7 @@
                   <w:rPr>
                     <w:rFonts w:ascii="Arial" w:cs="Arial" w:eastAsia="Arial" w:hAnsi="Arial"/>
                     <w:i w:val="1"/>
+                    <w:iCs w:val="1"/>
                     <w:rtl w:val="0"/>
                   </w:rPr>
                   <w:t xml:space="preserve">crearProyecto(datos)</w:t>
@@ -8078,6 +8229,7 @@
                   <w:rPr>
                     <w:rFonts w:ascii="Arial" w:cs="Arial" w:eastAsia="Arial" w:hAnsi="Arial"/>
                     <w:i w:val="1"/>
+                    <w:iCs w:val="1"/>
                     <w:rtl w:val="0"/>
                   </w:rPr>
                   <w:t xml:space="preserve">crearProyecto(datos)</w:t>
@@ -8504,6 +8656,7 @@
                   <w:rPr>
                     <w:rFonts w:ascii="Arial" w:cs="Arial" w:eastAsia="Arial" w:hAnsi="Arial"/>
                     <w:i w:val="1"/>
+                    <w:iCs w:val="1"/>
                     <w:rtl w:val="0"/>
                   </w:rPr>
                   <w:t xml:space="preserve"> cancelar</w:t>
@@ -9124,6 +9277,7 @@
         <w:rPr>
           <w:rFonts w:ascii="Cambria" w:cs="Cambria" w:eastAsia="Cambria" w:hAnsi="Cambria"/>
           <w:b w:val="1"/>
+          <w:bCs w:val="1"/>
           <w:color w:val="4f81bd"/>
         </w:rPr>
       </w:pPr>
@@ -9133,6 +9287,7 @@
         <w:rPr>
           <w:rFonts w:ascii="Cambria" w:cs="Cambria" w:eastAsia="Cambria" w:hAnsi="Cambria"/>
           <w:b w:val="1"/>
+          <w:bCs w:val="1"/>
           <w:color w:val="4f81bd"/>
           <w:rtl w:val="0"/>
         </w:rPr>
@@ -9148,6 +9303,7 @@
         <w:jc w:val="both"/>
         <w:rPr>
           <w:i w:val="1"/>
+          <w:iCs w:val="1"/>
           <w:color w:val="548dd4"/>
         </w:rPr>
       </w:pPr>
@@ -9172,12 +9328,12 @@
             <wp:extent cx="6482080" cy="4652211"/>
             <wp:effectExtent b="0" l="0" r="0" t="0"/>
             <wp:wrapSquare wrapText="bothSides" distB="114300" distT="114300" distL="114300" distR="114300"/>
-            <wp:docPr id="44" name="image6.png"/>
+            <wp:docPr id="44" name="image4.png"/>
             <a:graphic>
               <a:graphicData uri="http://schemas.openxmlformats.org/drawingml/2006/picture">
                 <pic:pic>
                   <pic:nvPicPr>
-                    <pic:cNvPr id="0" name="image6.png"/>
+                    <pic:cNvPr id="0" name="image4.png"/>
                     <pic:cNvPicPr preferRelativeResize="0"/>
                   </pic:nvPicPr>
                   <pic:blipFill>
@@ -9211,6 +9367,7 @@
         <w:jc w:val="both"/>
         <w:rPr>
           <w:i w:val="1"/>
+          <w:iCs w:val="1"/>
           <w:color w:val="548dd4"/>
         </w:rPr>
       </w:pPr>
@@ -9229,6 +9386,7 @@
         <w:jc w:val="both"/>
         <w:rPr>
           <w:i w:val="1"/>
+          <w:iCs w:val="1"/>
           <w:color w:val="548dd4"/>
         </w:rPr>
       </w:pPr>
@@ -9247,6 +9405,7 @@
         <w:jc w:val="both"/>
         <w:rPr>
           <w:i w:val="1"/>
+          <w:iCs w:val="1"/>
           <w:color w:val="548dd4"/>
         </w:rPr>
       </w:pPr>
@@ -9320,7 +9479,7 @@
     <w:sdt>
       <w:sdtPr>
         <w:lock w:val="contentLocked"/>
-        <w:id w:val="1171555315"/>
+        <w:id w:val="-1525937154"/>
         <w:tag w:val="goog_rdk_4"/>
       </w:sdtPr>
       <w:sdtContent>
@@ -10005,6 +10164,7 @@
                   <w:rPr>
                     <w:rFonts w:ascii="Arial" w:cs="Arial" w:eastAsia="Arial" w:hAnsi="Arial"/>
                     <w:i w:val="1"/>
+                    <w:iCs w:val="1"/>
                     <w:rtl w:val="0"/>
                   </w:rPr>
                   <w:t xml:space="preserve">desplegarPantallaTiempos</w:t>
@@ -10190,6 +10350,7 @@
                   <w:rPr>
                     <w:rFonts w:ascii="Arial" w:cs="Arial" w:eastAsia="Arial" w:hAnsi="Arial"/>
                     <w:i w:val="1"/>
+                    <w:iCs w:val="1"/>
                     <w:rtl w:val="0"/>
                   </w:rPr>
                   <w:t xml:space="preserve">validarEstadoTarea</w:t>
@@ -11082,7 +11243,9 @@
         <w:rPr>
           <w:rFonts w:ascii="Calibri" w:cs="Calibri" w:eastAsia="Calibri" w:hAnsi="Calibri"/>
           <w:b w:val="0"/>
+          <w:bCs w:val="0"/>
           <w:i w:val="1"/>
+          <w:iCs w:val="1"/>
           <w:smallCaps w:val="0"/>
           <w:strike w:val="0"/>
           <w:color w:val="548dd4"/>
@@ -11112,7 +11275,7 @@
       <w:bookmarkEnd w:id="16"/>
       <w:sdt>
         <w:sdtPr>
-          <w:id w:val="1270741823"/>
+          <w:id w:val="-1251083448"/>
           <w:tag w:val="goog_rdk_5"/>
         </w:sdtPr>
         <w:sdtContent>
@@ -11151,11 +11314,13 @@
         <w:jc w:val="both"/>
         <w:rPr>
           <w:b w:val="1"/>
+          <w:bCs w:val="1"/>
         </w:rPr>
       </w:pPr>
       <w:r>
         <w:rPr>
           <w:i w:val="1"/>
+          <w:iCs w:val="1"/>
           <w:color w:val="548dd4"/>
         </w:rPr>
         <w:drawing>
@@ -11219,11 +11384,13 @@
         <w:jc w:val="center"/>
         <w:rPr>
           <w:b w:val="1"/>
+          <w:bCs w:val="1"/>
         </w:rPr>
       </w:pPr>
       <w:r>
         <w:rPr>
           <w:b w:val="1"/>
+          <w:bCs w:val="1"/>
           <w:rtl w:val="0"/>
         </w:rPr>
         <w:t xml:space="preserve">Figura 01 - Diagrama de secuencia CU20: Registrar tiempo por cronómetro</w:t>
@@ -11251,6 +11418,7 @@
         <w:jc w:val="left"/>
         <w:rPr>
           <w:b w:val="1"/>
+          <w:bCs w:val="1"/>
         </w:rPr>
       </w:pPr>
       <w:r>
@@ -11265,6 +11433,7 @@
         <w:keepLines w:val="1"/>
         <w:rPr>
           <w:i w:val="1"/>
+          <w:iCs w:val="1"/>
           <w:color w:val="548dd4"/>
         </w:rPr>
       </w:pPr>
@@ -11331,7 +11500,7 @@
     <w:sdt>
       <w:sdtPr>
         <w:lock w:val="contentLocked"/>
-        <w:id w:val="-1947298699"/>
+        <w:id w:val="1265032694"/>
         <w:tag w:val="goog_rdk_6"/>
       </w:sdtPr>
       <w:sdtContent>
@@ -12440,6 +12609,7 @@
         <w:rPr>
           <w:rFonts w:ascii="Cambria" w:cs="Cambria" w:eastAsia="Cambria" w:hAnsi="Cambria"/>
           <w:b w:val="1"/>
+          <w:bCs w:val="1"/>
           <w:color w:val="4f81bd"/>
           <w:sz w:val="22.079999923706055"/>
           <w:szCs w:val="22.079999923706055"/>
@@ -12460,6 +12630,7 @@
         <w:jc w:val="both"/>
         <w:rPr>
           <w:i w:val="1"/>
+          <w:iCs w:val="1"/>
           <w:color w:val="548dd4"/>
         </w:rPr>
       </w:pPr>
@@ -12492,6 +12663,7 @@
         <w:jc w:val="both"/>
         <w:rPr>
           <w:i w:val="1"/>
+          <w:iCs w:val="1"/>
           <w:color w:val="548dd4"/>
         </w:rPr>
       </w:pPr>
@@ -12510,24 +12682,26 @@
         <w:jc w:val="center"/>
         <w:rPr>
           <w:i w:val="1"/>
+          <w:iCs w:val="1"/>
           <w:color w:val="548dd4"/>
         </w:rPr>
       </w:pPr>
       <w:r>
         <w:rPr>
           <w:i w:val="1"/>
+          <w:iCs w:val="1"/>
           <w:color w:val="548dd4"/>
         </w:rPr>
         <w:drawing>
           <wp:inline distB="114300" distT="114300" distL="114300" distR="114300">
             <wp:extent cx="5400675" cy="3863975"/>
             <wp:effectExtent b="0" l="0" r="0" t="0"/>
-            <wp:docPr id="46" name="image22.png"/>
+            <wp:docPr id="46" name="image8.png"/>
             <a:graphic>
               <a:graphicData uri="http://schemas.openxmlformats.org/drawingml/2006/picture">
                 <pic:pic>
                   <pic:nvPicPr>
-                    <pic:cNvPr id="0" name="image22.png"/>
+                    <pic:cNvPr id="0" name="image8.png"/>
                     <pic:cNvPicPr preferRelativeResize="0"/>
                   </pic:nvPicPr>
                   <pic:blipFill>
@@ -12598,22 +12772,24 @@
         <w:jc w:val="left"/>
         <w:rPr>
           <w:b w:val="1"/>
+          <w:bCs w:val="1"/>
         </w:rPr>
       </w:pPr>
       <w:r>
         <w:rPr>
           <w:b w:val="1"/>
+          <w:bCs w:val="1"/>
         </w:rPr>
         <w:drawing>
           <wp:inline distB="114300" distT="114300" distL="114300" distR="114300">
             <wp:extent cx="5399730" cy="4775200"/>
             <wp:effectExtent b="0" l="0" r="0" t="0"/>
-            <wp:docPr id="45" name="image20.png"/>
+            <wp:docPr id="45" name="image9.png"/>
             <a:graphic>
               <a:graphicData uri="http://schemas.openxmlformats.org/drawingml/2006/picture">
                 <pic:pic>
                   <pic:nvPicPr>
-                    <pic:cNvPr id="0" name="image20.png"/>
+                    <pic:cNvPr id="0" name="image9.png"/>
                     <pic:cNvPicPr preferRelativeResize="0"/>
                   </pic:nvPicPr>
                   <pic:blipFill>
@@ -12665,6 +12841,7 @@
         <w:jc w:val="both"/>
         <w:rPr>
           <w:i w:val="1"/>
+          <w:iCs w:val="1"/>
           <w:color w:val="548dd4"/>
         </w:rPr>
       </w:pPr>
@@ -12699,6 +12876,7 @@
       <w:r>
         <w:rPr>
           <w:b w:val="1"/>
+          <w:bCs w:val="1"/>
           <w:rtl w:val="0"/>
         </w:rPr>
         <w:t xml:space="preserve">Fig. 2.1: Modelo de componentes</w:t>
@@ -12803,7 +12981,9 @@
         <w:jc w:val="center"/>
         <w:rPr>
           <w:b w:val="1"/>
+          <w:bCs w:val="1"/>
           <w:i w:val="0"/>
+          <w:iCs w:val="0"/>
           <w:smallCaps w:val="0"/>
           <w:strike w:val="0"/>
           <w:sz w:val="22"/>
@@ -12816,6 +12996,7 @@
       <w:r>
         <w:rPr>
           <w:b w:val="1"/>
+          <w:bCs w:val="1"/>
           <w:rtl w:val="0"/>
         </w:rPr>
         <w:t xml:space="preserve">Fig. 2.2: Diagrama de Clases.</w:t>
@@ -12861,7 +13042,9 @@
         <w:rPr>
           <w:rFonts w:ascii="Arial" w:cs="Arial" w:eastAsia="Arial" w:hAnsi="Arial"/>
           <w:b w:val="0"/>
+          <w:bCs w:val="0"/>
           <w:i w:val="0"/>
+          <w:iCs w:val="0"/>
           <w:smallCaps w:val="0"/>
           <w:strike w:val="0"/>
           <w:color w:val="000000"/>
@@ -12876,7 +13059,9 @@
         <w:rPr>
           <w:rFonts w:ascii="Arial" w:cs="Arial" w:eastAsia="Arial" w:hAnsi="Arial"/>
           <w:b w:val="0"/>
+          <w:bCs w:val="0"/>
           <w:i w:val="0"/>
+          <w:iCs w:val="0"/>
           <w:smallCaps w:val="0"/>
           <w:strike w:val="0"/>
           <w:color w:val="000000"/>
@@ -12910,7 +13095,9 @@
         <w:rPr>
           <w:rFonts w:ascii="Arial" w:cs="Arial" w:eastAsia="Arial" w:hAnsi="Arial"/>
           <w:b w:val="0"/>
+          <w:bCs w:val="0"/>
           <w:i w:val="0"/>
+          <w:iCs w:val="0"/>
           <w:smallCaps w:val="0"/>
           <w:strike w:val="0"/>
           <w:color w:val="000000"/>
@@ -12925,7 +13112,9 @@
         <w:rPr>
           <w:rFonts w:ascii="Arial" w:cs="Arial" w:eastAsia="Arial" w:hAnsi="Arial"/>
           <w:b w:val="0"/>
+          <w:bCs w:val="0"/>
           <w:i w:val="0"/>
+          <w:iCs w:val="0"/>
           <w:smallCaps w:val="0"/>
           <w:strike w:val="0"/>
           <w:color w:val="000000"/>
@@ -12959,7 +13148,9 @@
         <w:rPr>
           <w:rFonts w:ascii="Arial" w:cs="Arial" w:eastAsia="Arial" w:hAnsi="Arial"/>
           <w:b w:val="0"/>
+          <w:bCs w:val="0"/>
           <w:i w:val="0"/>
+          <w:iCs w:val="0"/>
           <w:smallCaps w:val="0"/>
           <w:strike w:val="0"/>
           <w:color w:val="000000"/>
@@ -12996,7 +13187,9 @@
         <w:rPr>
           <w:rFonts w:ascii="Arial" w:cs="Arial" w:eastAsia="Arial" w:hAnsi="Arial"/>
           <w:b w:val="0"/>
+          <w:bCs w:val="0"/>
           <w:i w:val="0"/>
+          <w:iCs w:val="0"/>
           <w:smallCaps w:val="0"/>
           <w:strike w:val="0"/>
           <w:color w:val="000000"/>
@@ -13011,7 +13204,9 @@
         <w:rPr>
           <w:rFonts w:ascii="Arial" w:cs="Arial" w:eastAsia="Arial" w:hAnsi="Arial"/>
           <w:b w:val="0"/>
+          <w:bCs w:val="0"/>
           <w:i w:val="0"/>
+          <w:iCs w:val="0"/>
           <w:smallCaps w:val="0"/>
           <w:strike w:val="0"/>
           <w:color w:val="000000"/>
@@ -13045,7 +13240,9 @@
         <w:rPr>
           <w:rFonts w:ascii="Arial" w:cs="Arial" w:eastAsia="Arial" w:hAnsi="Arial"/>
           <w:b w:val="0"/>
+          <w:bCs w:val="0"/>
           <w:i w:val="0"/>
+          <w:iCs w:val="0"/>
           <w:smallCaps w:val="0"/>
           <w:strike w:val="0"/>
           <w:color w:val="000000"/>
@@ -13060,7 +13257,9 @@
         <w:rPr>
           <w:rFonts w:ascii="Arial" w:cs="Arial" w:eastAsia="Arial" w:hAnsi="Arial"/>
           <w:b w:val="0"/>
+          <w:bCs w:val="0"/>
           <w:i w:val="0"/>
+          <w:iCs w:val="0"/>
           <w:smallCaps w:val="0"/>
           <w:strike w:val="0"/>
           <w:color w:val="000000"/>
@@ -13094,7 +13293,9 @@
         <w:rPr>
           <w:rFonts w:ascii="Arial" w:cs="Arial" w:eastAsia="Arial" w:hAnsi="Arial"/>
           <w:b w:val="0"/>
+          <w:bCs w:val="0"/>
           <w:i w:val="0"/>
+          <w:iCs w:val="0"/>
           <w:smallCaps w:val="0"/>
           <w:strike w:val="0"/>
           <w:color w:val="000000"/>
@@ -13109,7 +13310,9 @@
         <w:rPr>
           <w:rFonts w:ascii="Arial" w:cs="Arial" w:eastAsia="Arial" w:hAnsi="Arial"/>
           <w:b w:val="0"/>
+          <w:bCs w:val="0"/>
           <w:i w:val="0"/>
+          <w:iCs w:val="0"/>
           <w:smallCaps w:val="0"/>
           <w:strike w:val="0"/>
           <w:color w:val="000000"/>
@@ -13143,7 +13346,9 @@
         <w:rPr>
           <w:rFonts w:ascii="Arial" w:cs="Arial" w:eastAsia="Arial" w:hAnsi="Arial"/>
           <w:b w:val="0"/>
+          <w:bCs w:val="0"/>
           <w:i w:val="0"/>
+          <w:iCs w:val="0"/>
           <w:smallCaps w:val="0"/>
           <w:strike w:val="0"/>
           <w:color w:val="000000"/>
@@ -13158,7 +13363,9 @@
         <w:rPr>
           <w:rFonts w:ascii="Arial" w:cs="Arial" w:eastAsia="Arial" w:hAnsi="Arial"/>
           <w:b w:val="0"/>
+          <w:bCs w:val="0"/>
           <w:i w:val="0"/>
+          <w:iCs w:val="0"/>
           <w:smallCaps w:val="0"/>
           <w:strike w:val="0"/>
           <w:color w:val="000000"/>
@@ -13192,7 +13399,9 @@
         <w:rPr>
           <w:rFonts w:ascii="Arial" w:cs="Arial" w:eastAsia="Arial" w:hAnsi="Arial"/>
           <w:b w:val="0"/>
+          <w:bCs w:val="0"/>
           <w:i w:val="0"/>
+          <w:iCs w:val="0"/>
           <w:smallCaps w:val="0"/>
           <w:strike w:val="0"/>
           <w:color w:val="000000"/>
@@ -13207,7 +13416,9 @@
         <w:rPr>
           <w:rFonts w:ascii="Arial" w:cs="Arial" w:eastAsia="Arial" w:hAnsi="Arial"/>
           <w:b w:val="0"/>
+          <w:bCs w:val="0"/>
           <w:i w:val="0"/>
+          <w:iCs w:val="0"/>
           <w:smallCaps w:val="0"/>
           <w:strike w:val="0"/>
           <w:color w:val="000000"/>
@@ -13241,7 +13452,9 @@
         <w:rPr>
           <w:rFonts w:ascii="Arial" w:cs="Arial" w:eastAsia="Arial" w:hAnsi="Arial"/>
           <w:b w:val="0"/>
+          <w:bCs w:val="0"/>
           <w:i w:val="0"/>
+          <w:iCs w:val="0"/>
           <w:smallCaps w:val="0"/>
           <w:strike w:val="0"/>
           <w:color w:val="000000"/>
@@ -13256,7 +13469,9 @@
         <w:rPr>
           <w:rFonts w:ascii="Arial" w:cs="Arial" w:eastAsia="Arial" w:hAnsi="Arial"/>
           <w:b w:val="0"/>
+          <w:bCs w:val="0"/>
           <w:i w:val="0"/>
+          <w:iCs w:val="0"/>
           <w:smallCaps w:val="0"/>
           <w:strike w:val="0"/>
           <w:color w:val="000000"/>
@@ -13290,7 +13505,9 @@
         <w:rPr>
           <w:rFonts w:ascii="Arial" w:cs="Arial" w:eastAsia="Arial" w:hAnsi="Arial"/>
           <w:b w:val="0"/>
+          <w:bCs w:val="0"/>
           <w:i w:val="0"/>
+          <w:iCs w:val="0"/>
           <w:smallCaps w:val="0"/>
           <w:strike w:val="0"/>
           <w:color w:val="000000"/>
@@ -13305,7 +13522,9 @@
         <w:rPr>
           <w:rFonts w:ascii="Arial" w:cs="Arial" w:eastAsia="Arial" w:hAnsi="Arial"/>
           <w:b w:val="0"/>
+          <w:bCs w:val="0"/>
           <w:i w:val="0"/>
+          <w:iCs w:val="0"/>
           <w:smallCaps w:val="0"/>
           <w:strike w:val="0"/>
           <w:color w:val="000000"/>
@@ -13339,7 +13558,9 @@
         <w:rPr>
           <w:rFonts w:ascii="Arial" w:cs="Arial" w:eastAsia="Arial" w:hAnsi="Arial"/>
           <w:b w:val="0"/>
+          <w:bCs w:val="0"/>
           <w:i w:val="0"/>
+          <w:iCs w:val="0"/>
           <w:smallCaps w:val="0"/>
           <w:strike w:val="0"/>
           <w:color w:val="000000"/>
@@ -13354,7 +13575,9 @@
         <w:rPr>
           <w:rFonts w:ascii="Arial" w:cs="Arial" w:eastAsia="Arial" w:hAnsi="Arial"/>
           <w:b w:val="0"/>
+          <w:bCs w:val="0"/>
           <w:i w:val="0"/>
+          <w:iCs w:val="0"/>
           <w:smallCaps w:val="0"/>
           <w:strike w:val="0"/>
           <w:color w:val="000000"/>
@@ -13388,7 +13611,9 @@
         <w:rPr>
           <w:rFonts w:ascii="Arial" w:cs="Arial" w:eastAsia="Arial" w:hAnsi="Arial"/>
           <w:b w:val="0"/>
+          <w:bCs w:val="0"/>
           <w:i w:val="0"/>
+          <w:iCs w:val="0"/>
           <w:smallCaps w:val="0"/>
           <w:strike w:val="0"/>
           <w:color w:val="000000"/>
@@ -13403,7 +13628,9 @@
         <w:rPr>
           <w:rFonts w:ascii="Arial" w:cs="Arial" w:eastAsia="Arial" w:hAnsi="Arial"/>
           <w:b w:val="0"/>
+          <w:bCs w:val="0"/>
           <w:i w:val="0"/>
+          <w:iCs w:val="0"/>
           <w:smallCaps w:val="0"/>
           <w:strike w:val="0"/>
           <w:color w:val="000000"/>
@@ -13437,7 +13664,9 @@
         <w:rPr>
           <w:rFonts w:ascii="Arial" w:cs="Arial" w:eastAsia="Arial" w:hAnsi="Arial"/>
           <w:b w:val="0"/>
+          <w:bCs w:val="0"/>
           <w:i w:val="0"/>
+          <w:iCs w:val="0"/>
           <w:smallCaps w:val="0"/>
           <w:strike w:val="0"/>
           <w:color w:val="000000"/>
@@ -13474,7 +13703,9 @@
         <w:rPr>
           <w:rFonts w:ascii="Arial" w:cs="Arial" w:eastAsia="Arial" w:hAnsi="Arial"/>
           <w:b w:val="0"/>
+          <w:bCs w:val="0"/>
           <w:i w:val="0"/>
+          <w:iCs w:val="0"/>
           <w:smallCaps w:val="0"/>
           <w:strike w:val="0"/>
           <w:color w:val="000000"/>
@@ -13489,7 +13720,9 @@
         <w:rPr>
           <w:rFonts w:ascii="Arial" w:cs="Arial" w:eastAsia="Arial" w:hAnsi="Arial"/>
           <w:b w:val="0"/>
+          <w:bCs w:val="0"/>
           <w:i w:val="0"/>
+          <w:iCs w:val="0"/>
           <w:smallCaps w:val="0"/>
           <w:strike w:val="0"/>
           <w:color w:val="000000"/>
@@ -13523,7 +13756,9 @@
         <w:rPr>
           <w:rFonts w:ascii="Arial" w:cs="Arial" w:eastAsia="Arial" w:hAnsi="Arial"/>
           <w:b w:val="0"/>
+          <w:bCs w:val="0"/>
           <w:i w:val="0"/>
+          <w:iCs w:val="0"/>
           <w:smallCaps w:val="0"/>
           <w:strike w:val="0"/>
           <w:color w:val="000000"/>
@@ -13538,7 +13773,9 @@
         <w:rPr>
           <w:rFonts w:ascii="Arial" w:cs="Arial" w:eastAsia="Arial" w:hAnsi="Arial"/>
           <w:b w:val="0"/>
+          <w:bCs w:val="0"/>
           <w:i w:val="0"/>
+          <w:iCs w:val="0"/>
           <w:smallCaps w:val="0"/>
           <w:strike w:val="0"/>
           <w:color w:val="000000"/>
@@ -13572,7 +13809,9 @@
         <w:rPr>
           <w:rFonts w:ascii="Arial" w:cs="Arial" w:eastAsia="Arial" w:hAnsi="Arial"/>
           <w:b w:val="0"/>
+          <w:bCs w:val="0"/>
           <w:i w:val="0"/>
+          <w:iCs w:val="0"/>
           <w:smallCaps w:val="0"/>
           <w:strike w:val="0"/>
           <w:color w:val="000000"/>
@@ -13587,7 +13826,9 @@
         <w:rPr>
           <w:rFonts w:ascii="Arial" w:cs="Arial" w:eastAsia="Arial" w:hAnsi="Arial"/>
           <w:b w:val="0"/>
+          <w:bCs w:val="0"/>
           <w:i w:val="0"/>
+          <w:iCs w:val="0"/>
           <w:smallCaps w:val="0"/>
           <w:strike w:val="0"/>
           <w:color w:val="000000"/>
@@ -13621,7 +13862,9 @@
         <w:rPr>
           <w:rFonts w:ascii="Arial" w:cs="Arial" w:eastAsia="Arial" w:hAnsi="Arial"/>
           <w:b w:val="0"/>
+          <w:bCs w:val="0"/>
           <w:i w:val="0"/>
+          <w:iCs w:val="0"/>
           <w:smallCaps w:val="0"/>
           <w:strike w:val="0"/>
           <w:color w:val="000000"/>
@@ -13636,7 +13879,9 @@
         <w:rPr>
           <w:rFonts w:ascii="Arial" w:cs="Arial" w:eastAsia="Arial" w:hAnsi="Arial"/>
           <w:b w:val="0"/>
+          <w:bCs w:val="0"/>
           <w:i w:val="0"/>
+          <w:iCs w:val="0"/>
           <w:smallCaps w:val="0"/>
           <w:strike w:val="0"/>
           <w:color w:val="000000"/>
@@ -13670,7 +13915,9 @@
         <w:rPr>
           <w:rFonts w:ascii="Arial" w:cs="Arial" w:eastAsia="Arial" w:hAnsi="Arial"/>
           <w:b w:val="0"/>
+          <w:bCs w:val="0"/>
           <w:i w:val="0"/>
+          <w:iCs w:val="0"/>
           <w:smallCaps w:val="0"/>
           <w:strike w:val="0"/>
           <w:color w:val="000000"/>
@@ -13685,7 +13932,9 @@
         <w:rPr>
           <w:rFonts w:ascii="Arial" w:cs="Arial" w:eastAsia="Arial" w:hAnsi="Arial"/>
           <w:b w:val="0"/>
+          <w:bCs w:val="0"/>
           <w:i w:val="0"/>
+          <w:iCs w:val="0"/>
           <w:smallCaps w:val="0"/>
           <w:strike w:val="0"/>
           <w:color w:val="000000"/>
@@ -13719,7 +13968,9 @@
         <w:rPr>
           <w:rFonts w:ascii="Arial" w:cs="Arial" w:eastAsia="Arial" w:hAnsi="Arial"/>
           <w:b w:val="0"/>
+          <w:bCs w:val="0"/>
           <w:i w:val="0"/>
+          <w:iCs w:val="0"/>
           <w:smallCaps w:val="0"/>
           <w:strike w:val="0"/>
           <w:color w:val="000000"/>
@@ -13734,7 +13985,9 @@
         <w:rPr>
           <w:rFonts w:ascii="Arial" w:cs="Arial" w:eastAsia="Arial" w:hAnsi="Arial"/>
           <w:b w:val="0"/>
+          <w:bCs w:val="0"/>
           <w:i w:val="0"/>
+          <w:iCs w:val="0"/>
           <w:smallCaps w:val="0"/>
           <w:strike w:val="0"/>
           <w:color w:val="000000"/>
@@ -13768,7 +14021,9 @@
         <w:rPr>
           <w:rFonts w:ascii="Arial" w:cs="Arial" w:eastAsia="Arial" w:hAnsi="Arial"/>
           <w:b w:val="0"/>
+          <w:bCs w:val="0"/>
           <w:i w:val="0"/>
+          <w:iCs w:val="0"/>
           <w:smallCaps w:val="0"/>
           <w:strike w:val="0"/>
           <w:color w:val="000000"/>
@@ -13805,7 +14060,9 @@
         <w:rPr>
           <w:rFonts w:ascii="Arial" w:cs="Arial" w:eastAsia="Arial" w:hAnsi="Arial"/>
           <w:b w:val="0"/>
+          <w:bCs w:val="0"/>
           <w:i w:val="0"/>
+          <w:iCs w:val="0"/>
           <w:smallCaps w:val="0"/>
           <w:strike w:val="0"/>
           <w:color w:val="000000"/>
@@ -13820,7 +14077,9 @@
         <w:rPr>
           <w:rFonts w:ascii="Arial" w:cs="Arial" w:eastAsia="Arial" w:hAnsi="Arial"/>
           <w:b w:val="0"/>
+          <w:bCs w:val="0"/>
           <w:i w:val="0"/>
+          <w:iCs w:val="0"/>
           <w:smallCaps w:val="0"/>
           <w:strike w:val="0"/>
           <w:color w:val="000000"/>
@@ -13854,7 +14113,9 @@
         <w:rPr>
           <w:rFonts w:ascii="Arial" w:cs="Arial" w:eastAsia="Arial" w:hAnsi="Arial"/>
           <w:b w:val="0"/>
+          <w:bCs w:val="0"/>
           <w:i w:val="0"/>
+          <w:iCs w:val="0"/>
           <w:smallCaps w:val="0"/>
           <w:strike w:val="0"/>
           <w:color w:val="000000"/>
@@ -13869,7 +14130,9 @@
         <w:rPr>
           <w:rFonts w:ascii="Arial" w:cs="Arial" w:eastAsia="Arial" w:hAnsi="Arial"/>
           <w:b w:val="0"/>
+          <w:bCs w:val="0"/>
           <w:i w:val="0"/>
+          <w:iCs w:val="0"/>
           <w:smallCaps w:val="0"/>
           <w:strike w:val="0"/>
           <w:color w:val="000000"/>
@@ -13903,7 +14166,9 @@
         <w:rPr>
           <w:rFonts w:ascii="Arial" w:cs="Arial" w:eastAsia="Arial" w:hAnsi="Arial"/>
           <w:b w:val="0"/>
+          <w:bCs w:val="0"/>
           <w:i w:val="0"/>
+          <w:iCs w:val="0"/>
           <w:smallCaps w:val="0"/>
           <w:strike w:val="0"/>
           <w:color w:val="000000"/>
@@ -13918,7 +14183,9 @@
         <w:rPr>
           <w:rFonts w:ascii="Arial" w:cs="Arial" w:eastAsia="Arial" w:hAnsi="Arial"/>
           <w:b w:val="0"/>
+          <w:bCs w:val="0"/>
           <w:i w:val="0"/>
+          <w:iCs w:val="0"/>
           <w:smallCaps w:val="0"/>
           <w:strike w:val="0"/>
           <w:color w:val="000000"/>
@@ -13952,7 +14219,9 @@
         <w:rPr>
           <w:rFonts w:ascii="Arial" w:cs="Arial" w:eastAsia="Arial" w:hAnsi="Arial"/>
           <w:b w:val="0"/>
+          <w:bCs w:val="0"/>
           <w:i w:val="0"/>
+          <w:iCs w:val="0"/>
           <w:smallCaps w:val="0"/>
           <w:strike w:val="0"/>
           <w:color w:val="000000"/>
@@ -13967,7 +14236,9 @@
         <w:rPr>
           <w:rFonts w:ascii="Arial" w:cs="Arial" w:eastAsia="Arial" w:hAnsi="Arial"/>
           <w:b w:val="0"/>
+          <w:bCs w:val="0"/>
           <w:i w:val="0"/>
+          <w:iCs w:val="0"/>
           <w:smallCaps w:val="0"/>
           <w:strike w:val="0"/>
           <w:color w:val="000000"/>
@@ -14001,7 +14272,9 @@
         <w:rPr>
           <w:rFonts w:ascii="Arial" w:cs="Arial" w:eastAsia="Arial" w:hAnsi="Arial"/>
           <w:b w:val="0"/>
+          <w:bCs w:val="0"/>
           <w:i w:val="0"/>
+          <w:iCs w:val="0"/>
           <w:smallCaps w:val="0"/>
           <w:strike w:val="0"/>
           <w:color w:val="000000"/>
@@ -14016,7 +14289,9 @@
         <w:rPr>
           <w:rFonts w:ascii="Arial" w:cs="Arial" w:eastAsia="Arial" w:hAnsi="Arial"/>
           <w:b w:val="0"/>
+          <w:bCs w:val="0"/>
           <w:i w:val="0"/>
+          <w:iCs w:val="0"/>
           <w:smallCaps w:val="0"/>
           <w:strike w:val="0"/>
           <w:color w:val="000000"/>
@@ -14050,7 +14325,9 @@
         <w:rPr>
           <w:rFonts w:ascii="Arial" w:cs="Arial" w:eastAsia="Arial" w:hAnsi="Arial"/>
           <w:b w:val="0"/>
+          <w:bCs w:val="0"/>
           <w:i w:val="0"/>
+          <w:iCs w:val="0"/>
           <w:smallCaps w:val="0"/>
           <w:strike w:val="0"/>
           <w:color w:val="000000"/>
@@ -14087,7 +14364,9 @@
         <w:rPr>
           <w:rFonts w:ascii="Arial" w:cs="Arial" w:eastAsia="Arial" w:hAnsi="Arial"/>
           <w:b w:val="0"/>
+          <w:bCs w:val="0"/>
           <w:i w:val="0"/>
+          <w:iCs w:val="0"/>
           <w:smallCaps w:val="0"/>
           <w:strike w:val="0"/>
           <w:color w:val="000000"/>
@@ -14102,7 +14381,9 @@
         <w:rPr>
           <w:rFonts w:ascii="Arial" w:cs="Arial" w:eastAsia="Arial" w:hAnsi="Arial"/>
           <w:b w:val="0"/>
+          <w:bCs w:val="0"/>
           <w:i w:val="0"/>
+          <w:iCs w:val="0"/>
           <w:smallCaps w:val="0"/>
           <w:strike w:val="0"/>
           <w:color w:val="000000"/>
@@ -14136,7 +14417,9 @@
         <w:rPr>
           <w:rFonts w:ascii="Arial" w:cs="Arial" w:eastAsia="Arial" w:hAnsi="Arial"/>
           <w:b w:val="0"/>
+          <w:bCs w:val="0"/>
           <w:i w:val="0"/>
+          <w:iCs w:val="0"/>
           <w:smallCaps w:val="0"/>
           <w:strike w:val="0"/>
           <w:color w:val="000000"/>
@@ -14151,7 +14434,9 @@
         <w:rPr>
           <w:rFonts w:ascii="Arial" w:cs="Arial" w:eastAsia="Arial" w:hAnsi="Arial"/>
           <w:b w:val="0"/>
+          <w:bCs w:val="0"/>
           <w:i w:val="0"/>
+          <w:iCs w:val="0"/>
           <w:smallCaps w:val="0"/>
           <w:strike w:val="0"/>
           <w:color w:val="000000"/>
@@ -14185,7 +14470,9 @@
         <w:rPr>
           <w:rFonts w:ascii="Arial" w:cs="Arial" w:eastAsia="Arial" w:hAnsi="Arial"/>
           <w:b w:val="0"/>
+          <w:bCs w:val="0"/>
           <w:i w:val="0"/>
+          <w:iCs w:val="0"/>
           <w:smallCaps w:val="0"/>
           <w:strike w:val="0"/>
           <w:color w:val="000000"/>
@@ -14200,7 +14487,9 @@
         <w:rPr>
           <w:rFonts w:ascii="Arial" w:cs="Arial" w:eastAsia="Arial" w:hAnsi="Arial"/>
           <w:b w:val="0"/>
+          <w:bCs w:val="0"/>
           <w:i w:val="0"/>
+          <w:iCs w:val="0"/>
           <w:smallCaps w:val="0"/>
           <w:strike w:val="0"/>
           <w:color w:val="000000"/>
@@ -14234,7 +14523,9 @@
         <w:rPr>
           <w:rFonts w:ascii="Arial" w:cs="Arial" w:eastAsia="Arial" w:hAnsi="Arial"/>
           <w:b w:val="0"/>
+          <w:bCs w:val="0"/>
           <w:i w:val="0"/>
+          <w:iCs w:val="0"/>
           <w:smallCaps w:val="0"/>
           <w:strike w:val="0"/>
           <w:color w:val="000000"/>
@@ -14249,7 +14540,9 @@
         <w:rPr>
           <w:rFonts w:ascii="Arial" w:cs="Arial" w:eastAsia="Arial" w:hAnsi="Arial"/>
           <w:b w:val="0"/>
+          <w:bCs w:val="0"/>
           <w:i w:val="0"/>
+          <w:iCs w:val="0"/>
           <w:smallCaps w:val="0"/>
           <w:strike w:val="0"/>
           <w:color w:val="000000"/>
@@ -14283,7 +14576,9 @@
         <w:rPr>
           <w:rFonts w:ascii="Arial" w:cs="Arial" w:eastAsia="Arial" w:hAnsi="Arial"/>
           <w:b w:val="0"/>
+          <w:bCs w:val="0"/>
           <w:i w:val="0"/>
+          <w:iCs w:val="0"/>
           <w:smallCaps w:val="0"/>
           <w:strike w:val="0"/>
           <w:color w:val="000000"/>
@@ -14320,7 +14615,9 @@
         <w:rPr>
           <w:rFonts w:ascii="Arial" w:cs="Arial" w:eastAsia="Arial" w:hAnsi="Arial"/>
           <w:b w:val="0"/>
+          <w:bCs w:val="0"/>
           <w:i w:val="0"/>
+          <w:iCs w:val="0"/>
           <w:smallCaps w:val="0"/>
           <w:strike w:val="0"/>
           <w:color w:val="000000"/>
@@ -14335,7 +14632,9 @@
         <w:rPr>
           <w:rFonts w:ascii="Arial" w:cs="Arial" w:eastAsia="Arial" w:hAnsi="Arial"/>
           <w:b w:val="0"/>
+          <w:bCs w:val="0"/>
           <w:i w:val="0"/>
+          <w:iCs w:val="0"/>
           <w:smallCaps w:val="0"/>
           <w:strike w:val="0"/>
           <w:color w:val="000000"/>
@@ -14369,7 +14668,9 @@
         <w:rPr>
           <w:rFonts w:ascii="Arial" w:cs="Arial" w:eastAsia="Arial" w:hAnsi="Arial"/>
           <w:b w:val="0"/>
+          <w:bCs w:val="0"/>
           <w:i w:val="0"/>
+          <w:iCs w:val="0"/>
           <w:smallCaps w:val="0"/>
           <w:strike w:val="0"/>
           <w:color w:val="000000"/>
@@ -14384,7 +14685,9 @@
         <w:rPr>
           <w:rFonts w:ascii="Arial" w:cs="Arial" w:eastAsia="Arial" w:hAnsi="Arial"/>
           <w:b w:val="0"/>
+          <w:bCs w:val="0"/>
           <w:i w:val="0"/>
+          <w:iCs w:val="0"/>
           <w:smallCaps w:val="0"/>
           <w:strike w:val="0"/>
           <w:color w:val="000000"/>
@@ -14418,7 +14721,9 @@
         <w:rPr>
           <w:rFonts w:ascii="Arial" w:cs="Arial" w:eastAsia="Arial" w:hAnsi="Arial"/>
           <w:b w:val="0"/>
+          <w:bCs w:val="0"/>
           <w:i w:val="0"/>
+          <w:iCs w:val="0"/>
           <w:smallCaps w:val="0"/>
           <w:strike w:val="0"/>
           <w:color w:val="000000"/>
@@ -14433,7 +14738,9 @@
         <w:rPr>
           <w:rFonts w:ascii="Arial" w:cs="Arial" w:eastAsia="Arial" w:hAnsi="Arial"/>
           <w:b w:val="0"/>
+          <w:bCs w:val="0"/>
           <w:i w:val="0"/>
+          <w:iCs w:val="0"/>
           <w:smallCaps w:val="0"/>
           <w:strike w:val="0"/>
           <w:color w:val="000000"/>
@@ -14467,7 +14774,9 @@
         <w:rPr>
           <w:rFonts w:ascii="Arial" w:cs="Arial" w:eastAsia="Arial" w:hAnsi="Arial"/>
           <w:b w:val="0"/>
+          <w:bCs w:val="0"/>
           <w:i w:val="0"/>
+          <w:iCs w:val="0"/>
           <w:smallCaps w:val="0"/>
           <w:strike w:val="0"/>
           <w:color w:val="000000"/>
@@ -14482,7 +14791,9 @@
         <w:rPr>
           <w:rFonts w:ascii="Arial" w:cs="Arial" w:eastAsia="Arial" w:hAnsi="Arial"/>
           <w:b w:val="0"/>
+          <w:bCs w:val="0"/>
           <w:i w:val="0"/>
+          <w:iCs w:val="0"/>
           <w:smallCaps w:val="0"/>
           <w:strike w:val="0"/>
           <w:color w:val="000000"/>
@@ -14516,7 +14827,9 @@
         <w:rPr>
           <w:rFonts w:ascii="Arial" w:cs="Arial" w:eastAsia="Arial" w:hAnsi="Arial"/>
           <w:b w:val="0"/>
+          <w:bCs w:val="0"/>
           <w:i w:val="0"/>
+          <w:iCs w:val="0"/>
           <w:smallCaps w:val="0"/>
           <w:strike w:val="0"/>
           <w:color w:val="000000"/>
@@ -14531,7 +14844,9 @@
         <w:rPr>
           <w:rFonts w:ascii="Arial" w:cs="Arial" w:eastAsia="Arial" w:hAnsi="Arial"/>
           <w:b w:val="0"/>
+          <w:bCs w:val="0"/>
           <w:i w:val="0"/>
+          <w:iCs w:val="0"/>
           <w:smallCaps w:val="0"/>
           <w:strike w:val="0"/>
           <w:color w:val="000000"/>
@@ -14565,7 +14880,9 @@
         <w:rPr>
           <w:rFonts w:ascii="Arial" w:cs="Arial" w:eastAsia="Arial" w:hAnsi="Arial"/>
           <w:b w:val="0"/>
+          <w:bCs w:val="0"/>
           <w:i w:val="0"/>
+          <w:iCs w:val="0"/>
           <w:smallCaps w:val="0"/>
           <w:strike w:val="0"/>
           <w:color w:val="000000"/>
@@ -14602,7 +14919,9 @@
         <w:rPr>
           <w:rFonts w:ascii="Arial" w:cs="Arial" w:eastAsia="Arial" w:hAnsi="Arial"/>
           <w:b w:val="0"/>
+          <w:bCs w:val="0"/>
           <w:i w:val="0"/>
+          <w:iCs w:val="0"/>
           <w:smallCaps w:val="0"/>
           <w:strike w:val="0"/>
           <w:color w:val="000000"/>
@@ -14617,7 +14936,9 @@
         <w:rPr>
           <w:rFonts w:ascii="Arial" w:cs="Arial" w:eastAsia="Arial" w:hAnsi="Arial"/>
           <w:b w:val="0"/>
+          <w:bCs w:val="0"/>
           <w:i w:val="0"/>
+          <w:iCs w:val="0"/>
           <w:smallCaps w:val="0"/>
           <w:strike w:val="0"/>
           <w:color w:val="000000"/>
@@ -14651,7 +14972,9 @@
         <w:rPr>
           <w:rFonts w:ascii="Arial" w:cs="Arial" w:eastAsia="Arial" w:hAnsi="Arial"/>
           <w:b w:val="0"/>
+          <w:bCs w:val="0"/>
           <w:i w:val="0"/>
+          <w:iCs w:val="0"/>
           <w:smallCaps w:val="0"/>
           <w:strike w:val="0"/>
           <w:color w:val="000000"/>
@@ -14666,7 +14989,9 @@
         <w:rPr>
           <w:rFonts w:ascii="Arial" w:cs="Arial" w:eastAsia="Arial" w:hAnsi="Arial"/>
           <w:b w:val="0"/>
+          <w:bCs w:val="0"/>
           <w:i w:val="0"/>
+          <w:iCs w:val="0"/>
           <w:smallCaps w:val="0"/>
           <w:strike w:val="0"/>
           <w:color w:val="000000"/>
@@ -14700,7 +15025,9 @@
         <w:rPr>
           <w:rFonts w:ascii="Arial" w:cs="Arial" w:eastAsia="Arial" w:hAnsi="Arial"/>
           <w:b w:val="0"/>
+          <w:bCs w:val="0"/>
           <w:i w:val="0"/>
+          <w:iCs w:val="0"/>
           <w:smallCaps w:val="0"/>
           <w:strike w:val="0"/>
           <w:color w:val="000000"/>
@@ -14715,7 +15042,9 @@
         <w:rPr>
           <w:rFonts w:ascii="Arial" w:cs="Arial" w:eastAsia="Arial" w:hAnsi="Arial"/>
           <w:b w:val="0"/>
+          <w:bCs w:val="0"/>
           <w:i w:val="0"/>
+          <w:iCs w:val="0"/>
           <w:smallCaps w:val="0"/>
           <w:strike w:val="0"/>
           <w:color w:val="000000"/>
@@ -14749,7 +15078,9 @@
         <w:rPr>
           <w:rFonts w:ascii="Arial" w:cs="Arial" w:eastAsia="Arial" w:hAnsi="Arial"/>
           <w:b w:val="0"/>
+          <w:bCs w:val="0"/>
           <w:i w:val="0"/>
+          <w:iCs w:val="0"/>
           <w:smallCaps w:val="0"/>
           <w:strike w:val="0"/>
           <w:color w:val="000000"/>
@@ -14764,7 +15095,9 @@
         <w:rPr>
           <w:rFonts w:ascii="Arial" w:cs="Arial" w:eastAsia="Arial" w:hAnsi="Arial"/>
           <w:b w:val="0"/>
+          <w:bCs w:val="0"/>
           <w:i w:val="0"/>
+          <w:iCs w:val="0"/>
           <w:smallCaps w:val="0"/>
           <w:strike w:val="0"/>
           <w:color w:val="000000"/>
@@ -14798,7 +15131,9 @@
         <w:rPr>
           <w:rFonts w:ascii="Arial" w:cs="Arial" w:eastAsia="Arial" w:hAnsi="Arial"/>
           <w:b w:val="0"/>
+          <w:bCs w:val="0"/>
           <w:i w:val="0"/>
+          <w:iCs w:val="0"/>
           <w:smallCaps w:val="0"/>
           <w:strike w:val="0"/>
           <w:color w:val="000000"/>
@@ -14813,7 +15148,9 @@
         <w:rPr>
           <w:rFonts w:ascii="Arial" w:cs="Arial" w:eastAsia="Arial" w:hAnsi="Arial"/>
           <w:b w:val="0"/>
+          <w:bCs w:val="0"/>
           <w:i w:val="0"/>
+          <w:iCs w:val="0"/>
           <w:smallCaps w:val="0"/>
           <w:strike w:val="0"/>
           <w:color w:val="000000"/>
@@ -14847,7 +15184,9 @@
         <w:rPr>
           <w:rFonts w:ascii="Arial" w:cs="Arial" w:eastAsia="Arial" w:hAnsi="Arial"/>
           <w:b w:val="0"/>
+          <w:bCs w:val="0"/>
           <w:i w:val="0"/>
+          <w:iCs w:val="0"/>
           <w:smallCaps w:val="0"/>
           <w:strike w:val="0"/>
           <w:color w:val="000000"/>
@@ -14862,7 +15201,9 @@
         <w:rPr>
           <w:rFonts w:ascii="Arial" w:cs="Arial" w:eastAsia="Arial" w:hAnsi="Arial"/>
           <w:b w:val="0"/>
+          <w:bCs w:val="0"/>
           <w:i w:val="0"/>
+          <w:iCs w:val="0"/>
           <w:smallCaps w:val="0"/>
           <w:strike w:val="0"/>
           <w:color w:val="000000"/>
@@ -14896,7 +15237,9 @@
         <w:rPr>
           <w:rFonts w:ascii="Arial" w:cs="Arial" w:eastAsia="Arial" w:hAnsi="Arial"/>
           <w:b w:val="0"/>
+          <w:bCs w:val="0"/>
           <w:i w:val="0"/>
+          <w:iCs w:val="0"/>
           <w:smallCaps w:val="0"/>
           <w:strike w:val="0"/>
           <w:color w:val="000000"/>
@@ -14911,7 +15254,9 @@
         <w:rPr>
           <w:rFonts w:ascii="Arial" w:cs="Arial" w:eastAsia="Arial" w:hAnsi="Arial"/>
           <w:b w:val="0"/>
+          <w:bCs w:val="0"/>
           <w:i w:val="0"/>
+          <w:iCs w:val="0"/>
           <w:smallCaps w:val="0"/>
           <w:strike w:val="0"/>
           <w:color w:val="000000"/>
@@ -14945,7 +15290,9 @@
         <w:rPr>
           <w:rFonts w:ascii="Arial" w:cs="Arial" w:eastAsia="Arial" w:hAnsi="Arial"/>
           <w:b w:val="0"/>
+          <w:bCs w:val="0"/>
           <w:i w:val="0"/>
+          <w:iCs w:val="0"/>
           <w:smallCaps w:val="0"/>
           <w:strike w:val="0"/>
           <w:color w:val="000000"/>
@@ -14982,7 +15329,9 @@
         <w:rPr>
           <w:rFonts w:ascii="Arial" w:cs="Arial" w:eastAsia="Arial" w:hAnsi="Arial"/>
           <w:b w:val="0"/>
+          <w:bCs w:val="0"/>
           <w:i w:val="0"/>
+          <w:iCs w:val="0"/>
           <w:smallCaps w:val="0"/>
           <w:strike w:val="0"/>
           <w:color w:val="000000"/>
@@ -14997,7 +15346,9 @@
         <w:rPr>
           <w:rFonts w:ascii="Arial" w:cs="Arial" w:eastAsia="Arial" w:hAnsi="Arial"/>
           <w:b w:val="0"/>
+          <w:bCs w:val="0"/>
           <w:i w:val="0"/>
+          <w:iCs w:val="0"/>
           <w:smallCaps w:val="0"/>
           <w:strike w:val="0"/>
           <w:color w:val="000000"/>
@@ -15031,7 +15382,9 @@
         <w:rPr>
           <w:rFonts w:ascii="Arial" w:cs="Arial" w:eastAsia="Arial" w:hAnsi="Arial"/>
           <w:b w:val="0"/>
+          <w:bCs w:val="0"/>
           <w:i w:val="0"/>
+          <w:iCs w:val="0"/>
           <w:smallCaps w:val="0"/>
           <w:strike w:val="0"/>
           <w:color w:val="000000"/>
@@ -15046,7 +15399,9 @@
         <w:rPr>
           <w:rFonts w:ascii="Arial" w:cs="Arial" w:eastAsia="Arial" w:hAnsi="Arial"/>
           <w:b w:val="0"/>
+          <w:bCs w:val="0"/>
           <w:i w:val="0"/>
+          <w:iCs w:val="0"/>
           <w:smallCaps w:val="0"/>
           <w:strike w:val="0"/>
           <w:color w:val="000000"/>
@@ -15080,7 +15435,9 @@
         <w:rPr>
           <w:rFonts w:ascii="Arial" w:cs="Arial" w:eastAsia="Arial" w:hAnsi="Arial"/>
           <w:b w:val="0"/>
+          <w:bCs w:val="0"/>
           <w:i w:val="0"/>
+          <w:iCs w:val="0"/>
           <w:smallCaps w:val="0"/>
           <w:strike w:val="0"/>
           <w:color w:val="000000"/>
@@ -15095,7 +15452,9 @@
         <w:rPr>
           <w:rFonts w:ascii="Arial" w:cs="Arial" w:eastAsia="Arial" w:hAnsi="Arial"/>
           <w:b w:val="0"/>
+          <w:bCs w:val="0"/>
           <w:i w:val="0"/>
+          <w:iCs w:val="0"/>
           <w:smallCaps w:val="0"/>
           <w:strike w:val="0"/>
           <w:color w:val="000000"/>
@@ -15129,7 +15488,9 @@
         <w:rPr>
           <w:rFonts w:ascii="Arial" w:cs="Arial" w:eastAsia="Arial" w:hAnsi="Arial"/>
           <w:b w:val="0"/>
+          <w:bCs w:val="0"/>
           <w:i w:val="0"/>
+          <w:iCs w:val="0"/>
           <w:smallCaps w:val="0"/>
           <w:strike w:val="0"/>
           <w:color w:val="000000"/>
@@ -15144,7 +15505,9 @@
         <w:rPr>
           <w:rFonts w:ascii="Arial" w:cs="Arial" w:eastAsia="Arial" w:hAnsi="Arial"/>
           <w:b w:val="0"/>
+          <w:bCs w:val="0"/>
           <w:i w:val="0"/>
+          <w:iCs w:val="0"/>
           <w:smallCaps w:val="0"/>
           <w:strike w:val="0"/>
           <w:color w:val="000000"/>
@@ -15178,7 +15541,9 @@
         <w:rPr>
           <w:rFonts w:ascii="Arial" w:cs="Arial" w:eastAsia="Arial" w:hAnsi="Arial"/>
           <w:b w:val="0"/>
+          <w:bCs w:val="0"/>
           <w:i w:val="0"/>
+          <w:iCs w:val="0"/>
           <w:smallCaps w:val="0"/>
           <w:strike w:val="0"/>
           <w:color w:val="000000"/>
@@ -15193,7 +15558,9 @@
         <w:rPr>
           <w:rFonts w:ascii="Arial" w:cs="Arial" w:eastAsia="Arial" w:hAnsi="Arial"/>
           <w:b w:val="0"/>
+          <w:bCs w:val="0"/>
           <w:i w:val="0"/>
+          <w:iCs w:val="0"/>
           <w:smallCaps w:val="0"/>
           <w:strike w:val="0"/>
           <w:color w:val="000000"/>
@@ -15227,7 +15594,9 @@
         <w:rPr>
           <w:rFonts w:ascii="Arial" w:cs="Arial" w:eastAsia="Arial" w:hAnsi="Arial"/>
           <w:b w:val="0"/>
+          <w:bCs w:val="0"/>
           <w:i w:val="0"/>
+          <w:iCs w:val="0"/>
           <w:smallCaps w:val="0"/>
           <w:strike w:val="0"/>
           <w:color w:val="000000"/>
@@ -15242,7 +15611,9 @@
         <w:rPr>
           <w:rFonts w:ascii="Arial" w:cs="Arial" w:eastAsia="Arial" w:hAnsi="Arial"/>
           <w:b w:val="0"/>
+          <w:bCs w:val="0"/>
           <w:i w:val="0"/>
+          <w:iCs w:val="0"/>
           <w:smallCaps w:val="0"/>
           <w:strike w:val="0"/>
           <w:color w:val="000000"/>
@@ -15276,7 +15647,9 @@
         <w:rPr>
           <w:rFonts w:ascii="Arial" w:cs="Arial" w:eastAsia="Arial" w:hAnsi="Arial"/>
           <w:b w:val="0"/>
+          <w:bCs w:val="0"/>
           <w:i w:val="0"/>
+          <w:iCs w:val="0"/>
           <w:smallCaps w:val="0"/>
           <w:strike w:val="0"/>
           <w:color w:val="000000"/>
@@ -15291,7 +15664,9 @@
         <w:rPr>
           <w:rFonts w:ascii="Arial" w:cs="Arial" w:eastAsia="Arial" w:hAnsi="Arial"/>
           <w:b w:val="0"/>
+          <w:bCs w:val="0"/>
           <w:i w:val="0"/>
+          <w:iCs w:val="0"/>
           <w:smallCaps w:val="0"/>
           <w:strike w:val="0"/>
           <w:color w:val="000000"/>
@@ -15325,7 +15700,9 @@
         <w:rPr>
           <w:rFonts w:ascii="Arial" w:cs="Arial" w:eastAsia="Arial" w:hAnsi="Arial"/>
           <w:b w:val="0"/>
+          <w:bCs w:val="0"/>
           <w:i w:val="0"/>
+          <w:iCs w:val="0"/>
           <w:smallCaps w:val="0"/>
           <w:strike w:val="0"/>
           <w:color w:val="000000"/>
@@ -15340,7 +15717,9 @@
         <w:rPr>
           <w:rFonts w:ascii="Arial" w:cs="Arial" w:eastAsia="Arial" w:hAnsi="Arial"/>
           <w:b w:val="0"/>
+          <w:bCs w:val="0"/>
           <w:i w:val="0"/>
+          <w:iCs w:val="0"/>
           <w:smallCaps w:val="0"/>
           <w:strike w:val="0"/>
           <w:color w:val="000000"/>
@@ -15374,7 +15753,9 @@
         <w:rPr>
           <w:rFonts w:ascii="Arial" w:cs="Arial" w:eastAsia="Arial" w:hAnsi="Arial"/>
           <w:b w:val="0"/>
+          <w:bCs w:val="0"/>
           <w:i w:val="0"/>
+          <w:iCs w:val="0"/>
           <w:smallCaps w:val="0"/>
           <w:strike w:val="0"/>
           <w:color w:val="000000"/>
@@ -15411,7 +15792,9 @@
         <w:rPr>
           <w:rFonts w:ascii="Arial" w:cs="Arial" w:eastAsia="Arial" w:hAnsi="Arial"/>
           <w:b w:val="0"/>
+          <w:bCs w:val="0"/>
           <w:i w:val="0"/>
+          <w:iCs w:val="0"/>
           <w:smallCaps w:val="0"/>
           <w:strike w:val="0"/>
           <w:color w:val="000000"/>
@@ -15426,7 +15809,9 @@
         <w:rPr>
           <w:rFonts w:ascii="Arial" w:cs="Arial" w:eastAsia="Arial" w:hAnsi="Arial"/>
           <w:b w:val="0"/>
+          <w:bCs w:val="0"/>
           <w:i w:val="0"/>
+          <w:iCs w:val="0"/>
           <w:smallCaps w:val="0"/>
           <w:strike w:val="0"/>
           <w:color w:val="000000"/>
@@ -15460,7 +15845,9 @@
         <w:rPr>
           <w:rFonts w:ascii="Arial" w:cs="Arial" w:eastAsia="Arial" w:hAnsi="Arial"/>
           <w:b w:val="0"/>
+          <w:bCs w:val="0"/>
           <w:i w:val="0"/>
+          <w:iCs w:val="0"/>
           <w:smallCaps w:val="0"/>
           <w:strike w:val="0"/>
           <w:color w:val="000000"/>
@@ -15475,7 +15862,9 @@
         <w:rPr>
           <w:rFonts w:ascii="Arial" w:cs="Arial" w:eastAsia="Arial" w:hAnsi="Arial"/>
           <w:b w:val="0"/>
+          <w:bCs w:val="0"/>
           <w:i w:val="0"/>
+          <w:iCs w:val="0"/>
           <w:smallCaps w:val="0"/>
           <w:strike w:val="0"/>
           <w:color w:val="000000"/>
@@ -15509,7 +15898,9 @@
         <w:rPr>
           <w:rFonts w:ascii="Arial" w:cs="Arial" w:eastAsia="Arial" w:hAnsi="Arial"/>
           <w:b w:val="0"/>
+          <w:bCs w:val="0"/>
           <w:i w:val="0"/>
+          <w:iCs w:val="0"/>
           <w:smallCaps w:val="0"/>
           <w:strike w:val="0"/>
           <w:color w:val="000000"/>
@@ -15524,7 +15915,9 @@
         <w:rPr>
           <w:rFonts w:ascii="Arial" w:cs="Arial" w:eastAsia="Arial" w:hAnsi="Arial"/>
           <w:b w:val="0"/>
+          <w:bCs w:val="0"/>
           <w:i w:val="0"/>
+          <w:iCs w:val="0"/>
           <w:smallCaps w:val="0"/>
           <w:strike w:val="0"/>
           <w:color w:val="000000"/>
@@ -15558,7 +15951,9 @@
         <w:rPr>
           <w:rFonts w:ascii="Arial" w:cs="Arial" w:eastAsia="Arial" w:hAnsi="Arial"/>
           <w:b w:val="0"/>
+          <w:bCs w:val="0"/>
           <w:i w:val="0"/>
+          <w:iCs w:val="0"/>
           <w:smallCaps w:val="0"/>
           <w:strike w:val="0"/>
           <w:color w:val="000000"/>
@@ -15573,7 +15968,9 @@
         <w:rPr>
           <w:rFonts w:ascii="Arial" w:cs="Arial" w:eastAsia="Arial" w:hAnsi="Arial"/>
           <w:b w:val="0"/>
+          <w:bCs w:val="0"/>
           <w:i w:val="0"/>
+          <w:iCs w:val="0"/>
           <w:smallCaps w:val="0"/>
           <w:strike w:val="0"/>
           <w:color w:val="000000"/>
@@ -15607,7 +16004,9 @@
         <w:rPr>
           <w:rFonts w:ascii="Arial" w:cs="Arial" w:eastAsia="Arial" w:hAnsi="Arial"/>
           <w:b w:val="0"/>
+          <w:bCs w:val="0"/>
           <w:i w:val="0"/>
+          <w:iCs w:val="0"/>
           <w:smallCaps w:val="0"/>
           <w:strike w:val="0"/>
           <w:color w:val="000000"/>
@@ -15622,7 +16021,9 @@
         <w:rPr>
           <w:rFonts w:ascii="Arial" w:cs="Arial" w:eastAsia="Arial" w:hAnsi="Arial"/>
           <w:b w:val="0"/>
+          <w:bCs w:val="0"/>
           <w:i w:val="0"/>
+          <w:iCs w:val="0"/>
           <w:smallCaps w:val="0"/>
           <w:strike w:val="0"/>
           <w:color w:val="000000"/>
@@ -15656,7 +16057,9 @@
         <w:rPr>
           <w:rFonts w:ascii="Arial" w:cs="Arial" w:eastAsia="Arial" w:hAnsi="Arial"/>
           <w:b w:val="0"/>
+          <w:bCs w:val="0"/>
           <w:i w:val="0"/>
+          <w:iCs w:val="0"/>
           <w:smallCaps w:val="0"/>
           <w:strike w:val="0"/>
           <w:color w:val="000000"/>
@@ -15671,7 +16074,9 @@
         <w:rPr>
           <w:rFonts w:ascii="Arial" w:cs="Arial" w:eastAsia="Arial" w:hAnsi="Arial"/>
           <w:b w:val="0"/>
+          <w:bCs w:val="0"/>
           <w:i w:val="0"/>
+          <w:iCs w:val="0"/>
           <w:smallCaps w:val="0"/>
           <w:strike w:val="0"/>
           <w:color w:val="000000"/>
@@ -15705,7 +16110,9 @@
         <w:rPr>
           <w:rFonts w:ascii="Arial" w:cs="Arial" w:eastAsia="Arial" w:hAnsi="Arial"/>
           <w:b w:val="0"/>
+          <w:bCs w:val="0"/>
           <w:i w:val="0"/>
+          <w:iCs w:val="0"/>
           <w:smallCaps w:val="0"/>
           <w:strike w:val="0"/>
           <w:color w:val="000000"/>
@@ -15742,7 +16149,9 @@
         <w:rPr>
           <w:rFonts w:ascii="Arial" w:cs="Arial" w:eastAsia="Arial" w:hAnsi="Arial"/>
           <w:b w:val="0"/>
+          <w:bCs w:val="0"/>
           <w:i w:val="0"/>
+          <w:iCs w:val="0"/>
           <w:smallCaps w:val="0"/>
           <w:strike w:val="0"/>
           <w:color w:val="000000"/>
@@ -15757,7 +16166,9 @@
         <w:rPr>
           <w:rFonts w:ascii="Arial" w:cs="Arial" w:eastAsia="Arial" w:hAnsi="Arial"/>
           <w:b w:val="0"/>
+          <w:bCs w:val="0"/>
           <w:i w:val="0"/>
+          <w:iCs w:val="0"/>
           <w:smallCaps w:val="0"/>
           <w:strike w:val="0"/>
           <w:color w:val="000000"/>
@@ -15791,7 +16202,9 @@
         <w:rPr>
           <w:rFonts w:ascii="Arial" w:cs="Arial" w:eastAsia="Arial" w:hAnsi="Arial"/>
           <w:b w:val="0"/>
+          <w:bCs w:val="0"/>
           <w:i w:val="0"/>
+          <w:iCs w:val="0"/>
           <w:smallCaps w:val="0"/>
           <w:strike w:val="0"/>
           <w:color w:val="000000"/>
@@ -15806,7 +16219,9 @@
         <w:rPr>
           <w:rFonts w:ascii="Arial" w:cs="Arial" w:eastAsia="Arial" w:hAnsi="Arial"/>
           <w:b w:val="0"/>
+          <w:bCs w:val="0"/>
           <w:i w:val="0"/>
+          <w:iCs w:val="0"/>
           <w:smallCaps w:val="0"/>
           <w:strike w:val="0"/>
           <w:color w:val="000000"/>
@@ -15840,7 +16255,9 @@
         <w:rPr>
           <w:rFonts w:ascii="Arial" w:cs="Arial" w:eastAsia="Arial" w:hAnsi="Arial"/>
           <w:b w:val="0"/>
+          <w:bCs w:val="0"/>
           <w:i w:val="0"/>
+          <w:iCs w:val="0"/>
           <w:smallCaps w:val="0"/>
           <w:strike w:val="0"/>
           <w:color w:val="000000"/>
@@ -15855,7 +16272,9 @@
         <w:rPr>
           <w:rFonts w:ascii="Arial" w:cs="Arial" w:eastAsia="Arial" w:hAnsi="Arial"/>
           <w:b w:val="0"/>
+          <w:bCs w:val="0"/>
           <w:i w:val="0"/>
+          <w:iCs w:val="0"/>
           <w:smallCaps w:val="0"/>
           <w:strike w:val="0"/>
           <w:color w:val="000000"/>
@@ -15891,7 +16310,9 @@
         <w:rPr>
           <w:rFonts w:ascii="Arial" w:cs="Arial" w:eastAsia="Arial" w:hAnsi="Arial"/>
           <w:b w:val="0"/>
+          <w:bCs w:val="0"/>
           <w:i w:val="0"/>
+          <w:iCs w:val="0"/>
           <w:smallCaps w:val="0"/>
           <w:strike w:val="0"/>
           <w:color w:val="000000"/>
@@ -15906,7 +16327,9 @@
         <w:rPr>
           <w:rFonts w:ascii="Arial" w:cs="Arial" w:eastAsia="Arial" w:hAnsi="Arial"/>
           <w:b w:val="0"/>
+          <w:bCs w:val="0"/>
           <w:i w:val="0"/>
+          <w:iCs w:val="0"/>
           <w:smallCaps w:val="0"/>
           <w:strike w:val="0"/>
           <w:color w:val="000000"/>
@@ -15940,7 +16363,9 @@
         <w:rPr>
           <w:rFonts w:ascii="Arial" w:cs="Arial" w:eastAsia="Arial" w:hAnsi="Arial"/>
           <w:b w:val="0"/>
+          <w:bCs w:val="0"/>
           <w:i w:val="0"/>
+          <w:iCs w:val="0"/>
           <w:smallCaps w:val="0"/>
           <w:strike w:val="0"/>
           <w:color w:val="000000"/>
@@ -15977,7 +16402,9 @@
         <w:rPr>
           <w:rFonts w:ascii="Arial" w:cs="Arial" w:eastAsia="Arial" w:hAnsi="Arial"/>
           <w:b w:val="0"/>
+          <w:bCs w:val="0"/>
           <w:i w:val="0"/>
+          <w:iCs w:val="0"/>
           <w:smallCaps w:val="0"/>
           <w:strike w:val="0"/>
           <w:color w:val="000000"/>
@@ -15992,7 +16419,9 @@
         <w:rPr>
           <w:rFonts w:ascii="Arial" w:cs="Arial" w:eastAsia="Arial" w:hAnsi="Arial"/>
           <w:b w:val="0"/>
+          <w:bCs w:val="0"/>
           <w:i w:val="0"/>
+          <w:iCs w:val="0"/>
           <w:smallCaps w:val="0"/>
           <w:strike w:val="0"/>
           <w:color w:val="000000"/>
@@ -16026,7 +16455,9 @@
         <w:rPr>
           <w:rFonts w:ascii="Arial" w:cs="Arial" w:eastAsia="Arial" w:hAnsi="Arial"/>
           <w:b w:val="0"/>
+          <w:bCs w:val="0"/>
           <w:i w:val="0"/>
+          <w:iCs w:val="0"/>
           <w:smallCaps w:val="0"/>
           <w:strike w:val="0"/>
           <w:color w:val="000000"/>
@@ -16063,7 +16494,9 @@
         <w:rPr>
           <w:rFonts w:ascii="Arial" w:cs="Arial" w:eastAsia="Arial" w:hAnsi="Arial"/>
           <w:b w:val="0"/>
+          <w:bCs w:val="0"/>
           <w:i w:val="0"/>
+          <w:iCs w:val="0"/>
           <w:smallCaps w:val="0"/>
           <w:strike w:val="0"/>
           <w:color w:val="000000"/>
@@ -16078,7 +16511,9 @@
         <w:rPr>
           <w:rFonts w:ascii="Arial" w:cs="Arial" w:eastAsia="Arial" w:hAnsi="Arial"/>
           <w:b w:val="0"/>
+          <w:bCs w:val="0"/>
           <w:i w:val="0"/>
+          <w:iCs w:val="0"/>
           <w:smallCaps w:val="0"/>
           <w:strike w:val="0"/>
           <w:color w:val="000000"/>
@@ -16112,7 +16547,9 @@
         <w:rPr>
           <w:rFonts w:ascii="Arial" w:cs="Arial" w:eastAsia="Arial" w:hAnsi="Arial"/>
           <w:b w:val="0"/>
+          <w:bCs w:val="0"/>
           <w:i w:val="0"/>
+          <w:iCs w:val="0"/>
           <w:smallCaps w:val="0"/>
           <w:strike w:val="0"/>
           <w:color w:val="000000"/>
@@ -16149,7 +16586,9 @@
         <w:rPr>
           <w:rFonts w:ascii="Arial" w:cs="Arial" w:eastAsia="Arial" w:hAnsi="Arial"/>
           <w:b w:val="0"/>
+          <w:bCs w:val="0"/>
           <w:i w:val="0"/>
+          <w:iCs w:val="0"/>
           <w:smallCaps w:val="0"/>
           <w:strike w:val="0"/>
           <w:color w:val="000000"/>
@@ -16164,7 +16603,9 @@
         <w:rPr>
           <w:rFonts w:ascii="Arial" w:cs="Arial" w:eastAsia="Arial" w:hAnsi="Arial"/>
           <w:b w:val="0"/>
+          <w:bCs w:val="0"/>
           <w:i w:val="0"/>
+          <w:iCs w:val="0"/>
           <w:smallCaps w:val="0"/>
           <w:strike w:val="0"/>
           <w:color w:val="000000"/>
@@ -16198,7 +16639,9 @@
         <w:rPr>
           <w:rFonts w:ascii="Arial" w:cs="Arial" w:eastAsia="Arial" w:hAnsi="Arial"/>
           <w:b w:val="0"/>
+          <w:bCs w:val="0"/>
           <w:i w:val="0"/>
+          <w:iCs w:val="0"/>
           <w:smallCaps w:val="0"/>
           <w:strike w:val="0"/>
           <w:color w:val="000000"/>
@@ -16235,7 +16678,9 @@
         <w:rPr>
           <w:rFonts w:ascii="Arial" w:cs="Arial" w:eastAsia="Arial" w:hAnsi="Arial"/>
           <w:b w:val="0"/>
+          <w:bCs w:val="0"/>
           <w:i w:val="0"/>
+          <w:iCs w:val="0"/>
           <w:smallCaps w:val="0"/>
           <w:strike w:val="0"/>
           <w:color w:val="000000"/>
@@ -16250,7 +16695,9 @@
         <w:rPr>
           <w:rFonts w:ascii="Arial" w:cs="Arial" w:eastAsia="Arial" w:hAnsi="Arial"/>
           <w:b w:val="0"/>
+          <w:bCs w:val="0"/>
           <w:i w:val="0"/>
+          <w:iCs w:val="0"/>
           <w:smallCaps w:val="0"/>
           <w:strike w:val="0"/>
           <w:color w:val="000000"/>
@@ -16284,7 +16731,9 @@
         <w:rPr>
           <w:rFonts w:ascii="Arial" w:cs="Arial" w:eastAsia="Arial" w:hAnsi="Arial"/>
           <w:b w:val="0"/>
+          <w:bCs w:val="0"/>
           <w:i w:val="0"/>
+          <w:iCs w:val="0"/>
           <w:smallCaps w:val="0"/>
           <w:strike w:val="0"/>
           <w:color w:val="000000"/>
@@ -16321,7 +16770,9 @@
         <w:rPr>
           <w:rFonts w:ascii="Arial" w:cs="Arial" w:eastAsia="Arial" w:hAnsi="Arial"/>
           <w:b w:val="0"/>
+          <w:bCs w:val="0"/>
           <w:i w:val="0"/>
+          <w:iCs w:val="0"/>
           <w:smallCaps w:val="0"/>
           <w:strike w:val="0"/>
           <w:color w:val="000000"/>
@@ -16336,7 +16787,9 @@
         <w:rPr>
           <w:rFonts w:ascii="Arial" w:cs="Arial" w:eastAsia="Arial" w:hAnsi="Arial"/>
           <w:b w:val="0"/>
+          <w:bCs w:val="0"/>
           <w:i w:val="0"/>
+          <w:iCs w:val="0"/>
           <w:smallCaps w:val="0"/>
           <w:strike w:val="0"/>
           <w:color w:val="000000"/>
@@ -16370,7 +16823,9 @@
         <w:rPr>
           <w:rFonts w:ascii="Arial" w:cs="Arial" w:eastAsia="Arial" w:hAnsi="Arial"/>
           <w:b w:val="0"/>
+          <w:bCs w:val="0"/>
           <w:i w:val="0"/>
+          <w:iCs w:val="0"/>
           <w:smallCaps w:val="0"/>
           <w:strike w:val="0"/>
           <w:color w:val="000000"/>
@@ -16407,7 +16862,9 @@
         <w:rPr>
           <w:rFonts w:ascii="Arial" w:cs="Arial" w:eastAsia="Arial" w:hAnsi="Arial"/>
           <w:b w:val="0"/>
+          <w:bCs w:val="0"/>
           <w:i w:val="0"/>
+          <w:iCs w:val="0"/>
           <w:smallCaps w:val="0"/>
           <w:strike w:val="0"/>
           <w:color w:val="000000"/>
@@ -16422,7 +16879,9 @@
         <w:rPr>
           <w:rFonts w:ascii="Arial" w:cs="Arial" w:eastAsia="Arial" w:hAnsi="Arial"/>
           <w:b w:val="0"/>
+          <w:bCs w:val="0"/>
           <w:i w:val="0"/>
+          <w:iCs w:val="0"/>
           <w:smallCaps w:val="0"/>
           <w:strike w:val="0"/>
           <w:color w:val="000000"/>
@@ -16456,7 +16915,9 @@
         <w:rPr>
           <w:rFonts w:ascii="Arial" w:cs="Arial" w:eastAsia="Arial" w:hAnsi="Arial"/>
           <w:b w:val="0"/>
+          <w:bCs w:val="0"/>
           <w:i w:val="0"/>
+          <w:iCs w:val="0"/>
           <w:smallCaps w:val="0"/>
           <w:strike w:val="0"/>
           <w:color w:val="000000"/>
@@ -16493,7 +16954,9 @@
         <w:rPr>
           <w:rFonts w:ascii="Arial" w:cs="Arial" w:eastAsia="Arial" w:hAnsi="Arial"/>
           <w:b w:val="0"/>
+          <w:bCs w:val="0"/>
           <w:i w:val="0"/>
+          <w:iCs w:val="0"/>
           <w:smallCaps w:val="0"/>
           <w:strike w:val="0"/>
           <w:color w:val="000000"/>
@@ -16508,7 +16971,9 @@
         <w:rPr>
           <w:rFonts w:ascii="Arial" w:cs="Arial" w:eastAsia="Arial" w:hAnsi="Arial"/>
           <w:b w:val="0"/>
+          <w:bCs w:val="0"/>
           <w:i w:val="0"/>
+          <w:iCs w:val="0"/>
           <w:smallCaps w:val="0"/>
           <w:strike w:val="0"/>
           <w:color w:val="000000"/>
@@ -16542,7 +17007,9 @@
         <w:rPr>
           <w:rFonts w:ascii="Arial" w:cs="Arial" w:eastAsia="Arial" w:hAnsi="Arial"/>
           <w:b w:val="0"/>
+          <w:bCs w:val="0"/>
           <w:i w:val="0"/>
+          <w:iCs w:val="0"/>
           <w:smallCaps w:val="0"/>
           <w:strike w:val="0"/>
           <w:color w:val="000000"/>
@@ -16579,7 +17046,9 @@
         <w:rPr>
           <w:rFonts w:ascii="Arial" w:cs="Arial" w:eastAsia="Arial" w:hAnsi="Arial"/>
           <w:b w:val="0"/>
+          <w:bCs w:val="0"/>
           <w:i w:val="0"/>
+          <w:iCs w:val="0"/>
           <w:smallCaps w:val="0"/>
           <w:strike w:val="0"/>
           <w:color w:val="000000"/>
@@ -16594,7 +17063,9 @@
         <w:rPr>
           <w:rFonts w:ascii="Arial" w:cs="Arial" w:eastAsia="Arial" w:hAnsi="Arial"/>
           <w:b w:val="0"/>
+          <w:bCs w:val="0"/>
           <w:i w:val="0"/>
+          <w:iCs w:val="0"/>
           <w:smallCaps w:val="0"/>
           <w:strike w:val="0"/>
           <w:color w:val="000000"/>
@@ -16628,7 +17099,9 @@
         <w:rPr>
           <w:rFonts w:ascii="Arial" w:cs="Arial" w:eastAsia="Arial" w:hAnsi="Arial"/>
           <w:b w:val="0"/>
+          <w:bCs w:val="0"/>
           <w:i w:val="0"/>
+          <w:iCs w:val="0"/>
           <w:smallCaps w:val="0"/>
           <w:strike w:val="0"/>
           <w:color w:val="000000"/>
@@ -16665,7 +17138,9 @@
         <w:rPr>
           <w:rFonts w:ascii="Arial" w:cs="Arial" w:eastAsia="Arial" w:hAnsi="Arial"/>
           <w:b w:val="0"/>
+          <w:bCs w:val="0"/>
           <w:i w:val="0"/>
+          <w:iCs w:val="0"/>
           <w:smallCaps w:val="0"/>
           <w:strike w:val="0"/>
           <w:color w:val="000000"/>
@@ -16680,7 +17155,9 @@
         <w:rPr>
           <w:rFonts w:ascii="Arial" w:cs="Arial" w:eastAsia="Arial" w:hAnsi="Arial"/>
           <w:b w:val="0"/>
+          <w:bCs w:val="0"/>
           <w:i w:val="0"/>
+          <w:iCs w:val="0"/>
           <w:smallCaps w:val="0"/>
           <w:strike w:val="0"/>
           <w:color w:val="000000"/>
@@ -16714,7 +17191,9 @@
         <w:rPr>
           <w:rFonts w:ascii="Arial" w:cs="Arial" w:eastAsia="Arial" w:hAnsi="Arial"/>
           <w:b w:val="0"/>
+          <w:bCs w:val="0"/>
           <w:i w:val="0"/>
+          <w:iCs w:val="0"/>
           <w:smallCaps w:val="0"/>
           <w:strike w:val="0"/>
           <w:color w:val="000000"/>
@@ -16751,7 +17230,9 @@
         <w:rPr>
           <w:rFonts w:ascii="Arial" w:cs="Arial" w:eastAsia="Arial" w:hAnsi="Arial"/>
           <w:b w:val="0"/>
+          <w:bCs w:val="0"/>
           <w:i w:val="0"/>
+          <w:iCs w:val="0"/>
           <w:smallCaps w:val="0"/>
           <w:strike w:val="0"/>
           <w:color w:val="000000"/>
@@ -16766,7 +17247,9 @@
         <w:rPr>
           <w:rFonts w:ascii="Arial" w:cs="Arial" w:eastAsia="Arial" w:hAnsi="Arial"/>
           <w:b w:val="0"/>
+          <w:bCs w:val="0"/>
           <w:i w:val="0"/>
+          <w:iCs w:val="0"/>
           <w:smallCaps w:val="0"/>
           <w:strike w:val="0"/>
           <w:color w:val="000000"/>
@@ -16800,7 +17283,9 @@
         <w:rPr>
           <w:rFonts w:ascii="Arial" w:cs="Arial" w:eastAsia="Arial" w:hAnsi="Arial"/>
           <w:b w:val="0"/>
+          <w:bCs w:val="0"/>
           <w:i w:val="0"/>
+          <w:iCs w:val="0"/>
           <w:smallCaps w:val="0"/>
           <w:strike w:val="0"/>
           <w:color w:val="000000"/>
@@ -16837,7 +17322,9 @@
         <w:rPr>
           <w:rFonts w:ascii="Arial" w:cs="Arial" w:eastAsia="Arial" w:hAnsi="Arial"/>
           <w:b w:val="0"/>
+          <w:bCs w:val="0"/>
           <w:i w:val="0"/>
+          <w:iCs w:val="0"/>
           <w:smallCaps w:val="0"/>
           <w:strike w:val="0"/>
           <w:color w:val="000000"/>
@@ -16852,7 +17339,9 @@
         <w:rPr>
           <w:rFonts w:ascii="Arial" w:cs="Arial" w:eastAsia="Arial" w:hAnsi="Arial"/>
           <w:b w:val="0"/>
+          <w:bCs w:val="0"/>
           <w:i w:val="0"/>
+          <w:iCs w:val="0"/>
           <w:smallCaps w:val="0"/>
           <w:strike w:val="0"/>
           <w:color w:val="000000"/>
@@ -17010,12 +17499,12 @@
               <wp:extent cx="103505" cy="824865"/>
               <wp:effectExtent b="0" l="0" r="0" t="0"/>
               <wp:wrapNone/>
-              <wp:docPr id="39" name="image16.png"/>
+              <wp:docPr id="39" name="image19.png"/>
               <a:graphic>
                 <a:graphicData uri="http://schemas.openxmlformats.org/drawingml/2006/picture">
                   <pic:pic>
                     <pic:nvPicPr>
-                      <pic:cNvPr id="0" name="image16.png"/>
+                      <pic:cNvPr id="0" name="image19.png"/>
                       <pic:cNvPicPr preferRelativeResize="0"/>
                     </pic:nvPicPr>
                     <pic:blipFill>
@@ -17117,12 +17606,12 @@
               <wp:extent cx="103505" cy="811530"/>
               <wp:effectExtent b="0" l="0" r="0" t="0"/>
               <wp:wrapNone/>
-              <wp:docPr id="33" name="image10.png"/>
+              <wp:docPr id="33" name="image13.png"/>
               <a:graphic>
                 <a:graphicData uri="http://schemas.openxmlformats.org/drawingml/2006/picture">
                   <pic:pic>
                     <pic:nvPicPr>
-                      <pic:cNvPr id="0" name="image10.png"/>
+                      <pic:cNvPr id="0" name="image13.png"/>
                       <pic:cNvPicPr preferRelativeResize="0"/>
                     </pic:nvPicPr>
                     <pic:blipFill>
@@ -17308,12 +17797,12 @@
               <wp:extent cx="7549515" cy="815340"/>
               <wp:effectExtent b="0" l="0" r="0" t="0"/>
               <wp:wrapNone/>
-              <wp:docPr id="36" name="image13.png"/>
+              <wp:docPr id="36" name="image16.png"/>
               <a:graphic>
                 <a:graphicData uri="http://schemas.openxmlformats.org/drawingml/2006/picture">
                   <pic:pic>
                     <pic:nvPicPr>
-                      <pic:cNvPr id="0" name="image13.png"/>
+                      <pic:cNvPr id="0" name="image16.png"/>
                       <pic:cNvPicPr preferRelativeResize="0"/>
                     </pic:nvPicPr>
                     <pic:blipFill>
@@ -17415,12 +17904,12 @@
               <wp:extent cx="103505" cy="824865"/>
               <wp:effectExtent b="0" l="0" r="0" t="0"/>
               <wp:wrapNone/>
-              <wp:docPr id="37" name="image14.png"/>
+              <wp:docPr id="37" name="image17.png"/>
               <a:graphic>
                 <a:graphicData uri="http://schemas.openxmlformats.org/drawingml/2006/picture">
                   <pic:pic>
                     <pic:nvPicPr>
-                      <pic:cNvPr id="0" name="image14.png"/>
+                      <pic:cNvPr id="0" name="image17.png"/>
                       <pic:cNvPicPr preferRelativeResize="0"/>
                     </pic:nvPicPr>
                     <pic:blipFill>
@@ -17522,12 +18011,12 @@
               <wp:extent cx="103505" cy="811530"/>
               <wp:effectExtent b="0" l="0" r="0" t="0"/>
               <wp:wrapNone/>
-              <wp:docPr id="34" name="image11.png"/>
+              <wp:docPr id="34" name="image14.png"/>
               <a:graphic>
                 <a:graphicData uri="http://schemas.openxmlformats.org/drawingml/2006/picture">
                   <pic:pic>
                     <pic:nvPicPr>
-                      <pic:cNvPr id="0" name="image11.png"/>
+                      <pic:cNvPr id="0" name="image14.png"/>
                       <pic:cNvPicPr preferRelativeResize="0"/>
                     </pic:nvPicPr>
                     <pic:blipFill>
@@ -17767,12 +18256,12 @@
               <wp:extent cx="7549515" cy="815340"/>
               <wp:effectExtent b="0" l="0" r="0" t="0"/>
               <wp:wrapNone/>
-              <wp:docPr id="32" name="image9.png"/>
+              <wp:docPr id="32" name="image12.png"/>
               <a:graphic>
                 <a:graphicData uri="http://schemas.openxmlformats.org/drawingml/2006/picture">
                   <pic:pic>
                     <pic:nvPicPr>
-                      <pic:cNvPr id="0" name="image9.png"/>
+                      <pic:cNvPr id="0" name="image12.png"/>
                       <pic:cNvPicPr preferRelativeResize="0"/>
                     </pic:nvPicPr>
                     <pic:blipFill>
@@ -17814,12 +18303,12 @@
           <wp:extent cx="669290" cy="669290"/>
           <wp:effectExtent b="0" l="0" r="0" t="0"/>
           <wp:wrapSquare wrapText="bothSides" distB="0" distT="0" distL="114300" distR="114300"/>
-          <wp:docPr descr="psi-negro.png" id="48" name="image4.png"/>
+          <wp:docPr descr="psi-negro.png" id="48" name="image2.png"/>
           <a:graphic>
             <a:graphicData uri="http://schemas.openxmlformats.org/drawingml/2006/picture">
               <pic:pic>
                 <pic:nvPicPr>
-                  <pic:cNvPr descr="psi-negro.png" id="0" name="image4.png"/>
+                  <pic:cNvPr descr="psi-negro.png" id="0" name="image2.png"/>
                   <pic:cNvPicPr preferRelativeResize="0"/>
                 </pic:nvPicPr>
                 <pic:blipFill>
@@ -17967,12 +18456,12 @@
               <wp:extent cx="103505" cy="811530"/>
               <wp:effectExtent b="0" l="0" r="0" t="0"/>
               <wp:wrapNone/>
-              <wp:docPr id="35" name="image12.png"/>
+              <wp:docPr id="35" name="image15.png"/>
               <a:graphic>
                 <a:graphicData uri="http://schemas.openxmlformats.org/drawingml/2006/picture">
                   <pic:pic>
                     <pic:nvPicPr>
-                      <pic:cNvPr id="0" name="image12.png"/>
+                      <pic:cNvPr id="0" name="image15.png"/>
                       <pic:cNvPicPr preferRelativeResize="0"/>
                     </pic:nvPicPr>
                     <pic:blipFill>
@@ -18077,12 +18566,12 @@
               <wp:extent cx="103505" cy="812165"/>
               <wp:effectExtent b="0" l="0" r="0" t="0"/>
               <wp:wrapNone/>
-              <wp:docPr id="31" name="image8.png"/>
+              <wp:docPr id="31" name="image11.png"/>
               <a:graphic>
                 <a:graphicData uri="http://schemas.openxmlformats.org/drawingml/2006/picture">
                   <pic:pic>
                     <pic:nvPicPr>
-                      <pic:cNvPr id="0" name="image8.png"/>
+                      <pic:cNvPr id="0" name="image11.png"/>
                       <pic:cNvPicPr preferRelativeResize="0"/>
                     </pic:nvPicPr>
                     <pic:blipFill>
@@ -18313,6 +18802,7 @@
     <w:rPr>
       <w:rFonts w:ascii="Cambria" w:cs="Cambria" w:eastAsia="Cambria" w:hAnsi="Cambria"/>
       <w:b w:val="1"/>
+      <w:bCs w:val="1"/>
       <w:color w:val="366091"/>
       <w:sz w:val="28"/>
       <w:szCs w:val="28"/>
@@ -18329,6 +18819,7 @@
     <w:rPr>
       <w:rFonts w:ascii="Cambria" w:cs="Cambria" w:eastAsia="Cambria" w:hAnsi="Cambria"/>
       <w:b w:val="1"/>
+      <w:bCs w:val="1"/>
       <w:color w:val="4f81bd"/>
       <w:sz w:val="26"/>
       <w:szCs w:val="26"/>
@@ -18345,6 +18836,7 @@
     <w:rPr>
       <w:rFonts w:ascii="Cambria" w:cs="Cambria" w:eastAsia="Cambria" w:hAnsi="Cambria"/>
       <w:b w:val="1"/>
+      <w:bCs w:val="1"/>
       <w:color w:val="4f81bd"/>
     </w:rPr>
   </w:style>
@@ -18359,7 +18851,9 @@
     <w:rPr>
       <w:rFonts w:ascii="Cambria" w:cs="Cambria" w:eastAsia="Cambria" w:hAnsi="Cambria"/>
       <w:b w:val="1"/>
+      <w:bCs w:val="1"/>
       <w:i w:val="1"/>
+      <w:iCs w:val="1"/>
       <w:color w:val="4f81bd"/>
     </w:rPr>
   </w:style>
@@ -18388,6 +18882,7 @@
     <w:rPr>
       <w:rFonts w:ascii="Times New Roman" w:cs="Times New Roman" w:eastAsia="Times New Roman" w:hAnsi="Times New Roman"/>
       <w:i w:val="1"/>
+      <w:iCs w:val="1"/>
     </w:rPr>
   </w:style>
   <w:style w:type="paragraph" w:styleId="Title">
@@ -19196,6 +19691,7 @@
     <w:rPr>
       <w:rFonts w:ascii="Georgia" w:cs="Georgia" w:eastAsia="Georgia" w:hAnsi="Georgia"/>
       <w:i w:val="1"/>
+      <w:iCs w:val="1"/>
       <w:color w:val="666666"/>
       <w:sz w:val="48"/>
       <w:szCs w:val="48"/>

--- a/Etapa Construcción - Iteración 1/Diseño/Modelo de Diseño-Kairos-NexTech.docx
+++ b/Etapa Construcción - Iteración 1/Diseño/Modelo de Diseño-Kairos-NexTech.docx
@@ -264,12 +264,12 @@
                 <wp:extent cx="7952740" cy="823595"/>
                 <wp:effectExtent b="0" l="0" r="0" t="0"/>
                 <wp:wrapNone/>
-                <wp:docPr id="41" name="image21.png"/>
+                <wp:docPr id="41" name="image22.png"/>
                 <a:graphic>
                   <a:graphicData uri="http://schemas.openxmlformats.org/drawingml/2006/picture">
                     <pic:pic>
                       <pic:nvPicPr>
-                        <pic:cNvPr id="0" name="image21.png"/>
+                        <pic:cNvPr id="0" name="image22.png"/>
                         <pic:cNvPicPr preferRelativeResize="0"/>
                       </pic:nvPicPr>
                       <pic:blipFill>
@@ -386,12 +386,12 @@
                 <wp:extent cx="116205" cy="11240770"/>
                 <wp:effectExtent b="0" l="0" r="0" t="0"/>
                 <wp:wrapNone/>
-                <wp:docPr id="40" name="image20.png"/>
+                <wp:docPr id="40" name="image21.png"/>
                 <a:graphic>
                   <a:graphicData uri="http://schemas.openxmlformats.org/drawingml/2006/picture">
                     <pic:pic>
                       <pic:nvPicPr>
-                        <pic:cNvPr id="0" name="image20.png"/>
+                        <pic:cNvPr id="0" name="image21.png"/>
                         <pic:cNvPicPr preferRelativeResize="0"/>
                       </pic:nvPicPr>
                       <pic:blipFill>
@@ -508,12 +508,12 @@
                 <wp:extent cx="116205" cy="11240770"/>
                 <wp:effectExtent b="0" l="0" r="0" t="0"/>
                 <wp:wrapNone/>
-                <wp:docPr id="43" name="image23.png"/>
+                <wp:docPr id="43" name="image24.png"/>
                 <a:graphic>
                   <a:graphicData uri="http://schemas.openxmlformats.org/drawingml/2006/picture">
                     <pic:pic>
                       <pic:nvPicPr>
-                        <pic:cNvPr id="0" name="image23.png"/>
+                        <pic:cNvPr id="0" name="image24.png"/>
                         <pic:cNvPicPr preferRelativeResize="0"/>
                       </pic:nvPicPr>
                       <pic:blipFill>
@@ -630,12 +630,12 @@
                 <wp:extent cx="7952740" cy="823595"/>
                 <wp:effectExtent b="0" l="0" r="0" t="0"/>
                 <wp:wrapNone/>
-                <wp:docPr id="42" name="image22.png"/>
+                <wp:docPr id="42" name="image23.png"/>
                 <a:graphic>
                   <a:graphicData uri="http://schemas.openxmlformats.org/drawingml/2006/picture">
                     <pic:pic>
                       <pic:nvPicPr>
-                        <pic:cNvPr id="0" name="image22.png"/>
+                        <pic:cNvPr id="0" name="image23.png"/>
                         <pic:cNvPicPr preferRelativeResize="0"/>
                       </pic:nvPicPr>
                       <pic:blipFill>
@@ -1025,12 +1025,12 @@
             <wp:extent cx="1304925" cy="2019300"/>
             <wp:effectExtent b="0" l="0" r="0" t="0"/>
             <wp:wrapSquare wrapText="bothSides" distB="0" distT="0" distL="114300" distR="114300"/>
-            <wp:docPr descr="UNPA.JPG" id="52" name="image3.jpg"/>
+            <wp:docPr descr="UNPA.JPG" id="52" name="image1.jpg"/>
             <a:graphic>
               <a:graphicData uri="http://schemas.openxmlformats.org/drawingml/2006/picture">
                 <pic:pic>
                   <pic:nvPicPr>
-                    <pic:cNvPr descr="UNPA.JPG" id="0" name="image3.jpg"/>
+                    <pic:cNvPr descr="UNPA.JPG" id="0" name="image1.jpg"/>
                     <pic:cNvPicPr preferRelativeResize="0"/>
                   </pic:nvPicPr>
                   <pic:blipFill>
@@ -1233,12 +1233,12 @@
                 <wp:extent cx="2073275" cy="7343409"/>
                 <wp:effectExtent b="0" l="0" r="0" t="0"/>
                 <wp:wrapSquare wrapText="bothSides" distB="0" distT="0" distL="114300" distR="114300"/>
-                <wp:docPr id="38" name="image18.png"/>
+                <wp:docPr id="38" name="image19.png"/>
                 <a:graphic>
                   <a:graphicData uri="http://schemas.openxmlformats.org/drawingml/2006/picture">
                     <pic:pic>
                       <pic:nvPicPr>
-                        <pic:cNvPr id="0" name="image18.png"/>
+                        <pic:cNvPr id="0" name="image19.png"/>
                         <pic:cNvPicPr preferRelativeResize="0"/>
                       </pic:nvPicPr>
                       <pic:blipFill>
@@ -1342,12 +1342,12 @@
             <wp:extent cx="1200150" cy="1200150"/>
             <wp:effectExtent b="0" l="0" r="0" t="0"/>
             <wp:wrapSquare wrapText="bothSides" distB="0" distT="0" distL="114300" distR="114300"/>
-            <wp:docPr descr="psi-negro.png" id="53" name="image1.png"/>
+            <wp:docPr descr="psi-negro.png" id="53" name="image4.png"/>
             <a:graphic>
               <a:graphicData uri="http://schemas.openxmlformats.org/drawingml/2006/picture">
                 <pic:pic>
                   <pic:nvPicPr>
-                    <pic:cNvPr descr="psi-negro.png" id="0" name="image1.png"/>
+                    <pic:cNvPr descr="psi-negro.png" id="0" name="image4.png"/>
                     <pic:cNvPicPr preferRelativeResize="0"/>
                   </pic:nvPicPr>
                   <pic:blipFill>
@@ -1480,7 +1480,7 @@
     </w:p>
     <w:sdt>
       <w:sdtPr>
-        <w:id w:val="-1993674972"/>
+        <w:id w:val="641819840"/>
         <w:docPartObj>
           <w:docPartGallery w:val="Table of Contents"/>
           <w:docPartUnique w:val="1"/>
@@ -2865,7 +2865,7 @@
           <w:szCs w:val="22.079999923706055"/>
           <w:rtl w:val="0"/>
         </w:rPr>
-        <w:t xml:space="preserve">El modelo de diseño abarca la totalidad de los casos de uso que serán implementados en el sistema Kairos. Además, especifica los componentes estructurales del sistema, la forma en que estos interactúan entre sí y cómo se modularizan. Asimismo, incluye la gestión de usuarios, los escenarios de prueba, la estructura de la base de datos y las integraciones con sistemas externos, ofreciendo una visión clara de la interacción entre el back-end y el front-end.</w:t>
+        <w:t xml:space="preserve">El modelo de diseño abarca la totalidad de los casos de uso que serán implementados en el sistema Kairos. Además, especifica los componentes estructurales del sistema, la forma en que estos interactúan entre sí y cómo se modularizan. Asimismo, incluye la gestión de usuarios, la arquitectura del sistema, la estructura de la base de datos y la interacción entre los componentes del sistema.</w:t>
       </w:r>
       <w:r>
         <w:rPr>
@@ -3165,7 +3165,7 @@
         <w:rPr>
           <w:rtl w:val="0"/>
         </w:rPr>
-        <w:t xml:space="preserve">Por último, se incluirá al final del documento los diagramas de clases, diagramas de secuencia, diagramas de paquetes y diagrama de colaboración.</w:t>
+        <w:t xml:space="preserve">Por último, se incluirá al final del documento el diagrama de clases, los diagramas de secuencia y el diagrama de componentes.</w:t>
       </w:r>
     </w:p>
     <w:p>
@@ -3237,6 +3237,35 @@
     </w:p>
     <w:p>
       <w:pPr>
+        <w:tabs>
+          <w:tab w:val="left" w:leader="none" w:pos="0"/>
+        </w:tabs>
+        <w:rPr>
+          <w:vertAlign w:val="baseline"/>
+        </w:rPr>
+      </w:pPr>
+      <w:r>
+        <w:rPr>
+          <w:b w:val="1"/>
+          <w:bCs w:val="1"/>
+          <w:rtl w:val="0"/>
+        </w:rPr>
+        <w:t xml:space="preserve">Nota:</w:t>
+      </w:r>
+      <w:r>
+        <w:rPr>
+          <w:rtl w:val="0"/>
+        </w:rPr>
+        <w:t xml:space="preserve"> En este documento solo se detallan los casos de uso implementados en la primera etapa del desarrollo, por lo que la numeración se mantiene según el modelo general de casos de uso y puede no ser consecutiva.</w:t>
+      </w:r>
+      <w:r>
+        <w:rPr>
+          <w:rtl w:val="0"/>
+        </w:rPr>
+      </w:r>
+    </w:p>
+    <w:p>
+      <w:pPr>
         <w:pStyle w:val="Heading2"/>
         <w:rPr/>
       </w:pPr>
@@ -3283,7 +3312,7 @@
     <w:sdt>
       <w:sdtPr>
         <w:lock w:val="contentLocked"/>
-        <w:id w:val="-2048859510"/>
+        <w:id w:val="-480267562"/>
         <w:tag w:val="goog_rdk_1"/>
       </w:sdtPr>
       <w:sdtContent>
@@ -3664,7 +3693,7 @@
                 </w:pPr>
                 <w:sdt>
                   <w:sdtPr>
-                    <w:id w:val="-471049212"/>
+                    <w:id w:val="-863104755"/>
                     <w:tag w:val="goog_rdk_0"/>
                   </w:sdtPr>
                   <w:sdtContent>
@@ -5109,7 +5138,7 @@
     <w:sdt>
       <w:sdtPr>
         <w:lock w:val="contentLocked"/>
-        <w:id w:val="-711500195"/>
+        <w:id w:val="-2124482311"/>
         <w:tag w:val="goog_rdk_2"/>
       </w:sdtPr>
       <w:sdtContent>
@@ -7325,7 +7354,7 @@
     <w:sdt>
       <w:sdtPr>
         <w:lock w:val="contentLocked"/>
-        <w:id w:val="-1156666113"/>
+        <w:id w:val="1866270679"/>
         <w:tag w:val="goog_rdk_3"/>
       </w:sdtPr>
       <w:sdtContent>
@@ -9328,12 +9357,12 @@
             <wp:extent cx="6482080" cy="4652211"/>
             <wp:effectExtent b="0" l="0" r="0" t="0"/>
             <wp:wrapSquare wrapText="bothSides" distB="114300" distT="114300" distL="114300" distR="114300"/>
-            <wp:docPr id="44" name="image4.png"/>
+            <wp:docPr id="44" name="image9.png"/>
             <a:graphic>
               <a:graphicData uri="http://schemas.openxmlformats.org/drawingml/2006/picture">
                 <pic:pic>
                   <pic:nvPicPr>
-                    <pic:cNvPr id="0" name="image4.png"/>
+                    <pic:cNvPr id="0" name="image9.png"/>
                     <pic:cNvPicPr preferRelativeResize="0"/>
                   </pic:nvPicPr>
                   <pic:blipFill>
@@ -9479,7 +9508,7 @@
     <w:sdt>
       <w:sdtPr>
         <w:lock w:val="contentLocked"/>
-        <w:id w:val="-1525937154"/>
+        <w:id w:val="1372279903"/>
         <w:tag w:val="goog_rdk_4"/>
       </w:sdtPr>
       <w:sdtContent>
@@ -9974,7 +10003,7 @@
                     <w:rFonts w:ascii="Arial" w:cs="Arial" w:eastAsia="Arial" w:hAnsi="Arial"/>
                     <w:rtl w:val="0"/>
                   </w:rPr>
-                  <w:t xml:space="preserve">El actor selecciona la opción “Registrar Tiempo” desde la </w:t>
+                  <w:t xml:space="preserve">El actor selecciona la opción “Registrar tiempo con cronómetro” desde la </w:t>
                 </w:r>
                 <w:r>
                   <w:rPr>
@@ -10174,7 +10203,7 @@
                     <w:rFonts w:ascii="Arial" w:cs="Arial" w:eastAsia="Arial" w:hAnsi="Arial"/>
                     <w:rtl w:val="0"/>
                   </w:rPr>
-                  <w:t xml:space="preserve"> al </w:t>
+                  <w:t xml:space="preserve"> a la </w:t>
                 </w:r>
                 <w:r>
                   <w:rPr>
@@ -10206,7 +10235,22 @@
                     <w:rFonts w:ascii="Arial" w:cs="Arial" w:eastAsia="Arial" w:hAnsi="Arial"/>
                     <w:rtl w:val="0"/>
                   </w:rPr>
-                  <w:t xml:space="preserve">El InterfazUsuario solicita a la </w:t>
+                  <w:t xml:space="preserve">La </w:t>
+                </w:r>
+                <w:r>
+                  <w:rPr>
+                    <w:rFonts w:ascii="Arial" w:cs="Arial" w:eastAsia="Arial" w:hAnsi="Arial"/>
+                    <w:u w:val="single"/>
+                    <w:rtl w:val="0"/>
+                  </w:rPr>
+                  <w:t xml:space="preserve">InterfazUsuario</w:t>
+                </w:r>
+                <w:r>
+                  <w:rPr>
+                    <w:rFonts w:ascii="Arial" w:cs="Arial" w:eastAsia="Arial" w:hAnsi="Arial"/>
+                    <w:rtl w:val="0"/>
+                  </w:rPr>
+                  <w:t xml:space="preserve"> solicita a la </w:t>
                 </w:r>
                 <w:r>
                   <w:rPr>
@@ -10420,7 +10464,7 @@
                     <w:rFonts w:ascii="Arial" w:cs="Arial" w:eastAsia="Arial" w:hAnsi="Arial"/>
                     <w:rtl w:val="0"/>
                   </w:rPr>
-                  <w:t xml:space="preserve"> envía la solicita verificar el estado de la tarea.</w:t>
+                  <w:t xml:space="preserve"> envía la solicitud para verificar el estado de la tarea.</w:t>
                 </w:r>
               </w:p>
             </w:tc>
@@ -10804,7 +10848,7 @@
                     <w:rFonts w:ascii="Arial" w:cs="Arial" w:eastAsia="Arial" w:hAnsi="Arial"/>
                     <w:rtl w:val="0"/>
                   </w:rPr>
-                  <w:t xml:space="preserve">. La InterfazUsuario envía </w:t>
+                  <w:t xml:space="preserve">. La </w:t>
                 </w:r>
                 <w:r>
                   <w:rPr>
@@ -10812,6 +10856,21 @@
                     <w:u w:val="single"/>
                     <w:rtl w:val="0"/>
                   </w:rPr>
+                  <w:t xml:space="preserve">InterfazUsuario</w:t>
+                </w:r>
+                <w:r>
+                  <w:rPr>
+                    <w:rFonts w:ascii="Arial" w:cs="Arial" w:eastAsia="Arial" w:hAnsi="Arial"/>
+                    <w:rtl w:val="0"/>
+                  </w:rPr>
+                  <w:t xml:space="preserve"> envía </w:t>
+                </w:r>
+                <w:r>
+                  <w:rPr>
+                    <w:rFonts w:ascii="Arial" w:cs="Arial" w:eastAsia="Arial" w:hAnsi="Arial"/>
+                    <w:u w:val="single"/>
+                    <w:rtl w:val="0"/>
+                  </w:rPr>
                   <w:t xml:space="preserve">el </w:t>
                 </w:r>
                 <w:r>
@@ -10834,7 +10893,7 @@
                     <w:rFonts w:ascii="Arial" w:cs="Arial" w:eastAsia="Arial" w:hAnsi="Arial"/>
                     <w:rtl w:val="0"/>
                   </w:rPr>
-                  <w:t xml:space="preserve">, quien lo envía a la </w:t>
+                  <w:t xml:space="preserve">, quien lo envía al </w:t>
                 </w:r>
                 <w:r>
                   <w:rPr>
@@ -11122,7 +11181,7 @@
                     <w:rFonts w:ascii="Arial" w:cs="Arial" w:eastAsia="Arial" w:hAnsi="Arial"/>
                     <w:rtl w:val="0"/>
                   </w:rPr>
-                  <w:t xml:space="preserve"> Se envía un mensaje de error al </w:t>
+                  <w:t xml:space="preserve">Se envía un mensaje de error al </w:t>
                 </w:r>
                 <w:r>
                   <w:rPr>
@@ -11275,7 +11334,7 @@
       <w:bookmarkEnd w:id="16"/>
       <w:sdt>
         <w:sdtPr>
-          <w:id w:val="-1251083448"/>
+          <w:id w:val="253155841"/>
           <w:tag w:val="goog_rdk_5"/>
         </w:sdtPr>
         <w:sdtContent>
@@ -11500,7 +11559,7 @@
     <w:sdt>
       <w:sdtPr>
         <w:lock w:val="contentLocked"/>
-        <w:id w:val="1265032694"/>
+        <w:id w:val="-888495536"/>
         <w:tag w:val="goog_rdk_6"/>
       </w:sdtPr>
       <w:sdtContent>
@@ -11995,7 +12054,7 @@
                     <w:rFonts w:ascii="Arial" w:cs="Arial" w:eastAsia="Arial" w:hAnsi="Arial"/>
                     <w:rtl w:val="0"/>
                   </w:rPr>
-                  <w:t xml:space="preserve">El actor selecciona la opción “Registrar Tiempo” desde la PantallaInicio. La PantallaInicio envía el evento a la InterfazUsuario. La InterfazUsuario envía el evento al ManejadorTarea.</w:t>
+                  <w:t xml:space="preserve">El actor selecciona la opción “Registrar tiempo manual” desde la PantallaInicio. La PantallaInicio envía el evento a la InterfazUsuario. La InterfazUsuario envía el evento al ManejadorTarea.</w:t>
                 </w:r>
               </w:p>
             </w:tc>
@@ -12436,7 +12495,7 @@
                     <w:rFonts w:ascii="Arial" w:cs="Arial" w:eastAsia="Arial" w:hAnsi="Arial"/>
                     <w:rtl w:val="0"/>
                   </w:rPr>
-                  <w:t xml:space="preserve">El ManejadorTarea envía la solicitud a InterfazBDD. La InterfazBDD envía la solicitud a la BDD y ésta valida la petición, cambiando el estado de la tarea.</w:t>
+                  <w:t xml:space="preserve">El ManejadorTarea envía la solicitud a InterfazBDD. La InterfazBDD envía la solicitud a la BDD y ésta valida la petición, registrando el tiempo trabajado en la tarea..</w:t>
                 </w:r>
               </w:p>
             </w:tc>
@@ -12784,12 +12843,12 @@
           <wp:inline distB="114300" distT="114300" distL="114300" distR="114300">
             <wp:extent cx="5399730" cy="4775200"/>
             <wp:effectExtent b="0" l="0" r="0" t="0"/>
-            <wp:docPr id="45" name="image9.png"/>
+            <wp:docPr id="45" name="image5.png"/>
             <a:graphic>
               <a:graphicData uri="http://schemas.openxmlformats.org/drawingml/2006/picture">
                 <pic:pic>
                   <pic:nvPicPr>
-                    <pic:cNvPr id="0" name="image9.png"/>
+                    <pic:cNvPr id="0" name="image5.png"/>
                     <pic:cNvPicPr preferRelativeResize="0"/>
                   </pic:nvPicPr>
                   <pic:blipFill>
@@ -12927,12 +12986,12 @@
           <wp:inline distB="114300" distT="114300" distL="114300" distR="114300">
             <wp:extent cx="5399730" cy="4191000"/>
             <wp:effectExtent b="0" l="0" r="0" t="0"/>
-            <wp:docPr id="54" name="image24.png"/>
+            <wp:docPr id="54" name="image11.png"/>
             <a:graphic>
               <a:graphicData uri="http://schemas.openxmlformats.org/drawingml/2006/picture">
                 <pic:pic>
                   <pic:nvPicPr>
-                    <pic:cNvPr id="0" name="image24.png"/>
+                    <pic:cNvPr id="0" name="image11.png"/>
                     <pic:cNvPicPr preferRelativeResize="0"/>
                   </pic:nvPicPr>
                   <pic:blipFill>
@@ -17361,8 +17420,8 @@
 
 <file path=word/commentsExtended.xml><?xml version="1.0" encoding="utf-8"?>
 <w15:commentsEx xmlns:mc="http://schemas.openxmlformats.org/markup-compatibility/2006" xmlns:o="urn:schemas-microsoft-com:office:office" xmlns:r="http://schemas.openxmlformats.org/officeDocument/2006/relationships" xmlns:m="http://schemas.openxmlformats.org/officeDocument/2006/math" xmlns:v="urn:schemas-microsoft-com:vml" xmlns:wp="http://schemas.openxmlformats.org/drawingml/2006/wordprocessingDrawing" xmlns:w10="urn:schemas-microsoft-com:office:word" xmlns:w="http://schemas.openxmlformats.org/wordprocessingml/2006/main" xmlns:wne="http://schemas.microsoft.com/office/word/2006/wordml" xmlns:sl="http://schemas.openxmlformats.org/schemaLibrary/2006/main" xmlns:a="http://schemas.openxmlformats.org/drawingml/2006/main" xmlns:pic="http://schemas.openxmlformats.org/drawingml/2006/picture" xmlns:c="http://schemas.openxmlformats.org/drawingml/2006/chart" xmlns:lc="http://schemas.openxmlformats.org/drawingml/2006/lockedCanvas" xmlns:dgm="http://schemas.openxmlformats.org/drawingml/2006/diagram" xmlns:wps="http://schemas.microsoft.com/office/word/2010/wordprocessingShape" xmlns:wpg="http://schemas.microsoft.com/office/word/2010/wordprocessingGroup" xmlns:w14="http://schemas.microsoft.com/office/word/2010/wordml" xmlns:w15="http://schemas.microsoft.com/office/word/2012/wordml" xmlns:w16="http://schemas.microsoft.com/office/word/2018/wordml" xmlns:w16cex="http://schemas.microsoft.com/office/word/2018/wordml/cex" xmlns:w16cid="http://schemas.microsoft.com/office/word/2016/wordml/cid" xmlns="http://schemas.microsoft.com/office/tasks/2019/documenttasks" xmlns:cr="http://schemas.microsoft.com/office/comments/2020/reactions">
-  <w15:commentEx w15:paraId="00000190" w15:done="0"/>
-  <w15:commentEx w15:paraId="000001A7" w15:done="0"/>
+  <w15:commentEx w15:paraId="00000191" w15:done="0"/>
+  <w15:commentEx w15:paraId="000001A8" w15:done="0"/>
 </w15:commentsEx>
 </file>
 
@@ -17499,12 +17558,12 @@
               <wp:extent cx="103505" cy="824865"/>
               <wp:effectExtent b="0" l="0" r="0" t="0"/>
               <wp:wrapNone/>
-              <wp:docPr id="39" name="image19.png"/>
+              <wp:docPr id="39" name="image20.png"/>
               <a:graphic>
                 <a:graphicData uri="http://schemas.openxmlformats.org/drawingml/2006/picture">
                   <pic:pic>
                     <pic:nvPicPr>
-                      <pic:cNvPr id="0" name="image19.png"/>
+                      <pic:cNvPr id="0" name="image20.png"/>
                       <pic:cNvPicPr preferRelativeResize="0"/>
                     </pic:nvPicPr>
                     <pic:blipFill>
@@ -17606,12 +17665,12 @@
               <wp:extent cx="103505" cy="811530"/>
               <wp:effectExtent b="0" l="0" r="0" t="0"/>
               <wp:wrapNone/>
-              <wp:docPr id="33" name="image13.png"/>
+              <wp:docPr id="33" name="image14.png"/>
               <a:graphic>
                 <a:graphicData uri="http://schemas.openxmlformats.org/drawingml/2006/picture">
                   <pic:pic>
                     <pic:nvPicPr>
-                      <pic:cNvPr id="0" name="image13.png"/>
+                      <pic:cNvPr id="0" name="image14.png"/>
                       <pic:cNvPicPr preferRelativeResize="0"/>
                     </pic:nvPicPr>
                     <pic:blipFill>
@@ -17797,12 +17856,12 @@
               <wp:extent cx="7549515" cy="815340"/>
               <wp:effectExtent b="0" l="0" r="0" t="0"/>
               <wp:wrapNone/>
-              <wp:docPr id="36" name="image16.png"/>
+              <wp:docPr id="36" name="image17.png"/>
               <a:graphic>
                 <a:graphicData uri="http://schemas.openxmlformats.org/drawingml/2006/picture">
                   <pic:pic>
                     <pic:nvPicPr>
-                      <pic:cNvPr id="0" name="image16.png"/>
+                      <pic:cNvPr id="0" name="image17.png"/>
                       <pic:cNvPicPr preferRelativeResize="0"/>
                     </pic:nvPicPr>
                     <pic:blipFill>
@@ -17904,12 +17963,12 @@
               <wp:extent cx="103505" cy="824865"/>
               <wp:effectExtent b="0" l="0" r="0" t="0"/>
               <wp:wrapNone/>
-              <wp:docPr id="37" name="image17.png"/>
+              <wp:docPr id="37" name="image18.png"/>
               <a:graphic>
                 <a:graphicData uri="http://schemas.openxmlformats.org/drawingml/2006/picture">
                   <pic:pic>
                     <pic:nvPicPr>
-                      <pic:cNvPr id="0" name="image17.png"/>
+                      <pic:cNvPr id="0" name="image18.png"/>
                       <pic:cNvPicPr preferRelativeResize="0"/>
                     </pic:nvPicPr>
                     <pic:blipFill>
@@ -18011,12 +18070,12 @@
               <wp:extent cx="103505" cy="811530"/>
               <wp:effectExtent b="0" l="0" r="0" t="0"/>
               <wp:wrapNone/>
-              <wp:docPr id="34" name="image14.png"/>
+              <wp:docPr id="34" name="image15.png"/>
               <a:graphic>
                 <a:graphicData uri="http://schemas.openxmlformats.org/drawingml/2006/picture">
                   <pic:pic>
                     <pic:nvPicPr>
-                      <pic:cNvPr id="0" name="image14.png"/>
+                      <pic:cNvPr id="0" name="image15.png"/>
                       <pic:cNvPicPr preferRelativeResize="0"/>
                     </pic:nvPicPr>
                     <pic:blipFill>
@@ -18256,12 +18315,12 @@
               <wp:extent cx="7549515" cy="815340"/>
               <wp:effectExtent b="0" l="0" r="0" t="0"/>
               <wp:wrapNone/>
-              <wp:docPr id="32" name="image12.png"/>
+              <wp:docPr id="32" name="image13.png"/>
               <a:graphic>
                 <a:graphicData uri="http://schemas.openxmlformats.org/drawingml/2006/picture">
                   <pic:pic>
                     <pic:nvPicPr>
-                      <pic:cNvPr id="0" name="image12.png"/>
+                      <pic:cNvPr id="0" name="image13.png"/>
                       <pic:cNvPicPr preferRelativeResize="0"/>
                     </pic:nvPicPr>
                     <pic:blipFill>
@@ -18303,12 +18362,12 @@
           <wp:extent cx="669290" cy="669290"/>
           <wp:effectExtent b="0" l="0" r="0" t="0"/>
           <wp:wrapSquare wrapText="bothSides" distB="0" distT="0" distL="114300" distR="114300"/>
-          <wp:docPr descr="psi-negro.png" id="48" name="image2.png"/>
+          <wp:docPr descr="psi-negro.png" id="48" name="image3.png"/>
           <a:graphic>
             <a:graphicData uri="http://schemas.openxmlformats.org/drawingml/2006/picture">
               <pic:pic>
                 <pic:nvPicPr>
-                  <pic:cNvPr descr="psi-negro.png" id="0" name="image2.png"/>
+                  <pic:cNvPr descr="psi-negro.png" id="0" name="image3.png"/>
                   <pic:cNvPicPr preferRelativeResize="0"/>
                 </pic:nvPicPr>
                 <pic:blipFill>
@@ -18348,12 +18407,12 @@
           <wp:extent cx="425450" cy="666750"/>
           <wp:effectExtent b="0" l="0" r="0" t="0"/>
           <wp:wrapSquare wrapText="bothSides" distB="0" distT="0" distL="114300" distR="114300"/>
-          <wp:docPr descr="UNPA.JPG" id="47" name="image5.jpg"/>
+          <wp:docPr descr="UNPA.JPG" id="47" name="image2.jpg"/>
           <a:graphic>
             <a:graphicData uri="http://schemas.openxmlformats.org/drawingml/2006/picture">
               <pic:pic>
                 <pic:nvPicPr>
-                  <pic:cNvPr descr="UNPA.JPG" id="0" name="image5.jpg"/>
+                  <pic:cNvPr descr="UNPA.JPG" id="0" name="image2.jpg"/>
                   <pic:cNvPicPr preferRelativeResize="0"/>
                 </pic:nvPicPr>
                 <pic:blipFill>
@@ -18456,12 +18515,12 @@
               <wp:extent cx="103505" cy="811530"/>
               <wp:effectExtent b="0" l="0" r="0" t="0"/>
               <wp:wrapNone/>
-              <wp:docPr id="35" name="image15.png"/>
+              <wp:docPr id="35" name="image16.png"/>
               <a:graphic>
                 <a:graphicData uri="http://schemas.openxmlformats.org/drawingml/2006/picture">
                   <pic:pic>
                     <pic:nvPicPr>
-                      <pic:cNvPr id="0" name="image15.png"/>
+                      <pic:cNvPr id="0" name="image16.png"/>
                       <pic:cNvPicPr preferRelativeResize="0"/>
                     </pic:nvPicPr>
                     <pic:blipFill>
@@ -18566,12 +18625,12 @@
               <wp:extent cx="103505" cy="812165"/>
               <wp:effectExtent b="0" l="0" r="0" t="0"/>
               <wp:wrapNone/>
-              <wp:docPr id="31" name="image11.png"/>
+              <wp:docPr id="31" name="image12.png"/>
               <a:graphic>
                 <a:graphicData uri="http://schemas.openxmlformats.org/drawingml/2006/picture">
                   <pic:pic>
                     <pic:nvPicPr>
-                      <pic:cNvPr id="0" name="image11.png"/>
+                      <pic:cNvPr id="0" name="image12.png"/>
                       <pic:cNvPicPr preferRelativeResize="0"/>
                     </pic:nvPicPr>
                     <pic:blipFill>
@@ -20020,7 +20079,7 @@
 
 <file path=customXML/item1.xml><?xml version="1.0" encoding="utf-8"?>
 <go:gDocsCustomXmlDataStorage xmlns:go="http://customooxmlschemas.google.com/" xmlns:r="http://schemas.openxmlformats.org/officeDocument/2006/relationships" uri="GoogleDocsCustomDataVersion2">
-  <go:docsCustomData xmlns:go="http://customooxmlschemas.google.com/" roundtripDataSignature="AMtx7mjN6NigoBMX6Lz4VoAHDRvifunQFA==">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</go:docsCustomData>
+  <go:docsCustomData xmlns:go="http://customooxmlschemas.google.com/" roundtripDataSignature="AMtx7miGhy+fKfGsgjIahcW8y5aMYS07bw==">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</go:docsCustomData>
 </go:gDocsCustomXmlDataStorage>
 </file>
 
